--- a/cautomation/projects/cffp/input/client/Software_Requirements_Specification.docx
+++ b/cautomation/projects/cffp/input/client/Software_Requirements_Specification.docx
@@ -10,7 +10,7 @@
         <w:rPr>
           <w:rFonts w:ascii="Arial" w:hAnsi="Arial"/>
           <w:b/>
-          <w:sz w:val="40"/>
+          <w:sz w:val="36"/>
         </w:rPr>
         <w:t>Software Requirements Specification</w:t>
       </w:r>
@@ -21,312 +21,19 @@
       </w:pPr>
       <w:r>
         <w:rPr>
-          <w:i/>
-          <w:sz w:val="24"/>
+          <w:rFonts w:ascii="Arial" w:hAnsi="Arial"/>
+          <w:b/>
+          <w:sz w:val="22"/>
         </w:rPr>
-        <w:t>Client-facing requirements for the CFFP Pipeline Management and Context Engineering platform</w:t>
-      </w:r>
-    </w:p>
-    <w:p/>
-    <w:tbl>
-      <w:tblPr>
-        <w:tblStyle w:val="TableGrid"/>
-        <w:tblW w:type="auto" w:w="0"/>
-        <w:jc w:val="center"/>
-        <w:tblLook w:firstColumn="1" w:firstRow="1" w:lastColumn="0" w:lastRow="0" w:noHBand="0" w:noVBand="1" w:val="04A0"/>
-      </w:tblPr>
-      <w:tblGrid>
-        <w:gridCol w:w="5040"/>
-        <w:gridCol w:w="5040"/>
-      </w:tblGrid>
-      <w:tr>
-        <w:tc>
-          <w:tcPr>
-            <w:tcW w:type="dxa" w:w="5040"/>
-            <w:shd w:fill="D9EAF7"/>
-            <w:vAlign w:val="center"/>
-          </w:tcPr>
-          <w:p>
-            <w:r/>
-            <w:r>
-              <w:rPr>
-                <w:b/>
-                <w:sz w:val="18"/>
-              </w:rPr>
-              <w:t>Field</w:t>
-            </w:r>
-          </w:p>
-        </w:tc>
-        <w:tc>
-          <w:tcPr>
-            <w:tcW w:type="dxa" w:w="5040"/>
-            <w:shd w:fill="D9EAF7"/>
-            <w:vAlign w:val="center"/>
-          </w:tcPr>
-          <w:p>
-            <w:r/>
-            <w:r>
-              <w:rPr>
-                <w:b/>
-                <w:sz w:val="18"/>
-              </w:rPr>
-              <w:t>Value</w:t>
-            </w:r>
-          </w:p>
-        </w:tc>
-      </w:tr>
-      <w:tr>
-        <w:tc>
-          <w:tcPr>
-            <w:tcW w:type="dxa" w:w="5040"/>
-            <w:vAlign w:val="top"/>
-          </w:tcPr>
-          <w:p>
-            <w:r/>
-            <w:r>
-              <w:rPr>
-                <w:b w:val="0"/>
-                <w:sz w:val="18"/>
-              </w:rPr>
-              <w:t>Project</w:t>
-            </w:r>
-          </w:p>
-        </w:tc>
-        <w:tc>
-          <w:tcPr>
-            <w:tcW w:type="dxa" w:w="5040"/>
-            <w:vAlign w:val="top"/>
-          </w:tcPr>
-          <w:p>
-            <w:r/>
-            <w:r>
-              <w:rPr>
-                <w:b w:val="0"/>
-                <w:sz w:val="18"/>
-              </w:rPr>
-              <w:t>CFFP / EpicTracker - AI-assisted software development platform</w:t>
-            </w:r>
-          </w:p>
-        </w:tc>
-      </w:tr>
-      <w:tr>
-        <w:tc>
-          <w:tcPr>
-            <w:tcW w:type="dxa" w:w="5040"/>
-            <w:vAlign w:val="top"/>
-          </w:tcPr>
-          <w:p>
-            <w:r/>
-            <w:r>
-              <w:rPr>
-                <w:b w:val="0"/>
-                <w:sz w:val="18"/>
-              </w:rPr>
-              <w:t>Document status</w:t>
-            </w:r>
-          </w:p>
-        </w:tc>
-        <w:tc>
-          <w:tcPr>
-            <w:tcW w:type="dxa" w:w="5040"/>
-            <w:vAlign w:val="top"/>
-          </w:tcPr>
-          <w:p>
-            <w:r/>
-            <w:r>
-              <w:rPr>
-                <w:b w:val="0"/>
-                <w:sz w:val="18"/>
-              </w:rPr>
-              <w:t>Draft for approval</w:t>
-            </w:r>
-          </w:p>
-        </w:tc>
-      </w:tr>
-      <w:tr>
-        <w:tc>
-          <w:tcPr>
-            <w:tcW w:type="dxa" w:w="5040"/>
-            <w:vAlign w:val="top"/>
-          </w:tcPr>
-          <w:p>
-            <w:r/>
-            <w:r>
-              <w:rPr>
-                <w:b w:val="0"/>
-                <w:sz w:val="18"/>
-              </w:rPr>
-              <w:t>Version</w:t>
-            </w:r>
-          </w:p>
-        </w:tc>
-        <w:tc>
-          <w:tcPr>
-            <w:tcW w:type="dxa" w:w="5040"/>
-            <w:vAlign w:val="top"/>
-          </w:tcPr>
-          <w:p>
-            <w:r/>
-            <w:r>
-              <w:rPr>
-                <w:b w:val="0"/>
-                <w:sz w:val="18"/>
-              </w:rPr>
-              <w:t>1.0</w:t>
-            </w:r>
-          </w:p>
-        </w:tc>
-      </w:tr>
-      <w:tr>
-        <w:tc>
-          <w:tcPr>
-            <w:tcW w:type="dxa" w:w="5040"/>
-            <w:vAlign w:val="top"/>
-          </w:tcPr>
-          <w:p>
-            <w:r/>
-            <w:r>
-              <w:rPr>
-                <w:b w:val="0"/>
-                <w:sz w:val="18"/>
-              </w:rPr>
-              <w:t>Date</w:t>
-            </w:r>
-          </w:p>
-        </w:tc>
-        <w:tc>
-          <w:tcPr>
-            <w:tcW w:type="dxa" w:w="5040"/>
-            <w:vAlign w:val="top"/>
-          </w:tcPr>
-          <w:p>
-            <w:r/>
-            <w:r>
-              <w:rPr>
-                <w:b w:val="0"/>
-                <w:sz w:val="18"/>
-              </w:rPr>
-              <w:t>2026-07-03</w:t>
-            </w:r>
-          </w:p>
-        </w:tc>
-      </w:tr>
-      <w:tr>
-        <w:tc>
-          <w:tcPr>
-            <w:tcW w:type="dxa" w:w="5040"/>
-            <w:vAlign w:val="top"/>
-          </w:tcPr>
-          <w:p>
-            <w:r/>
-            <w:r>
-              <w:rPr>
-                <w:b w:val="0"/>
-                <w:sz w:val="18"/>
-              </w:rPr>
-              <w:t>Prepared for</w:t>
-            </w:r>
-          </w:p>
-        </w:tc>
-        <w:tc>
-          <w:tcPr>
-            <w:tcW w:type="dxa" w:w="5040"/>
-            <w:vAlign w:val="top"/>
-          </w:tcPr>
-          <w:p>
-            <w:r/>
-            <w:r>
-              <w:rPr>
-                <w:b w:val="0"/>
-                <w:sz w:val="18"/>
-              </w:rPr>
-              <w:t>CFFP Context Engineering input pipeline</w:t>
-            </w:r>
-          </w:p>
-        </w:tc>
-      </w:tr>
-      <w:tr>
-        <w:tc>
-          <w:tcPr>
-            <w:tcW w:type="dxa" w:w="5040"/>
-            <w:vAlign w:val="top"/>
-          </w:tcPr>
-          <w:p>
-            <w:r/>
-            <w:r>
-              <w:rPr>
-                <w:b w:val="0"/>
-                <w:sz w:val="18"/>
-              </w:rPr>
-              <w:t>Primary sources</w:t>
-            </w:r>
-          </w:p>
-        </w:tc>
-        <w:tc>
-          <w:tcPr>
-            <w:tcW w:type="dxa" w:w="5040"/>
-            <w:vAlign w:val="top"/>
-          </w:tcPr>
-          <w:p>
-            <w:r/>
-            <w:r>
-              <w:rPr>
-                <w:b w:val="0"/>
-                <w:sz w:val="18"/>
-              </w:rPr>
-              <w:t>Accipitech internship invitation; CODE Magazine article on BMAD, Spec Kit, context engineering and provenance</w:t>
-            </w:r>
-          </w:p>
-        </w:tc>
-      </w:tr>
-    </w:tbl>
-    <w:p/>
-    <w:p>
-      <w:pPr>
-        <w:pStyle w:val="Heading1"/>
-      </w:pPr>
-      <w:r>
-        <w:t>1. Purpose and Scope</w:t>
+        <w:t>CFFP AI Engine - Pipeline Management CRUD Module</w:t>
       </w:r>
     </w:p>
     <w:p>
       <w:pPr>
-        <w:spacing w:after="80"/>
+        <w:spacing w:after="80" w:line="250" w:lineRule="auto"/>
       </w:pPr>
       <w:r>
-        <w:t>This Software Requirements Specification defines the client-visible product requirements for CFFP, also referred to as EpicTracker in the internship project material. The platform is intended to support the full software delivery lifecycle from initial product input through structured planning, AI-assisted implementation, review, validation and delivery.</w:t>
-      </w:r>
-    </w:p>
-    <w:p>
-      <w:pPr>
-        <w:spacing w:after="80"/>
-      </w:pPr>
-      <w:r>
-        <w:t>The document is deliberately written as a source-of-truth artifact for later context engineering. It must be treated as approved product intent once accepted by the client. Conversation history, ad hoc prompts and temporary design notes must not override this specification.</w:t>
-      </w:r>
-    </w:p>
-    <w:p>
-      <w:pPr>
-        <w:pStyle w:val="Heading1"/>
-      </w:pPr>
-      <w:r>
-        <w:t>2. Product Vision</w:t>
-      </w:r>
-    </w:p>
-    <w:p>
-      <w:pPr>
-        <w:spacing w:after="80"/>
-      </w:pPr>
-      <w:r>
-        <w:t>CFFP shall be a reusable AI-assisted software development platform that accepts client and engineering documents, converts them into structured project context, generates epics, stories, tasks and implementation plans, and coordinates AI-assisted software generation while preserving human oversight. The system shall retain familiar agile concepts such as projects, epics, user stories, sprints and boards, while extending those concepts with AI collaboration, provenance tracking and controlled implementation workflows.</w:t>
-      </w:r>
-    </w:p>
-    <w:p>
-      <w:pPr>
-        <w:pStyle w:val="Heading1"/>
-      </w:pPr>
-      <w:r>
-        <w:t>3. Stakeholders and Users</w:t>
+        <w:t>Document status: Draft for approval. This is the manually authored client/product contract for one tightly scoped metadata-driven CRUD module. It is deliberately limited to the Pipeline Management module and is not a platform-wide specification.</w:t>
       </w:r>
     </w:p>
     <w:tbl>
@@ -337,59 +44,49 @@
         <w:tblLook w:firstColumn="1" w:firstRow="1" w:lastColumn="0" w:lastRow="0" w:noHBand="0" w:noVBand="1" w:val="04A0"/>
       </w:tblPr>
       <w:tblGrid>
-        <w:gridCol w:w="3360"/>
-        <w:gridCol w:w="3360"/>
-        <w:gridCol w:w="3360"/>
+        <w:gridCol w:w="5184"/>
+        <w:gridCol w:w="5184"/>
       </w:tblGrid>
       <w:tr>
         <w:tc>
           <w:tcPr>
-            <w:tcW w:type="dxa" w:w="3360"/>
+            <w:tcW w:type="dxa" w:w="2592"/>
+            <w:vAlign w:val="top"/>
             <w:shd w:fill="D9EAF7"/>
-            <w:vAlign w:val="center"/>
           </w:tcPr>
           <w:p>
+            <w:pPr>
+              <w:spacing w:after="0"/>
+            </w:pPr>
             <w:r/>
             <w:r>
               <w:rPr>
+                <w:rFonts w:ascii="Arial" w:hAnsi="Arial"/>
                 <w:b/>
-                <w:sz w:val="18"/>
+                <w:sz w:val="17"/>
               </w:rPr>
-              <w:t>Stakeholder</w:t>
+              <w:t>Document field</w:t>
             </w:r>
           </w:p>
         </w:tc>
         <w:tc>
           <w:tcPr>
-            <w:tcW w:type="dxa" w:w="3360"/>
+            <w:tcW w:type="dxa" w:w="6768"/>
+            <w:vAlign w:val="top"/>
             <w:shd w:fill="D9EAF7"/>
-            <w:vAlign w:val="center"/>
           </w:tcPr>
           <w:p>
+            <w:pPr>
+              <w:spacing w:after="0"/>
+            </w:pPr>
             <w:r/>
             <w:r>
               <w:rPr>
+                <w:rFonts w:ascii="Arial" w:hAnsi="Arial"/>
                 <w:b/>
-                <w:sz w:val="18"/>
+                <w:sz w:val="17"/>
               </w:rPr>
-              <w:t>Need</w:t>
-            </w:r>
-          </w:p>
-        </w:tc>
-        <w:tc>
-          <w:tcPr>
-            <w:tcW w:type="dxa" w:w="3360"/>
-            <w:shd w:fill="D9EAF7"/>
-            <w:vAlign w:val="center"/>
-          </w:tcPr>
-          <w:p>
-            <w:r/>
-            <w:r>
-              <w:rPr>
-                <w:b/>
-                <w:sz w:val="18"/>
-              </w:rPr>
-              <w:t>Success measure</w:t>
+              <w:t>Value</w:t>
             </w:r>
           </w:p>
         </w:tc>
@@ -397,49 +94,41 @@
       <w:tr>
         <w:tc>
           <w:tcPr>
-            <w:tcW w:type="dxa" w:w="3360"/>
+            <w:tcW w:type="dxa" w:w="2592"/>
             <w:vAlign w:val="top"/>
           </w:tcPr>
           <w:p>
+            <w:pPr>
+              <w:spacing w:after="0"/>
+            </w:pPr>
             <w:r/>
             <w:r>
               <w:rPr>
+                <w:rFonts w:ascii="Arial" w:hAnsi="Arial"/>
                 <w:b w:val="0"/>
-                <w:sz w:val="18"/>
+                <w:sz w:val="17"/>
               </w:rPr>
-              <w:t>Client / product owner</w:t>
+              <w:t>Module</w:t>
             </w:r>
           </w:p>
         </w:tc>
         <w:tc>
           <w:tcPr>
-            <w:tcW w:type="dxa" w:w="3360"/>
+            <w:tcW w:type="dxa" w:w="6768"/>
             <w:vAlign w:val="top"/>
           </w:tcPr>
           <w:p>
+            <w:pPr>
+              <w:spacing w:after="0"/>
+            </w:pPr>
             <w:r/>
             <w:r>
               <w:rPr>
+                <w:rFonts w:ascii="Arial" w:hAnsi="Arial"/>
                 <w:b w:val="0"/>
-                <w:sz w:val="18"/>
+                <w:sz w:val="17"/>
               </w:rPr>
-              <w:t>Provide project intent, approve requirements and inspect progress</w:t>
-            </w:r>
-          </w:p>
-        </w:tc>
-        <w:tc>
-          <w:tcPr>
-            <w:tcW w:type="dxa" w:w="3360"/>
-            <w:vAlign w:val="top"/>
-          </w:tcPr>
-          <w:p>
-            <w:r/>
-            <w:r>
-              <w:rPr>
-                <w:b w:val="0"/>
-                <w:sz w:val="18"/>
-              </w:rPr>
-              <w:t>Approved SRS, traceable backlog, visible delivery status</w:t>
+              <w:t>Pipeline Management</w:t>
             </w:r>
           </w:p>
         </w:tc>
@@ -447,49 +136,41 @@
       <w:tr>
         <w:tc>
           <w:tcPr>
-            <w:tcW w:type="dxa" w:w="3360"/>
+            <w:tcW w:type="dxa" w:w="2592"/>
             <w:vAlign w:val="top"/>
           </w:tcPr>
           <w:p>
+            <w:pPr>
+              <w:spacing w:after="0"/>
+            </w:pPr>
             <w:r/>
             <w:r>
               <w:rPr>
+                <w:rFonts w:ascii="Arial" w:hAnsi="Arial"/>
                 <w:b w:val="0"/>
-                <w:sz w:val="18"/>
+                <w:sz w:val="17"/>
               </w:rPr>
-              <w:t>Software architect</w:t>
+              <w:t>Document type</w:t>
             </w:r>
           </w:p>
         </w:tc>
         <w:tc>
           <w:tcPr>
-            <w:tcW w:type="dxa" w:w="3360"/>
+            <w:tcW w:type="dxa" w:w="6768"/>
             <w:vAlign w:val="top"/>
           </w:tcPr>
           <w:p>
+            <w:pPr>
+              <w:spacing w:after="0"/>
+            </w:pPr>
             <w:r/>
             <w:r>
               <w:rPr>
+                <w:rFonts w:ascii="Arial" w:hAnsi="Arial"/>
                 <w:b w:val="0"/>
-                <w:sz w:val="18"/>
+                <w:sz w:val="17"/>
               </w:rPr>
-              <w:t>Convert requirements into technical architecture and implementation constraints</w:t>
-            </w:r>
-          </w:p>
-        </w:tc>
-        <w:tc>
-          <w:tcPr>
-            <w:tcW w:type="dxa" w:w="3360"/>
-            <w:vAlign w:val="top"/>
-          </w:tcPr>
-          <w:p>
-            <w:r/>
-            <w:r>
-              <w:rPr>
-                <w:b w:val="0"/>
-                <w:sz w:val="18"/>
-              </w:rPr>
-              <w:t>Approved ATS, architecture decisions, validated generation boundaries</w:t>
+              <w:t>Software Requirements Specification</w:t>
             </w:r>
           </w:p>
         </w:tc>
@@ -497,49 +178,41 @@
       <w:tr>
         <w:tc>
           <w:tcPr>
-            <w:tcW w:type="dxa" w:w="3360"/>
+            <w:tcW w:type="dxa" w:w="2592"/>
             <w:vAlign w:val="top"/>
           </w:tcPr>
           <w:p>
+            <w:pPr>
+              <w:spacing w:after="0"/>
+            </w:pPr>
             <w:r/>
             <w:r>
               <w:rPr>
+                <w:rFonts w:ascii="Arial" w:hAnsi="Arial"/>
                 <w:b w:val="0"/>
-                <w:sz w:val="18"/>
+                <w:sz w:val="17"/>
               </w:rPr>
-              <w:t>Developer</w:t>
+              <w:t>Manual artifact</w:t>
             </w:r>
           </w:p>
         </w:tc>
         <w:tc>
           <w:tcPr>
-            <w:tcW w:type="dxa" w:w="3360"/>
+            <w:tcW w:type="dxa" w:w="6768"/>
             <w:vAlign w:val="top"/>
           </w:tcPr>
           <w:p>
+            <w:pPr>
+              <w:spacing w:after="0"/>
+            </w:pPr>
             <w:r/>
             <w:r>
               <w:rPr>
+                <w:rFonts w:ascii="Arial" w:hAnsi="Arial"/>
                 <w:b w:val="0"/>
-                <w:sz w:val="18"/>
+                <w:sz w:val="17"/>
               </w:rPr>
-              <w:t>Work with AI-assisted implementation while retaining control</w:t>
-            </w:r>
-          </w:p>
-        </w:tc>
-        <w:tc>
-          <w:tcPr>
-            <w:tcW w:type="dxa" w:w="3360"/>
-            <w:vAlign w:val="top"/>
-          </w:tcPr>
-          <w:p>
-            <w:r/>
-            <w:r>
-              <w:rPr>
-                <w:b w:val="0"/>
-                <w:sz w:val="18"/>
-              </w:rPr>
-              <w:t>Clear tasks, reviewable generated changes, predictable code output</w:t>
+              <w:t>Yes. This and the ATS are the only manually authored and approved source documents.</w:t>
             </w:r>
           </w:p>
         </w:tc>
@@ -547,49 +220,41 @@
       <w:tr>
         <w:tc>
           <w:tcPr>
-            <w:tcW w:type="dxa" w:w="3360"/>
+            <w:tcW w:type="dxa" w:w="2592"/>
             <w:vAlign w:val="top"/>
           </w:tcPr>
           <w:p>
+            <w:pPr>
+              <w:spacing w:after="0"/>
+            </w:pPr>
             <w:r/>
             <w:r>
               <w:rPr>
+                <w:rFonts w:ascii="Arial" w:hAnsi="Arial"/>
                 <w:b w:val="0"/>
-                <w:sz w:val="18"/>
+                <w:sz w:val="17"/>
               </w:rPr>
-              <w:t>UX/HCI evaluator</w:t>
+              <w:t>Approval gate</w:t>
             </w:r>
           </w:p>
         </w:tc>
         <w:tc>
           <w:tcPr>
-            <w:tcW w:type="dxa" w:w="3360"/>
+            <w:tcW w:type="dxa" w:w="6768"/>
             <w:vAlign w:val="top"/>
           </w:tcPr>
           <w:p>
+            <w:pPr>
+              <w:spacing w:after="0"/>
+            </w:pPr>
             <w:r/>
             <w:r>
               <w:rPr>
+                <w:rFonts w:ascii="Arial" w:hAnsi="Arial"/>
                 <w:b w:val="0"/>
-                <w:sz w:val="18"/>
+                <w:sz w:val="17"/>
               </w:rPr>
-              <w:t>Assess trust, transparency, control and usability of human-AI workflows</w:t>
-            </w:r>
-          </w:p>
-        </w:tc>
-        <w:tc>
-          <w:tcPr>
-            <w:tcW w:type="dxa" w:w="3360"/>
-            <w:vAlign w:val="top"/>
-          </w:tcPr>
-          <w:p>
-            <w:r/>
-            <w:r>
-              <w:rPr>
-                <w:b w:val="0"/>
-                <w:sz w:val="18"/>
-              </w:rPr>
-              <w:t>Observable interaction model, usability findings, improvement backlog</w:t>
+              <w:t>Required before ATS approval and before downstream context/planning/generation.</w:t>
             </w:r>
           </w:p>
         </w:tc>
@@ -597,115 +262,125 @@
       <w:tr>
         <w:tc>
           <w:tcPr>
-            <w:tcW w:type="dxa" w:w="3360"/>
+            <w:tcW w:type="dxa" w:w="2592"/>
             <w:vAlign w:val="top"/>
           </w:tcPr>
           <w:p>
+            <w:pPr>
+              <w:spacing w:after="0"/>
+            </w:pPr>
             <w:r/>
             <w:r>
               <w:rPr>
+                <w:rFonts w:ascii="Arial" w:hAnsi="Arial"/>
                 <w:b w:val="0"/>
-                <w:sz w:val="18"/>
+                <w:sz w:val="17"/>
               </w:rPr>
-              <w:t>AI coding agent</w:t>
+              <w:t>Maximum intended scope</w:t>
             </w:r>
           </w:p>
         </w:tc>
         <w:tc>
           <w:tcPr>
-            <w:tcW w:type="dxa" w:w="3360"/>
+            <w:tcW w:type="dxa" w:w="6768"/>
             <w:vAlign w:val="top"/>
           </w:tcPr>
           <w:p>
+            <w:pPr>
+              <w:spacing w:after="0"/>
+            </w:pPr>
             <w:r/>
             <w:r>
               <w:rPr>
+                <w:rFonts w:ascii="Arial" w:hAnsi="Arial"/>
                 <w:b w:val="0"/>
-                <w:sz w:val="18"/>
+                <w:sz w:val="17"/>
               </w:rPr>
-              <w:t>Consume approved context and produce bounded implementation artifacts</w:t>
-            </w:r>
-          </w:p>
-        </w:tc>
-        <w:tc>
-          <w:tcPr>
-            <w:tcW w:type="dxa" w:w="3360"/>
-            <w:vAlign w:val="top"/>
-          </w:tcPr>
-          <w:p>
-            <w:r/>
-            <w:r>
-              <w:rPr>
-                <w:b w:val="0"/>
-                <w:sz w:val="18"/>
-              </w:rPr>
-              <w:t>Schema-compliant outputs, staged files, no uncontrolled repository mutation</w:t>
+              <w:t>Single CRUD module inside the AI Engine epic; no execution engine and no provider integration.</w:t>
             </w:r>
           </w:p>
         </w:tc>
       </w:tr>
     </w:tbl>
-    <w:p/>
     <w:p>
       <w:pPr>
         <w:pStyle w:val="Heading1"/>
       </w:pPr>
       <w:r>
-        <w:t>4. Business Requirements</w:t>
+        <w:t>1. Purpose, Scope, and Source-of-Truth Rule</w:t>
       </w:r>
     </w:p>
     <w:p>
       <w:pPr>
-        <w:pStyle w:val="ListNumber"/>
-        <w:spacing w:after="40"/>
+        <w:spacing w:after="80" w:line="250" w:lineRule="auto"/>
       </w:pPr>
       <w:r>
-        <w:t>The system shall allow a project to be initiated from structured and unstructured documents, including product descriptions, requirements, personas, acceptance criteria and engineering references.</w:t>
+        <w:t>The module allows authorized users to define and maintain metadata records describing AI-engine pipelines. A pipeline is a named and versioned sequence of stages that tells the AI Engine how work is organized conceptually: context engineering, planning, generation, validation, apply, and verification. The module does not run those stages; it only stores, validates, and exposes their definitions.</w:t>
       </w:r>
     </w:p>
     <w:p>
       <w:pPr>
-        <w:pStyle w:val="ListNumber"/>
-        <w:spacing w:after="40"/>
+        <w:spacing w:after="80" w:line="250" w:lineRule="auto"/>
       </w:pPr>
       <w:r>
-        <w:t>The system shall separate client approval artifacts from engineering approval artifacts.</w:t>
+        <w:t>The SRS is the business contract. It describes required behavior, user goals, business rules, validation expectations, and acceptance criteria. The ATS is the engineering contract. All downstream artifacts are derived from these two approved documents and must not become competing sources of truth.</w:t>
       </w:r>
     </w:p>
     <w:p>
       <w:pPr>
-        <w:pStyle w:val="ListNumber"/>
         <w:spacing w:after="40"/>
+        <w:ind w:left="259" w:hanging="173"/>
       </w:pPr>
       <w:r>
-        <w:t>The system shall generate and maintain a project structure containing epics, user stories, tasks, development plans and sprint-ready work items.</w:t>
+        <w:rPr>
+          <w:rFonts w:ascii="Arial" w:hAnsi="Arial"/>
+          <w:sz w:val="18"/>
+        </w:rPr>
+        <w:t>• Only SRS and ATS are manually authored and approved.</w:t>
       </w:r>
     </w:p>
     <w:p>
       <w:pPr>
-        <w:pStyle w:val="ListNumber"/>
         <w:spacing w:after="40"/>
+        <w:ind w:left="259" w:hanging="173"/>
       </w:pPr>
       <w:r>
-        <w:t>The system shall preserve provenance for generated work so that users can audit which approved artifacts, prompts and context snapshots produced a specific output.</w:t>
+        <w:rPr>
+          <w:rFonts w:ascii="Arial" w:hAnsi="Arial"/>
+          <w:sz w:val="18"/>
+        </w:rPr>
+        <w:t>• Agile artifacts are generated from the approved SRS and ATS.</w:t>
       </w:r>
     </w:p>
     <w:p>
       <w:pPr>
-        <w:pStyle w:val="ListNumber"/>
         <w:spacing w:after="40"/>
+        <w:ind w:left="259" w:hanging="173"/>
       </w:pPr>
       <w:r>
-        <w:t>The system shall support human review before generated code or generated planning artifacts are applied to the live project repository.</w:t>
+        <w:rPr>
+          <w:rFonts w:ascii="Arial" w:hAnsi="Arial"/>
+          <w:sz w:val="18"/>
+        </w:rPr>
+        <w:t>• Code, tests, validation reports, and apply reports are generated downstream.</w:t>
       </w:r>
     </w:p>
     <w:p>
       <w:pPr>
-        <w:pStyle w:val="ListNumber"/>
         <w:spacing w:after="40"/>
+        <w:ind w:left="259" w:hanging="173"/>
       </w:pPr>
       <w:r>
-        <w:t>The system shall support recurring reuse across multiple software projects, with CFFP acting as the reference implementation.</w:t>
+        <w:rPr>
+          <w:rFonts w:ascii="Arial" w:hAnsi="Arial"/>
+          <w:sz w:val="18"/>
+        </w:rPr>
+        <w:t>• If behavior changes, the SRS or ATS changes first; generated artifacts are regenerated afterward.</w:t>
+      </w:r>
+    </w:p>
+    <w:p>
+      <w:r>
+        <w:br w:type="page"/>
       </w:r>
     </w:p>
     <w:p>
@@ -713,7 +388,7 @@
         <w:pStyle w:val="Heading1"/>
       </w:pPr>
       <w:r>
-        <w:t>5. Functional Requirements</w:t>
+        <w:t>2. Module Boundary</w:t>
       </w:r>
     </w:p>
     <w:tbl>
@@ -724,77 +399,49 @@
         <w:tblLook w:firstColumn="1" w:firstRow="1" w:lastColumn="0" w:lastRow="0" w:noHBand="0" w:noVBand="1" w:val="04A0"/>
       </w:tblPr>
       <w:tblGrid>
-        <w:gridCol w:w="2520"/>
-        <w:gridCol w:w="2520"/>
-        <w:gridCol w:w="2520"/>
-        <w:gridCol w:w="2520"/>
+        <w:gridCol w:w="5184"/>
+        <w:gridCol w:w="5184"/>
       </w:tblGrid>
       <w:tr>
         <w:tc>
           <w:tcPr>
-            <w:tcW w:type="dxa" w:w="2520"/>
+            <w:tcW w:type="dxa" w:w="4608"/>
+            <w:vAlign w:val="top"/>
             <w:shd w:fill="D9EAF7"/>
-            <w:vAlign w:val="center"/>
           </w:tcPr>
           <w:p>
+            <w:pPr>
+              <w:spacing w:after="0"/>
+            </w:pPr>
             <w:r/>
             <w:r>
               <w:rPr>
+                <w:rFonts w:ascii="Arial" w:hAnsi="Arial"/>
                 <w:b/>
-                <w:sz w:val="18"/>
+                <w:sz w:val="17"/>
               </w:rPr>
-              <w:t>ID</w:t>
+              <w:t>Included capability</w:t>
             </w:r>
           </w:p>
         </w:tc>
         <w:tc>
           <w:tcPr>
-            <w:tcW w:type="dxa" w:w="2520"/>
+            <w:tcW w:type="dxa" w:w="4608"/>
+            <w:vAlign w:val="top"/>
             <w:shd w:fill="D9EAF7"/>
-            <w:vAlign w:val="center"/>
           </w:tcPr>
           <w:p>
+            <w:pPr>
+              <w:spacing w:after="0"/>
+            </w:pPr>
             <w:r/>
             <w:r>
               <w:rPr>
+                <w:rFonts w:ascii="Arial" w:hAnsi="Arial"/>
                 <w:b/>
-                <w:sz w:val="18"/>
+                <w:sz w:val="17"/>
               </w:rPr>
-              <w:t>Name</w:t>
-            </w:r>
-          </w:p>
-        </w:tc>
-        <w:tc>
-          <w:tcPr>
-            <w:tcW w:type="dxa" w:w="2520"/>
-            <w:shd w:fill="D9EAF7"/>
-            <w:vAlign w:val="center"/>
-          </w:tcPr>
-          <w:p>
-            <w:r/>
-            <w:r>
-              <w:rPr>
-                <w:b/>
-                <w:sz w:val="18"/>
-              </w:rPr>
-              <w:t>Requirement</w:t>
-            </w:r>
-          </w:p>
-        </w:tc>
-        <w:tc>
-          <w:tcPr>
-            <w:tcW w:type="dxa" w:w="2520"/>
-            <w:shd w:fill="D9EAF7"/>
-            <w:vAlign w:val="center"/>
-          </w:tcPr>
-          <w:p>
-            <w:r/>
-            <w:r>
-              <w:rPr>
-                <w:b/>
-                <w:sz w:val="18"/>
-              </w:rPr>
-              <w:t>Priority</w:t>
+              <w:t>Excluded capability</w:t>
             </w:r>
           </w:p>
         </w:tc>
@@ -802,65 +449,41 @@
       <w:tr>
         <w:tc>
           <w:tcPr>
-            <w:tcW w:type="dxa" w:w="2520"/>
+            <w:tcW w:type="dxa" w:w="4608"/>
             <w:vAlign w:val="top"/>
           </w:tcPr>
           <w:p>
+            <w:pPr>
+              <w:spacing w:after="0"/>
+            </w:pPr>
             <w:r/>
             <w:r>
               <w:rPr>
+                <w:rFonts w:ascii="Arial" w:hAnsi="Arial"/>
                 <w:b w:val="0"/>
-                <w:sz w:val="18"/>
+                <w:sz w:val="17"/>
               </w:rPr>
-              <w:t>SRS-FR-001</w:t>
+              <w:t>Create, read, update, archive, restore, search, and filter pipeline records.</w:t>
             </w:r>
           </w:p>
         </w:tc>
         <w:tc>
           <w:tcPr>
-            <w:tcW w:type="dxa" w:w="2520"/>
+            <w:tcW w:type="dxa" w:w="4608"/>
             <w:vAlign w:val="top"/>
           </w:tcPr>
           <w:p>
+            <w:pPr>
+              <w:spacing w:after="0"/>
+            </w:pPr>
             <w:r/>
             <w:r>
               <w:rPr>
+                <w:rFonts w:ascii="Arial" w:hAnsi="Arial"/>
                 <w:b w:val="0"/>
-                <w:sz w:val="18"/>
+                <w:sz w:val="17"/>
               </w:rPr>
-              <w:t>Project document intake</w:t>
-            </w:r>
-          </w:p>
-        </w:tc>
-        <w:tc>
-          <w:tcPr>
-            <w:tcW w:type="dxa" w:w="2520"/>
-            <w:vAlign w:val="top"/>
-          </w:tcPr>
-          <w:p>
-            <w:r/>
-            <w:r>
-              <w:rPr>
-                <w:b w:val="0"/>
-                <w:sz w:val="18"/>
-              </w:rPr>
-              <w:t>The system shall allow users to upload or register documents into client, engineering and module-specific input folders.</w:t>
-            </w:r>
-          </w:p>
-        </w:tc>
-        <w:tc>
-          <w:tcPr>
-            <w:tcW w:type="dxa" w:w="2520"/>
-            <w:vAlign w:val="top"/>
-          </w:tcPr>
-          <w:p>
-            <w:r/>
-            <w:r>
-              <w:rPr>
-                <w:b w:val="0"/>
-                <w:sz w:val="18"/>
-              </w:rPr>
-              <w:t>Must</w:t>
+              <w:t>Executing pipeline runs or invoking AI models.</w:t>
             </w:r>
           </w:p>
         </w:tc>
@@ -868,65 +491,41 @@
       <w:tr>
         <w:tc>
           <w:tcPr>
-            <w:tcW w:type="dxa" w:w="2520"/>
+            <w:tcW w:type="dxa" w:w="4608"/>
             <w:vAlign w:val="top"/>
           </w:tcPr>
           <w:p>
+            <w:pPr>
+              <w:spacing w:after="0"/>
+            </w:pPr>
             <w:r/>
             <w:r>
               <w:rPr>
+                <w:rFonts w:ascii="Arial" w:hAnsi="Arial"/>
                 <w:b w:val="0"/>
-                <w:sz w:val="18"/>
+                <w:sz w:val="17"/>
               </w:rPr>
-              <w:t>SRS-FR-002</w:t>
+              <w:t>Maintain ordered pipeline stages as metadata.</w:t>
             </w:r>
           </w:p>
         </w:tc>
         <w:tc>
           <w:tcPr>
-            <w:tcW w:type="dxa" w:w="2520"/>
+            <w:tcW w:type="dxa" w:w="4608"/>
             <w:vAlign w:val="top"/>
           </w:tcPr>
           <w:p>
+            <w:pPr>
+              <w:spacing w:after="0"/>
+            </w:pPr>
             <w:r/>
             <w:r>
               <w:rPr>
+                <w:rFonts w:ascii="Arial" w:hAnsi="Arial"/>
                 <w:b w:val="0"/>
-                <w:sz w:val="18"/>
+                <w:sz w:val="17"/>
               </w:rPr>
-              <w:t>Approved artifact registry</w:t>
-            </w:r>
-          </w:p>
-        </w:tc>
-        <w:tc>
-          <w:tcPr>
-            <w:tcW w:type="dxa" w:w="2520"/>
-            <w:vAlign w:val="top"/>
-          </w:tcPr>
-          <w:p>
-            <w:r/>
-            <w:r>
-              <w:rPr>
-                <w:b w:val="0"/>
-                <w:sz w:val="18"/>
-              </w:rPr>
-              <w:t>The system shall distinguish draft, submitted, approved and superseded documents.</w:t>
-            </w:r>
-          </w:p>
-        </w:tc>
-        <w:tc>
-          <w:tcPr>
-            <w:tcW w:type="dxa" w:w="2520"/>
-            <w:vAlign w:val="top"/>
-          </w:tcPr>
-          <w:p>
-            <w:r/>
-            <w:r>
-              <w:rPr>
-                <w:b w:val="0"/>
-                <w:sz w:val="18"/>
-              </w:rPr>
-              <w:t>Must</w:t>
+              <w:t>Implementing Context Engineering, Planning, Generation, Validation, Apply, or Verification engines.</w:t>
             </w:r>
           </w:p>
         </w:tc>
@@ -934,65 +533,41 @@
       <w:tr>
         <w:tc>
           <w:tcPr>
-            <w:tcW w:type="dxa" w:w="2520"/>
+            <w:tcW w:type="dxa" w:w="4608"/>
             <w:vAlign w:val="top"/>
           </w:tcPr>
           <w:p>
+            <w:pPr>
+              <w:spacing w:after="0"/>
+            </w:pPr>
             <w:r/>
             <w:r>
               <w:rPr>
+                <w:rFonts w:ascii="Arial" w:hAnsi="Arial"/>
                 <w:b w:val="0"/>
-                <w:sz w:val="18"/>
+                <w:sz w:val="17"/>
               </w:rPr>
-              <w:t>SRS-FR-003</w:t>
+              <w:t>Validate required fields, uniqueness, status transitions, and stage ordering.</w:t>
             </w:r>
           </w:p>
         </w:tc>
         <w:tc>
           <w:tcPr>
-            <w:tcW w:type="dxa" w:w="2520"/>
+            <w:tcW w:type="dxa" w:w="4608"/>
             <w:vAlign w:val="top"/>
           </w:tcPr>
           <w:p>
+            <w:pPr>
+              <w:spacing w:after="0"/>
+            </w:pPr>
             <w:r/>
             <w:r>
               <w:rPr>
+                <w:rFonts w:ascii="Arial" w:hAnsi="Arial"/>
                 <w:b w:val="0"/>
-                <w:sz w:val="18"/>
+                <w:sz w:val="17"/>
               </w:rPr>
-              <w:t>Context compilation</w:t>
-            </w:r>
-          </w:p>
-        </w:tc>
-        <w:tc>
-          <w:tcPr>
-            <w:tcW w:type="dxa" w:w="2520"/>
-            <w:vAlign w:val="top"/>
-          </w:tcPr>
-          <w:p>
-            <w:r/>
-            <w:r>
-              <w:rPr>
-                <w:b w:val="0"/>
-                <w:sz w:val="18"/>
-              </w:rPr>
-              <w:t>The system shall compile selected approved documents into a master context artifact for downstream planning and generation.</w:t>
-            </w:r>
-          </w:p>
-        </w:tc>
-        <w:tc>
-          <w:tcPr>
-            <w:tcW w:type="dxa" w:w="2520"/>
-            <w:vAlign w:val="top"/>
-          </w:tcPr>
-          <w:p>
-            <w:r/>
-            <w:r>
-              <w:rPr>
-                <w:b w:val="0"/>
-                <w:sz w:val="18"/>
-              </w:rPr>
-              <w:t>Must</w:t>
+              <w:t>Producing agile artifacts directly from the user interface.</w:t>
             </w:r>
           </w:p>
         </w:tc>
@@ -1000,65 +575,41 @@
       <w:tr>
         <w:tc>
           <w:tcPr>
-            <w:tcW w:type="dxa" w:w="2520"/>
+            <w:tcW w:type="dxa" w:w="4608"/>
             <w:vAlign w:val="top"/>
           </w:tcPr>
           <w:p>
+            <w:pPr>
+              <w:spacing w:after="0"/>
+            </w:pPr>
             <w:r/>
             <w:r>
               <w:rPr>
+                <w:rFonts w:ascii="Arial" w:hAnsi="Arial"/>
                 <w:b w:val="0"/>
-                <w:sz w:val="18"/>
+                <w:sz w:val="17"/>
               </w:rPr>
-              <w:t>SRS-FR-004</w:t>
+              <w:t>Expose enough business metadata for deterministic downstream planning.</w:t>
             </w:r>
           </w:p>
         </w:tc>
         <w:tc>
           <w:tcPr>
-            <w:tcW w:type="dxa" w:w="2520"/>
+            <w:tcW w:type="dxa" w:w="4608"/>
             <w:vAlign w:val="top"/>
           </w:tcPr>
           <w:p>
+            <w:pPr>
+              <w:spacing w:after="0"/>
+            </w:pPr>
             <w:r/>
             <w:r>
               <w:rPr>
+                <w:rFonts w:ascii="Arial" w:hAnsi="Arial"/>
                 <w:b w:val="0"/>
-                <w:sz w:val="18"/>
+                <w:sz w:val="17"/>
               </w:rPr>
-              <w:t>Backlog generation</w:t>
-            </w:r>
-          </w:p>
-        </w:tc>
-        <w:tc>
-          <w:tcPr>
-            <w:tcW w:type="dxa" w:w="2520"/>
-            <w:vAlign w:val="top"/>
-          </w:tcPr>
-          <w:p>
-            <w:r/>
-            <w:r>
-              <w:rPr>
-                <w:b w:val="0"/>
-                <w:sz w:val="18"/>
-              </w:rPr>
-              <w:t>The system shall generate epics, user stories and tasks from approved context.</w:t>
-            </w:r>
-          </w:p>
-        </w:tc>
-        <w:tc>
-          <w:tcPr>
-            <w:tcW w:type="dxa" w:w="2520"/>
-            <w:vAlign w:val="top"/>
-          </w:tcPr>
-          <w:p>
-            <w:r/>
-            <w:r>
-              <w:rPr>
-                <w:b w:val="0"/>
-                <w:sz w:val="18"/>
-              </w:rPr>
-              <w:t>Must</w:t>
+              <w:t>Multi-project portfolio reporting or enterprise dashboards.</w:t>
             </w:r>
           </w:p>
         </w:tc>
@@ -1066,737 +617,52 @@
       <w:tr>
         <w:tc>
           <w:tcPr>
-            <w:tcW w:type="dxa" w:w="2520"/>
+            <w:tcW w:type="dxa" w:w="4608"/>
             <w:vAlign w:val="top"/>
           </w:tcPr>
           <w:p>
+            <w:pPr>
+              <w:spacing w:after="0"/>
+            </w:pPr>
             <w:r/>
             <w:r>
               <w:rPr>
+                <w:rFonts w:ascii="Arial" w:hAnsi="Arial"/>
                 <w:b w:val="0"/>
-                <w:sz w:val="18"/>
+                <w:sz w:val="17"/>
               </w:rPr>
-              <w:t>SRS-FR-005</w:t>
+              <w:t>Support auditability and traceability identifiers.</w:t>
             </w:r>
           </w:p>
         </w:tc>
         <w:tc>
           <w:tcPr>
-            <w:tcW w:type="dxa" w:w="2520"/>
+            <w:tcW w:type="dxa" w:w="4608"/>
             <w:vAlign w:val="top"/>
           </w:tcPr>
           <w:p>
+            <w:pPr>
+              <w:spacing w:after="0"/>
+            </w:pPr>
             <w:r/>
             <w:r>
               <w:rPr>
+                <w:rFonts w:ascii="Arial" w:hAnsi="Arial"/>
                 <w:b w:val="0"/>
-                <w:sz w:val="18"/>
+                <w:sz w:val="17"/>
               </w:rPr>
-              <w:t>Task grooming</w:t>
-            </w:r>
-          </w:p>
-        </w:tc>
-        <w:tc>
-          <w:tcPr>
-            <w:tcW w:type="dxa" w:w="2520"/>
-            <w:vAlign w:val="top"/>
-          </w:tcPr>
-          <w:p>
-            <w:r/>
-            <w:r>
-              <w:rPr>
-                <w:b w:val="0"/>
-                <w:sz w:val="18"/>
-              </w:rPr>
-              <w:t>The system shall allow users to edit, split, merge, prioritize and approve generated work items.</w:t>
-            </w:r>
-          </w:p>
-        </w:tc>
-        <w:tc>
-          <w:tcPr>
-            <w:tcW w:type="dxa" w:w="2520"/>
-            <w:vAlign w:val="top"/>
-          </w:tcPr>
-          <w:p>
-            <w:r/>
-            <w:r>
-              <w:rPr>
-                <w:b w:val="0"/>
-                <w:sz w:val="18"/>
-              </w:rPr>
-              <w:t>Must</w:t>
-            </w:r>
-          </w:p>
-        </w:tc>
-      </w:tr>
-      <w:tr>
-        <w:tc>
-          <w:tcPr>
-            <w:tcW w:type="dxa" w:w="2520"/>
-            <w:vAlign w:val="top"/>
-          </w:tcPr>
-          <w:p>
-            <w:r/>
-            <w:r>
-              <w:rPr>
-                <w:b w:val="0"/>
-                <w:sz w:val="18"/>
-              </w:rPr>
-              <w:t>SRS-FR-006</w:t>
-            </w:r>
-          </w:p>
-        </w:tc>
-        <w:tc>
-          <w:tcPr>
-            <w:tcW w:type="dxa" w:w="2520"/>
-            <w:vAlign w:val="top"/>
-          </w:tcPr>
-          <w:p>
-            <w:r/>
-            <w:r>
-              <w:rPr>
-                <w:b w:val="0"/>
-                <w:sz w:val="18"/>
-              </w:rPr>
-              <w:t>Sprint planning</w:t>
-            </w:r>
-          </w:p>
-        </w:tc>
-        <w:tc>
-          <w:tcPr>
-            <w:tcW w:type="dxa" w:w="2520"/>
-            <w:vAlign w:val="top"/>
-          </w:tcPr>
-          <w:p>
-            <w:r/>
-            <w:r>
-              <w:rPr>
-                <w:b w:val="0"/>
-                <w:sz w:val="18"/>
-              </w:rPr>
-              <w:t>The system shall organize approved tasks into development plans or sprints.</w:t>
-            </w:r>
-          </w:p>
-        </w:tc>
-        <w:tc>
-          <w:tcPr>
-            <w:tcW w:type="dxa" w:w="2520"/>
-            <w:vAlign w:val="top"/>
-          </w:tcPr>
-          <w:p>
-            <w:r/>
-            <w:r>
-              <w:rPr>
-                <w:b w:val="0"/>
-                <w:sz w:val="18"/>
-              </w:rPr>
-              <w:t>Should</w:t>
-            </w:r>
-          </w:p>
-        </w:tc>
-      </w:tr>
-      <w:tr>
-        <w:tc>
-          <w:tcPr>
-            <w:tcW w:type="dxa" w:w="2520"/>
-            <w:vAlign w:val="top"/>
-          </w:tcPr>
-          <w:p>
-            <w:r/>
-            <w:r>
-              <w:rPr>
-                <w:b w:val="0"/>
-                <w:sz w:val="18"/>
-              </w:rPr>
-              <w:t>SRS-FR-007</w:t>
-            </w:r>
-          </w:p>
-        </w:tc>
-        <w:tc>
-          <w:tcPr>
-            <w:tcW w:type="dxa" w:w="2520"/>
-            <w:vAlign w:val="top"/>
-          </w:tcPr>
-          <w:p>
-            <w:r/>
-            <w:r>
-              <w:rPr>
-                <w:b w:val="0"/>
-                <w:sz w:val="18"/>
-              </w:rPr>
-              <w:t>Board workflow</w:t>
-            </w:r>
-          </w:p>
-        </w:tc>
-        <w:tc>
-          <w:tcPr>
-            <w:tcW w:type="dxa" w:w="2520"/>
-            <w:vAlign w:val="top"/>
-          </w:tcPr>
-          <w:p>
-            <w:r/>
-            <w:r>
-              <w:rPr>
-                <w:b w:val="0"/>
-                <w:sz w:val="18"/>
-              </w:rPr>
-              <w:t>The system shall show work items in board states such as Backlog, Ready, In Progress, Review, Validated and Done.</w:t>
-            </w:r>
-          </w:p>
-        </w:tc>
-        <w:tc>
-          <w:tcPr>
-            <w:tcW w:type="dxa" w:w="2520"/>
-            <w:vAlign w:val="top"/>
-          </w:tcPr>
-          <w:p>
-            <w:r/>
-            <w:r>
-              <w:rPr>
-                <w:b w:val="0"/>
-                <w:sz w:val="18"/>
-              </w:rPr>
-              <w:t>Should</w:t>
-            </w:r>
-          </w:p>
-        </w:tc>
-      </w:tr>
-      <w:tr>
-        <w:tc>
-          <w:tcPr>
-            <w:tcW w:type="dxa" w:w="2520"/>
-            <w:vAlign w:val="top"/>
-          </w:tcPr>
-          <w:p>
-            <w:r/>
-            <w:r>
-              <w:rPr>
-                <w:b w:val="0"/>
-                <w:sz w:val="18"/>
-              </w:rPr>
-              <w:t>SRS-FR-008</w:t>
-            </w:r>
-          </w:p>
-        </w:tc>
-        <w:tc>
-          <w:tcPr>
-            <w:tcW w:type="dxa" w:w="2520"/>
-            <w:vAlign w:val="top"/>
-          </w:tcPr>
-          <w:p>
-            <w:r/>
-            <w:r>
-              <w:rPr>
-                <w:b w:val="0"/>
-                <w:sz w:val="18"/>
-              </w:rPr>
-              <w:t>AI delegation</w:t>
-            </w:r>
-          </w:p>
-        </w:tc>
-        <w:tc>
-          <w:tcPr>
-            <w:tcW w:type="dxa" w:w="2520"/>
-            <w:vAlign w:val="top"/>
-          </w:tcPr>
-          <w:p>
-            <w:r/>
-            <w:r>
-              <w:rPr>
-                <w:b w:val="0"/>
-                <w:sz w:val="18"/>
-              </w:rPr>
-              <w:t>The system shall allow approved tasks to be delegated to an AI generation engine under explicit boundaries.</w:t>
-            </w:r>
-          </w:p>
-        </w:tc>
-        <w:tc>
-          <w:tcPr>
-            <w:tcW w:type="dxa" w:w="2520"/>
-            <w:vAlign w:val="top"/>
-          </w:tcPr>
-          <w:p>
-            <w:r/>
-            <w:r>
-              <w:rPr>
-                <w:b w:val="0"/>
-                <w:sz w:val="18"/>
-              </w:rPr>
-              <w:t>Must</w:t>
-            </w:r>
-          </w:p>
-        </w:tc>
-      </w:tr>
-      <w:tr>
-        <w:tc>
-          <w:tcPr>
-            <w:tcW w:type="dxa" w:w="2520"/>
-            <w:vAlign w:val="top"/>
-          </w:tcPr>
-          <w:p>
-            <w:r/>
-            <w:r>
-              <w:rPr>
-                <w:b w:val="0"/>
-                <w:sz w:val="18"/>
-              </w:rPr>
-              <w:t>SRS-FR-009</w:t>
-            </w:r>
-          </w:p>
-        </w:tc>
-        <w:tc>
-          <w:tcPr>
-            <w:tcW w:type="dxa" w:w="2520"/>
-            <w:vAlign w:val="top"/>
-          </w:tcPr>
-          <w:p>
-            <w:r/>
-            <w:r>
-              <w:rPr>
-                <w:b w:val="0"/>
-                <w:sz w:val="18"/>
-              </w:rPr>
-              <w:t>Staging review</w:t>
-            </w:r>
-          </w:p>
-        </w:tc>
-        <w:tc>
-          <w:tcPr>
-            <w:tcW w:type="dxa" w:w="2520"/>
-            <w:vAlign w:val="top"/>
-          </w:tcPr>
-          <w:p>
-            <w:r/>
-            <w:r>
-              <w:rPr>
-                <w:b w:val="0"/>
-                <w:sz w:val="18"/>
-              </w:rPr>
-              <w:t>The system shall stage generated artifacts before applying them to the live repository.</w:t>
-            </w:r>
-          </w:p>
-        </w:tc>
-        <w:tc>
-          <w:tcPr>
-            <w:tcW w:type="dxa" w:w="2520"/>
-            <w:vAlign w:val="top"/>
-          </w:tcPr>
-          <w:p>
-            <w:r/>
-            <w:r>
-              <w:rPr>
-                <w:b w:val="0"/>
-                <w:sz w:val="18"/>
-              </w:rPr>
-              <w:t>Must</w:t>
-            </w:r>
-          </w:p>
-        </w:tc>
-      </w:tr>
-      <w:tr>
-        <w:tc>
-          <w:tcPr>
-            <w:tcW w:type="dxa" w:w="2520"/>
-            <w:vAlign w:val="top"/>
-          </w:tcPr>
-          <w:p>
-            <w:r/>
-            <w:r>
-              <w:rPr>
-                <w:b w:val="0"/>
-                <w:sz w:val="18"/>
-              </w:rPr>
-              <w:t>SRS-FR-010</w:t>
-            </w:r>
-          </w:p>
-        </w:tc>
-        <w:tc>
-          <w:tcPr>
-            <w:tcW w:type="dxa" w:w="2520"/>
-            <w:vAlign w:val="top"/>
-          </w:tcPr>
-          <w:p>
-            <w:r/>
-            <w:r>
-              <w:rPr>
-                <w:b w:val="0"/>
-                <w:sz w:val="18"/>
-              </w:rPr>
-              <w:t>Validation gate</w:t>
-            </w:r>
-          </w:p>
-        </w:tc>
-        <w:tc>
-          <w:tcPr>
-            <w:tcW w:type="dxa" w:w="2520"/>
-            <w:vAlign w:val="top"/>
-          </w:tcPr>
-          <w:p>
-            <w:r/>
-            <w:r>
-              <w:rPr>
-                <w:b w:val="0"/>
-                <w:sz w:val="18"/>
-              </w:rPr>
-              <w:t>The system shall validate generated manifests, paths, schemas and constraints before apply.</w:t>
-            </w:r>
-          </w:p>
-        </w:tc>
-        <w:tc>
-          <w:tcPr>
-            <w:tcW w:type="dxa" w:w="2520"/>
-            <w:vAlign w:val="top"/>
-          </w:tcPr>
-          <w:p>
-            <w:r/>
-            <w:r>
-              <w:rPr>
-                <w:b w:val="0"/>
-                <w:sz w:val="18"/>
-              </w:rPr>
-              <w:t>Must</w:t>
-            </w:r>
-          </w:p>
-        </w:tc>
-      </w:tr>
-      <w:tr>
-        <w:tc>
-          <w:tcPr>
-            <w:tcW w:type="dxa" w:w="2520"/>
-            <w:vAlign w:val="top"/>
-          </w:tcPr>
-          <w:p>
-            <w:r/>
-            <w:r>
-              <w:rPr>
-                <w:b w:val="0"/>
-                <w:sz w:val="18"/>
-              </w:rPr>
-              <w:t>SRS-FR-011</w:t>
-            </w:r>
-          </w:p>
-        </w:tc>
-        <w:tc>
-          <w:tcPr>
-            <w:tcW w:type="dxa" w:w="2520"/>
-            <w:vAlign w:val="top"/>
-          </w:tcPr>
-          <w:p>
-            <w:r/>
-            <w:r>
-              <w:rPr>
-                <w:b w:val="0"/>
-                <w:sz w:val="18"/>
-              </w:rPr>
-              <w:t>Apply workflow</w:t>
-            </w:r>
-          </w:p>
-        </w:tc>
-        <w:tc>
-          <w:tcPr>
-            <w:tcW w:type="dxa" w:w="2520"/>
-            <w:vAlign w:val="top"/>
-          </w:tcPr>
-          <w:p>
-            <w:r/>
-            <w:r>
-              <w:rPr>
-                <w:b w:val="0"/>
-                <w:sz w:val="18"/>
-              </w:rPr>
-              <w:t>The system shall apply only validated artifacts through a controlled operation that produces an apply report.</w:t>
-            </w:r>
-          </w:p>
-        </w:tc>
-        <w:tc>
-          <w:tcPr>
-            <w:tcW w:type="dxa" w:w="2520"/>
-            <w:vAlign w:val="top"/>
-          </w:tcPr>
-          <w:p>
-            <w:r/>
-            <w:r>
-              <w:rPr>
-                <w:b w:val="0"/>
-                <w:sz w:val="18"/>
-              </w:rPr>
-              <w:t>Must</w:t>
-            </w:r>
-          </w:p>
-        </w:tc>
-      </w:tr>
-      <w:tr>
-        <w:tc>
-          <w:tcPr>
-            <w:tcW w:type="dxa" w:w="2520"/>
-            <w:vAlign w:val="top"/>
-          </w:tcPr>
-          <w:p>
-            <w:r/>
-            <w:r>
-              <w:rPr>
-                <w:b w:val="0"/>
-                <w:sz w:val="18"/>
-              </w:rPr>
-              <w:t>SRS-FR-012</w:t>
-            </w:r>
-          </w:p>
-        </w:tc>
-        <w:tc>
-          <w:tcPr>
-            <w:tcW w:type="dxa" w:w="2520"/>
-            <w:vAlign w:val="top"/>
-          </w:tcPr>
-          <w:p>
-            <w:r/>
-            <w:r>
-              <w:rPr>
-                <w:b w:val="0"/>
-                <w:sz w:val="18"/>
-              </w:rPr>
-              <w:t>Audit trail</w:t>
-            </w:r>
-          </w:p>
-        </w:tc>
-        <w:tc>
-          <w:tcPr>
-            <w:tcW w:type="dxa" w:w="2520"/>
-            <w:vAlign w:val="top"/>
-          </w:tcPr>
-          <w:p>
-            <w:r/>
-            <w:r>
-              <w:rPr>
-                <w:b w:val="0"/>
-                <w:sz w:val="18"/>
-              </w:rPr>
-              <w:t>The system shall retain input context, prompt, raw response, manifest, validation report and apply report per execution.</w:t>
-            </w:r>
-          </w:p>
-        </w:tc>
-        <w:tc>
-          <w:tcPr>
-            <w:tcW w:type="dxa" w:w="2520"/>
-            <w:vAlign w:val="top"/>
-          </w:tcPr>
-          <w:p>
-            <w:r/>
-            <w:r>
-              <w:rPr>
-                <w:b w:val="0"/>
-                <w:sz w:val="18"/>
-              </w:rPr>
-              <w:t>Must</w:t>
-            </w:r>
-          </w:p>
-        </w:tc>
-      </w:tr>
-      <w:tr>
-        <w:tc>
-          <w:tcPr>
-            <w:tcW w:type="dxa" w:w="2520"/>
-            <w:vAlign w:val="top"/>
-          </w:tcPr>
-          <w:p>
-            <w:r/>
-            <w:r>
-              <w:rPr>
-                <w:b w:val="0"/>
-                <w:sz w:val="18"/>
-              </w:rPr>
-              <w:t>SRS-FR-013</w:t>
-            </w:r>
-          </w:p>
-        </w:tc>
-        <w:tc>
-          <w:tcPr>
-            <w:tcW w:type="dxa" w:w="2520"/>
-            <w:vAlign w:val="top"/>
-          </w:tcPr>
-          <w:p>
-            <w:r/>
-            <w:r>
-              <w:rPr>
-                <w:b w:val="0"/>
-                <w:sz w:val="18"/>
-              </w:rPr>
-              <w:t>Human intervention</w:t>
-            </w:r>
-          </w:p>
-        </w:tc>
-        <w:tc>
-          <w:tcPr>
-            <w:tcW w:type="dxa" w:w="2520"/>
-            <w:vAlign w:val="top"/>
-          </w:tcPr>
-          <w:p>
-            <w:r/>
-            <w:r>
-              <w:rPr>
-                <w:b w:val="0"/>
-                <w:sz w:val="18"/>
-              </w:rPr>
-              <w:t>The system shall let users pause, reject, regenerate or manually revise generated outputs.</w:t>
-            </w:r>
-          </w:p>
-        </w:tc>
-        <w:tc>
-          <w:tcPr>
-            <w:tcW w:type="dxa" w:w="2520"/>
-            <w:vAlign w:val="top"/>
-          </w:tcPr>
-          <w:p>
-            <w:r/>
-            <w:r>
-              <w:rPr>
-                <w:b w:val="0"/>
-                <w:sz w:val="18"/>
-              </w:rPr>
-              <w:t>Must</w:t>
-            </w:r>
-          </w:p>
-        </w:tc>
-      </w:tr>
-      <w:tr>
-        <w:tc>
-          <w:tcPr>
-            <w:tcW w:type="dxa" w:w="2520"/>
-            <w:vAlign w:val="top"/>
-          </w:tcPr>
-          <w:p>
-            <w:r/>
-            <w:r>
-              <w:rPr>
-                <w:b w:val="0"/>
-                <w:sz w:val="18"/>
-              </w:rPr>
-              <w:t>SRS-FR-014</w:t>
-            </w:r>
-          </w:p>
-        </w:tc>
-        <w:tc>
-          <w:tcPr>
-            <w:tcW w:type="dxa" w:w="2520"/>
-            <w:vAlign w:val="top"/>
-          </w:tcPr>
-          <w:p>
-            <w:r/>
-            <w:r>
-              <w:rPr>
-                <w:b w:val="0"/>
-                <w:sz w:val="18"/>
-              </w:rPr>
-              <w:t>Multi-repository awareness</w:t>
-            </w:r>
-          </w:p>
-        </w:tc>
-        <w:tc>
-          <w:tcPr>
-            <w:tcW w:type="dxa" w:w="2520"/>
-            <w:vAlign w:val="top"/>
-          </w:tcPr>
-          <w:p>
-            <w:r/>
-            <w:r>
-              <w:rPr>
-                <w:b w:val="0"/>
-                <w:sz w:val="18"/>
-              </w:rPr>
-              <w:t>The system shall allow a project to reference multiple repositories and define each repository role.</w:t>
-            </w:r>
-          </w:p>
-        </w:tc>
-        <w:tc>
-          <w:tcPr>
-            <w:tcW w:type="dxa" w:w="2520"/>
-            <w:vAlign w:val="top"/>
-          </w:tcPr>
-          <w:p>
-            <w:r/>
-            <w:r>
-              <w:rPr>
-                <w:b w:val="0"/>
-                <w:sz w:val="18"/>
-              </w:rPr>
-              <w:t>Could</w:t>
-            </w:r>
-          </w:p>
-        </w:tc>
-      </w:tr>
-      <w:tr>
-        <w:tc>
-          <w:tcPr>
-            <w:tcW w:type="dxa" w:w="2520"/>
-            <w:vAlign w:val="top"/>
-          </w:tcPr>
-          <w:p>
-            <w:r/>
-            <w:r>
-              <w:rPr>
-                <w:b w:val="0"/>
-                <w:sz w:val="18"/>
-              </w:rPr>
-              <w:t>SRS-FR-015</w:t>
-            </w:r>
-          </w:p>
-        </w:tc>
-        <w:tc>
-          <w:tcPr>
-            <w:tcW w:type="dxa" w:w="2520"/>
-            <w:vAlign w:val="top"/>
-          </w:tcPr>
-          <w:p>
-            <w:r/>
-            <w:r>
-              <w:rPr>
-                <w:b w:val="0"/>
-                <w:sz w:val="18"/>
-              </w:rPr>
-              <w:t>HCI evaluation support</w:t>
-            </w:r>
-          </w:p>
-        </w:tc>
-        <w:tc>
-          <w:tcPr>
-            <w:tcW w:type="dxa" w:w="2520"/>
-            <w:vAlign w:val="top"/>
-          </w:tcPr>
-          <w:p>
-            <w:r/>
-            <w:r>
-              <w:rPr>
-                <w:b w:val="0"/>
-                <w:sz w:val="18"/>
-              </w:rPr>
-              <w:t>The system shall support evaluation of trust, transparency, control and usability of human-AI collaboration.</w:t>
-            </w:r>
-          </w:p>
-        </w:tc>
-        <w:tc>
-          <w:tcPr>
-            <w:tcW w:type="dxa" w:w="2520"/>
-            <w:vAlign w:val="top"/>
-          </w:tcPr>
-          <w:p>
-            <w:r/>
-            <w:r>
-              <w:rPr>
-                <w:b w:val="0"/>
-                <w:sz w:val="18"/>
-              </w:rPr>
-              <w:t>Should</w:t>
+              <w:t>Authentication, user administration, organization administration, or global authorization design.</w:t>
             </w:r>
           </w:p>
         </w:tc>
       </w:tr>
     </w:tbl>
-    <w:p/>
     <w:p>
       <w:pPr>
-        <w:pStyle w:val="Heading1"/>
+        <w:spacing w:after="80" w:line="250" w:lineRule="auto"/>
       </w:pPr>
       <w:r>
-        <w:t>6. Core Domain Model Requirements</w:t>
+        <w:t>The module assumes the user has already entered the CFFP application, selected or otherwise operates within an active project context, and has permissions resolved by platform services. The module consumes that context but does not define the platform security model.</w:t>
       </w:r>
     </w:p>
     <w:tbl>
@@ -1807,59 +673,49 @@
         <w:tblLook w:firstColumn="1" w:firstRow="1" w:lastColumn="0" w:lastRow="0" w:noHBand="0" w:noVBand="1" w:val="04A0"/>
       </w:tblPr>
       <w:tblGrid>
-        <w:gridCol w:w="3360"/>
-        <w:gridCol w:w="3360"/>
-        <w:gridCol w:w="3360"/>
+        <w:gridCol w:w="5184"/>
+        <w:gridCol w:w="5184"/>
       </w:tblGrid>
       <w:tr>
         <w:tc>
           <w:tcPr>
-            <w:tcW w:type="dxa" w:w="3360"/>
+            <w:tcW w:type="dxa" w:w="2880"/>
+            <w:vAlign w:val="top"/>
             <w:shd w:fill="D9EAF7"/>
-            <w:vAlign w:val="center"/>
           </w:tcPr>
           <w:p>
+            <w:pPr>
+              <w:spacing w:after="0"/>
+            </w:pPr>
             <w:r/>
             <w:r>
               <w:rPr>
+                <w:rFonts w:ascii="Arial" w:hAnsi="Arial"/>
                 <w:b/>
-                <w:sz w:val="18"/>
+                <w:sz w:val="17"/>
               </w:rPr>
-              <w:t>Entity</w:t>
+              <w:t>Assumption</w:t>
             </w:r>
           </w:p>
         </w:tc>
         <w:tc>
           <w:tcPr>
-            <w:tcW w:type="dxa" w:w="3360"/>
+            <w:tcW w:type="dxa" w:w="6480"/>
+            <w:vAlign w:val="top"/>
             <w:shd w:fill="D9EAF7"/>
-            <w:vAlign w:val="center"/>
           </w:tcPr>
           <w:p>
+            <w:pPr>
+              <w:spacing w:after="0"/>
+            </w:pPr>
             <w:r/>
             <w:r>
               <w:rPr>
+                <w:rFonts w:ascii="Arial" w:hAnsi="Arial"/>
                 <w:b/>
-                <w:sz w:val="18"/>
+                <w:sz w:val="17"/>
               </w:rPr>
-              <w:t>Required fields</w:t>
-            </w:r>
-          </w:p>
-        </w:tc>
-        <w:tc>
-          <w:tcPr>
-            <w:tcW w:type="dxa" w:w="3360"/>
-            <w:shd w:fill="D9EAF7"/>
-            <w:vAlign w:val="center"/>
-          </w:tcPr>
-          <w:p>
-            <w:r/>
-            <w:r>
-              <w:rPr>
-                <w:b/>
-                <w:sz w:val="18"/>
-              </w:rPr>
-              <w:t>Purpose</w:t>
+              <w:t>Impact</w:t>
             </w:r>
           </w:p>
         </w:tc>
@@ -1867,49 +723,41 @@
       <w:tr>
         <w:tc>
           <w:tcPr>
-            <w:tcW w:type="dxa" w:w="3360"/>
+            <w:tcW w:type="dxa" w:w="2880"/>
             <w:vAlign w:val="top"/>
           </w:tcPr>
           <w:p>
+            <w:pPr>
+              <w:spacing w:after="0"/>
+            </w:pPr>
             <w:r/>
             <w:r>
               <w:rPr>
+                <w:rFonts w:ascii="Arial" w:hAnsi="Arial"/>
                 <w:b w:val="0"/>
-                <w:sz w:val="18"/>
+                <w:sz w:val="17"/>
               </w:rPr>
-              <w:t>Project</w:t>
+              <w:t>Active project context exists.</w:t>
             </w:r>
           </w:p>
         </w:tc>
         <w:tc>
           <w:tcPr>
-            <w:tcW w:type="dxa" w:w="3360"/>
+            <w:tcW w:type="dxa" w:w="6480"/>
             <w:vAlign w:val="top"/>
           </w:tcPr>
           <w:p>
+            <w:pPr>
+              <w:spacing w:after="0"/>
+            </w:pPr>
             <w:r/>
             <w:r>
               <w:rPr>
+                <w:rFonts w:ascii="Arial" w:hAnsi="Arial"/>
                 <w:b w:val="0"/>
-                <w:sz w:val="18"/>
+                <w:sz w:val="17"/>
               </w:rPr>
-              <w:t>id, name, description, status, created_at, updated_at</w:t>
-            </w:r>
-          </w:p>
-        </w:tc>
-        <w:tc>
-          <w:tcPr>
-            <w:tcW w:type="dxa" w:w="3360"/>
-            <w:vAlign w:val="top"/>
-          </w:tcPr>
-          <w:p>
-            <w:r/>
-            <w:r>
-              <w:rPr>
-                <w:b w:val="0"/>
-                <w:sz w:val="18"/>
-              </w:rPr>
-              <w:t>Top-level unit of work and context boundary.</w:t>
+              <w:t>Every pipeline belongs to exactly one project.</w:t>
             </w:r>
           </w:p>
         </w:tc>
@@ -1917,49 +765,41 @@
       <w:tr>
         <w:tc>
           <w:tcPr>
-            <w:tcW w:type="dxa" w:w="3360"/>
+            <w:tcW w:type="dxa" w:w="2880"/>
             <w:vAlign w:val="top"/>
           </w:tcPr>
           <w:p>
+            <w:pPr>
+              <w:spacing w:after="0"/>
+            </w:pPr>
             <w:r/>
             <w:r>
               <w:rPr>
+                <w:rFonts w:ascii="Arial" w:hAnsi="Arial"/>
                 <w:b w:val="0"/>
-                <w:sz w:val="18"/>
+                <w:sz w:val="17"/>
               </w:rPr>
-              <w:t>Document</w:t>
+              <w:t>Project users and roles already exist.</w:t>
             </w:r>
           </w:p>
         </w:tc>
         <w:tc>
           <w:tcPr>
-            <w:tcW w:type="dxa" w:w="3360"/>
+            <w:tcW w:type="dxa" w:w="6480"/>
             <w:vAlign w:val="top"/>
           </w:tcPr>
           <w:p>
+            <w:pPr>
+              <w:spacing w:after="0"/>
+            </w:pPr>
             <w:r/>
             <w:r>
               <w:rPr>
+                <w:rFonts w:ascii="Arial" w:hAnsi="Arial"/>
                 <w:b w:val="0"/>
-                <w:sz w:val="18"/>
+                <w:sz w:val="17"/>
               </w:rPr>
-              <w:t>id, project_id, folder_type, filename, version, status, checksum, source_path</w:t>
-            </w:r>
-          </w:p>
-        </w:tc>
-        <w:tc>
-          <w:tcPr>
-            <w:tcW w:type="dxa" w:w="3360"/>
-            <w:vAlign w:val="top"/>
-          </w:tcPr>
-          <w:p>
-            <w:r/>
-            <w:r>
-              <w:rPr>
-                <w:b w:val="0"/>
-                <w:sz w:val="18"/>
-              </w:rPr>
-              <w:t>Approved input artifact tracked for provenance.</w:t>
+              <w:t>Owner fields reference existing users or role keys rather than creating people.</w:t>
             </w:r>
           </w:p>
         </w:tc>
@@ -1967,49 +807,41 @@
       <w:tr>
         <w:tc>
           <w:tcPr>
-            <w:tcW w:type="dxa" w:w="3360"/>
+            <w:tcW w:type="dxa" w:w="2880"/>
             <w:vAlign w:val="top"/>
           </w:tcPr>
           <w:p>
+            <w:pPr>
+              <w:spacing w:after="0"/>
+            </w:pPr>
             <w:r/>
             <w:r>
               <w:rPr>
+                <w:rFonts w:ascii="Arial" w:hAnsi="Arial"/>
                 <w:b w:val="0"/>
-                <w:sz w:val="18"/>
+                <w:sz w:val="17"/>
               </w:rPr>
-              <w:t>Pipeline</w:t>
+              <w:t>The platform provides current user identity.</w:t>
             </w:r>
           </w:p>
         </w:tc>
         <w:tc>
           <w:tcPr>
-            <w:tcW w:type="dxa" w:w="3360"/>
+            <w:tcW w:type="dxa" w:w="6480"/>
             <w:vAlign w:val="top"/>
           </w:tcPr>
           <w:p>
+            <w:pPr>
+              <w:spacing w:after="0"/>
+            </w:pPr>
             <w:r/>
             <w:r>
               <w:rPr>
+                <w:rFonts w:ascii="Arial" w:hAnsi="Arial"/>
                 <w:b w:val="0"/>
-                <w:sz w:val="18"/>
+                <w:sz w:val="17"/>
               </w:rPr>
-              <w:t>id, project_id, name, type, status, current_stage, created_at</w:t>
-            </w:r>
-          </w:p>
-        </w:tc>
-        <w:tc>
-          <w:tcPr>
-            <w:tcW w:type="dxa" w:w="3360"/>
-            <w:vAlign w:val="top"/>
-          </w:tcPr>
-          <w:p>
-            <w:r/>
-            <w:r>
-              <w:rPr>
-                <w:b w:val="0"/>
-                <w:sz w:val="18"/>
-              </w:rPr>
-              <w:t>Long-running flow such as context compilation or generation.</w:t>
+              <w:t>Audit fields can be populated without this module implementing login.</w:t>
             </w:r>
           </w:p>
         </w:tc>
@@ -2017,356 +849,49 @@
       <w:tr>
         <w:tc>
           <w:tcPr>
-            <w:tcW w:type="dxa" w:w="3360"/>
+            <w:tcW w:type="dxa" w:w="2880"/>
             <w:vAlign w:val="top"/>
           </w:tcPr>
           <w:p>
+            <w:pPr>
+              <w:spacing w:after="0"/>
+            </w:pPr>
             <w:r/>
             <w:r>
               <w:rPr>
+                <w:rFonts w:ascii="Arial" w:hAnsi="Arial"/>
                 <w:b w:val="0"/>
-                <w:sz w:val="18"/>
+                <w:sz w:val="17"/>
               </w:rPr>
-              <w:t>PipelineExecution</w:t>
+              <w:t>Generated downstream artifacts require stable source references.</w:t>
             </w:r>
           </w:p>
         </w:tc>
         <w:tc>
           <w:tcPr>
-            <w:tcW w:type="dxa" w:w="3360"/>
+            <w:tcW w:type="dxa" w:w="6480"/>
             <w:vAlign w:val="top"/>
           </w:tcPr>
           <w:p>
+            <w:pPr>
+              <w:spacing w:after="0"/>
+            </w:pPr>
             <w:r/>
             <w:r>
               <w:rPr>
+                <w:rFonts w:ascii="Arial" w:hAnsi="Arial"/>
                 <w:b w:val="0"/>
-                <w:sz w:val="18"/>
+                <w:sz w:val="17"/>
               </w:rPr>
-              <w:t>id, pipeline_id, execution_id, status, started_at, completed_at, failure_reason</w:t>
-            </w:r>
-          </w:p>
-        </w:tc>
-        <w:tc>
-          <w:tcPr>
-            <w:tcW w:type="dxa" w:w="3360"/>
-            <w:vAlign w:val="top"/>
-          </w:tcPr>
-          <w:p>
-            <w:r/>
-            <w:r>
-              <w:rPr>
-                <w:b w:val="0"/>
-                <w:sz w:val="18"/>
-              </w:rPr>
-              <w:t>Concrete run with reports and artifacts.</w:t>
-            </w:r>
-          </w:p>
-        </w:tc>
-      </w:tr>
-      <w:tr>
-        <w:tc>
-          <w:tcPr>
-            <w:tcW w:type="dxa" w:w="3360"/>
-            <w:vAlign w:val="top"/>
-          </w:tcPr>
-          <w:p>
-            <w:r/>
-            <w:r>
-              <w:rPr>
-                <w:b w:val="0"/>
-                <w:sz w:val="18"/>
-              </w:rPr>
-              <w:t>Epic</w:t>
-            </w:r>
-          </w:p>
-        </w:tc>
-        <w:tc>
-          <w:tcPr>
-            <w:tcW w:type="dxa" w:w="3360"/>
-            <w:vAlign w:val="top"/>
-          </w:tcPr>
-          <w:p>
-            <w:r/>
-            <w:r>
-              <w:rPr>
-                <w:b w:val="0"/>
-                <w:sz w:val="18"/>
-              </w:rPr>
-              <w:t>id, project_id, title, description, priority, status</w:t>
-            </w:r>
-          </w:p>
-        </w:tc>
-        <w:tc>
-          <w:tcPr>
-            <w:tcW w:type="dxa" w:w="3360"/>
-            <w:vAlign w:val="top"/>
-          </w:tcPr>
-          <w:p>
-            <w:r/>
-            <w:r>
-              <w:rPr>
-                <w:b w:val="0"/>
-                <w:sz w:val="18"/>
-              </w:rPr>
-              <w:t>High-level product capability.</w:t>
-            </w:r>
-          </w:p>
-        </w:tc>
-      </w:tr>
-      <w:tr>
-        <w:tc>
-          <w:tcPr>
-            <w:tcW w:type="dxa" w:w="3360"/>
-            <w:vAlign w:val="top"/>
-          </w:tcPr>
-          <w:p>
-            <w:r/>
-            <w:r>
-              <w:rPr>
-                <w:b w:val="0"/>
-                <w:sz w:val="18"/>
-              </w:rPr>
-              <w:t>Story</w:t>
-            </w:r>
-          </w:p>
-        </w:tc>
-        <w:tc>
-          <w:tcPr>
-            <w:tcW w:type="dxa" w:w="3360"/>
-            <w:vAlign w:val="top"/>
-          </w:tcPr>
-          <w:p>
-            <w:r/>
-            <w:r>
-              <w:rPr>
-                <w:b w:val="0"/>
-                <w:sz w:val="18"/>
-              </w:rPr>
-              <w:t>id, epic_id, title, user_value, acceptance_criteria, status</w:t>
-            </w:r>
-          </w:p>
-        </w:tc>
-        <w:tc>
-          <w:tcPr>
-            <w:tcW w:type="dxa" w:w="3360"/>
-            <w:vAlign w:val="top"/>
-          </w:tcPr>
-          <w:p>
-            <w:r/>
-            <w:r>
-              <w:rPr>
-                <w:b w:val="0"/>
-                <w:sz w:val="18"/>
-              </w:rPr>
-              <w:t>User-facing requirement unit.</w:t>
-            </w:r>
-          </w:p>
-        </w:tc>
-      </w:tr>
-      <w:tr>
-        <w:tc>
-          <w:tcPr>
-            <w:tcW w:type="dxa" w:w="3360"/>
-            <w:vAlign w:val="top"/>
-          </w:tcPr>
-          <w:p>
-            <w:r/>
-            <w:r>
-              <w:rPr>
-                <w:b w:val="0"/>
-                <w:sz w:val="18"/>
-              </w:rPr>
-              <w:t>Task</w:t>
-            </w:r>
-          </w:p>
-        </w:tc>
-        <w:tc>
-          <w:tcPr>
-            <w:tcW w:type="dxa" w:w="3360"/>
-            <w:vAlign w:val="top"/>
-          </w:tcPr>
-          <w:p>
-            <w:r/>
-            <w:r>
-              <w:rPr>
-                <w:b w:val="0"/>
-                <w:sz w:val="18"/>
-              </w:rPr>
-              <w:t>id, story_id, title, instructions, status, assignee_type, estimate</w:t>
-            </w:r>
-          </w:p>
-        </w:tc>
-        <w:tc>
-          <w:tcPr>
-            <w:tcW w:type="dxa" w:w="3360"/>
-            <w:vAlign w:val="top"/>
-          </w:tcPr>
-          <w:p>
-            <w:r/>
-            <w:r>
-              <w:rPr>
-                <w:b w:val="0"/>
-                <w:sz w:val="18"/>
-              </w:rPr>
-              <w:t>Smallest planned unit for human or AI implementation.</w:t>
-            </w:r>
-          </w:p>
-        </w:tc>
-      </w:tr>
-      <w:tr>
-        <w:tc>
-          <w:tcPr>
-            <w:tcW w:type="dxa" w:w="3360"/>
-            <w:vAlign w:val="top"/>
-          </w:tcPr>
-          <w:p>
-            <w:r/>
-            <w:r>
-              <w:rPr>
-                <w:b w:val="0"/>
-                <w:sz w:val="18"/>
-              </w:rPr>
-              <w:t>GenerationArtifact</w:t>
-            </w:r>
-          </w:p>
-        </w:tc>
-        <w:tc>
-          <w:tcPr>
-            <w:tcW w:type="dxa" w:w="3360"/>
-            <w:vAlign w:val="top"/>
-          </w:tcPr>
-          <w:p>
-            <w:r/>
-            <w:r>
-              <w:rPr>
-                <w:b w:val="0"/>
-                <w:sz w:val="18"/>
-              </w:rPr>
-              <w:t>id, execution_id, relative_path, artifact_type, operation, checksum</w:t>
-            </w:r>
-          </w:p>
-        </w:tc>
-        <w:tc>
-          <w:tcPr>
-            <w:tcW w:type="dxa" w:w="3360"/>
-            <w:vAlign w:val="top"/>
-          </w:tcPr>
-          <w:p>
-            <w:r/>
-            <w:r>
-              <w:rPr>
-                <w:b w:val="0"/>
-                <w:sz w:val="18"/>
-              </w:rPr>
-              <w:t>Staged output produced by AI generation.</w:t>
-            </w:r>
-          </w:p>
-        </w:tc>
-      </w:tr>
-      <w:tr>
-        <w:tc>
-          <w:tcPr>
-            <w:tcW w:type="dxa" w:w="3360"/>
-            <w:vAlign w:val="top"/>
-          </w:tcPr>
-          <w:p>
-            <w:r/>
-            <w:r>
-              <w:rPr>
-                <w:b w:val="0"/>
-                <w:sz w:val="18"/>
-              </w:rPr>
-              <w:t>ReviewDecision</w:t>
-            </w:r>
-          </w:p>
-        </w:tc>
-        <w:tc>
-          <w:tcPr>
-            <w:tcW w:type="dxa" w:w="3360"/>
-            <w:vAlign w:val="top"/>
-          </w:tcPr>
-          <w:p>
-            <w:r/>
-            <w:r>
-              <w:rPr>
-                <w:b w:val="0"/>
-                <w:sz w:val="18"/>
-              </w:rPr>
-              <w:t>id, target_type, target_id, reviewer, decision, notes, timestamp</w:t>
-            </w:r>
-          </w:p>
-        </w:tc>
-        <w:tc>
-          <w:tcPr>
-            <w:tcW w:type="dxa" w:w="3360"/>
-            <w:vAlign w:val="top"/>
-          </w:tcPr>
-          <w:p>
-            <w:r/>
-            <w:r>
-              <w:rPr>
-                <w:b w:val="0"/>
-                <w:sz w:val="18"/>
-              </w:rPr>
-              <w:t>Human approval or rejection event.</w:t>
+              <w:t>Pipeline and stage records expose stable identifiers and codes.</w:t>
             </w:r>
           </w:p>
         </w:tc>
       </w:tr>
     </w:tbl>
-    <w:p/>
     <w:p>
-      <w:pPr>
-        <w:pStyle w:val="Heading1"/>
-      </w:pPr>
       <w:r>
-        <w:t>7. Human-AI Interaction Requirements</w:t>
-      </w:r>
-    </w:p>
-    <w:p>
-      <w:pPr>
-        <w:pStyle w:val="ListBullet"/>
-        <w:spacing w:after="40"/>
-      </w:pPr>
-      <w:r>
-        <w:t>The interface shall make clear when content is human-authored, AI-generated, human-approved or superseded.</w:t>
-      </w:r>
-    </w:p>
-    <w:p>
-      <w:pPr>
-        <w:pStyle w:val="ListBullet"/>
-        <w:spacing w:after="40"/>
-      </w:pPr>
-      <w:r>
-        <w:t>The user shall be able to inspect the exact context used for a generation run before accepting the output.</w:t>
-      </w:r>
-    </w:p>
-    <w:p>
-      <w:pPr>
-        <w:pStyle w:val="ListBullet"/>
-        <w:spacing w:after="40"/>
-      </w:pPr>
-      <w:r>
-        <w:t>Generated tasks shall explain the originating requirement or architecture constraint.</w:t>
-      </w:r>
-    </w:p>
-    <w:p>
-      <w:pPr>
-        <w:pStyle w:val="ListBullet"/>
-        <w:spacing w:after="40"/>
-      </w:pPr>
-      <w:r>
-        <w:t>AI activity shall be observable through status, logs, staged artifacts and validation results.</w:t>
-      </w:r>
-    </w:p>
-    <w:p>
-      <w:pPr>
-        <w:pStyle w:val="ListBullet"/>
-        <w:spacing w:after="40"/>
-      </w:pPr>
-      <w:r>
-        <w:t>The system shall preserve user control by requiring explicit approval for live repository changes.</w:t>
+        <w:br w:type="page"/>
       </w:r>
     </w:p>
     <w:p>
@@ -2374,7 +899,7 @@
         <w:pStyle w:val="Heading1"/>
       </w:pPr>
       <w:r>
-        <w:t>8. Non-Functional Requirements</w:t>
+        <w:t>3. Actors and Permissions</w:t>
       </w:r>
     </w:p>
     <w:tbl>
@@ -2385,41 +910,93 @@
         <w:tblLook w:firstColumn="1" w:firstRow="1" w:lastColumn="0" w:lastRow="0" w:noHBand="0" w:noVBand="1" w:val="04A0"/>
       </w:tblPr>
       <w:tblGrid>
-        <w:gridCol w:w="5040"/>
-        <w:gridCol w:w="5040"/>
+        <w:gridCol w:w="2592"/>
+        <w:gridCol w:w="2592"/>
+        <w:gridCol w:w="2592"/>
+        <w:gridCol w:w="2592"/>
       </w:tblGrid>
       <w:tr>
         <w:tc>
           <w:tcPr>
-            <w:tcW w:type="dxa" w:w="5040"/>
+            <w:tcW w:type="dxa" w:w="1800"/>
+            <w:vAlign w:val="top"/>
             <w:shd w:fill="D9EAF7"/>
-            <w:vAlign w:val="center"/>
           </w:tcPr>
           <w:p>
+            <w:pPr>
+              <w:spacing w:after="0"/>
+            </w:pPr>
             <w:r/>
             <w:r>
               <w:rPr>
+                <w:rFonts w:ascii="Arial" w:hAnsi="Arial"/>
                 <w:b/>
-                <w:sz w:val="18"/>
+                <w:sz w:val="17"/>
               </w:rPr>
-              <w:t>Category</w:t>
+              <w:t>Actor</w:t>
             </w:r>
           </w:p>
         </w:tc>
         <w:tc>
           <w:tcPr>
-            <w:tcW w:type="dxa" w:w="5040"/>
+            <w:tcW w:type="dxa" w:w="2232"/>
+            <w:vAlign w:val="top"/>
             <w:shd w:fill="D9EAF7"/>
-            <w:vAlign w:val="center"/>
           </w:tcPr>
           <w:p>
+            <w:pPr>
+              <w:spacing w:after="0"/>
+            </w:pPr>
             <w:r/>
             <w:r>
               <w:rPr>
+                <w:rFonts w:ascii="Arial" w:hAnsi="Arial"/>
                 <w:b/>
-                <w:sz w:val="18"/>
+                <w:sz w:val="17"/>
               </w:rPr>
-              <w:t>Requirement</w:t>
+              <w:t>Primary goal</w:t>
+            </w:r>
+          </w:p>
+        </w:tc>
+        <w:tc>
+          <w:tcPr>
+            <w:tcW w:type="dxa" w:w="3384"/>
+            <w:vAlign w:val="top"/>
+            <w:shd w:fill="D9EAF7"/>
+          </w:tcPr>
+          <w:p>
+            <w:pPr>
+              <w:spacing w:after="0"/>
+            </w:pPr>
+            <w:r/>
+            <w:r>
+              <w:rPr>
+                <w:rFonts w:ascii="Arial" w:hAnsi="Arial"/>
+                <w:b/>
+                <w:sz w:val="17"/>
+              </w:rPr>
+              <w:t>Allowed actions</w:t>
+            </w:r>
+          </w:p>
+        </w:tc>
+        <w:tc>
+          <w:tcPr>
+            <w:tcW w:type="dxa" w:w="2952"/>
+            <w:vAlign w:val="top"/>
+            <w:shd w:fill="D9EAF7"/>
+          </w:tcPr>
+          <w:p>
+            <w:pPr>
+              <w:spacing w:after="0"/>
+            </w:pPr>
+            <w:r/>
+            <w:r>
+              <w:rPr>
+                <w:rFonts w:ascii="Arial" w:hAnsi="Arial"/>
+                <w:b/>
+                <w:sz w:val="17"/>
+              </w:rPr>
+              <w:t>Restrictions</w:t>
             </w:r>
           </w:p>
         </w:tc>
@@ -2427,33 +1004,81 @@
       <w:tr>
         <w:tc>
           <w:tcPr>
-            <w:tcW w:type="dxa" w:w="5040"/>
+            <w:tcW w:type="dxa" w:w="1800"/>
             <w:vAlign w:val="top"/>
           </w:tcPr>
           <w:p>
+            <w:pPr>
+              <w:spacing w:after="0"/>
+            </w:pPr>
             <w:r/>
             <w:r>
               <w:rPr>
+                <w:rFonts w:ascii="Arial" w:hAnsi="Arial"/>
                 <w:b w:val="0"/>
-                <w:sz w:val="18"/>
+                <w:sz w:val="17"/>
               </w:rPr>
-              <w:t>Usability</w:t>
+              <w:t>Project Administrator</w:t>
             </w:r>
           </w:p>
         </w:tc>
         <w:tc>
           <w:tcPr>
-            <w:tcW w:type="dxa" w:w="5040"/>
+            <w:tcW w:type="dxa" w:w="2232"/>
             <w:vAlign w:val="top"/>
           </w:tcPr>
           <w:p>
+            <w:pPr>
+              <w:spacing w:after="0"/>
+            </w:pPr>
             <w:r/>
             <w:r>
               <w:rPr>
+                <w:rFonts w:ascii="Arial" w:hAnsi="Arial"/>
                 <w:b w:val="0"/>
-                <w:sz w:val="18"/>
+                <w:sz w:val="17"/>
               </w:rPr>
-              <w:t>Primary workflows shall remain recognizable to users familiar with Jira-like agile tools.</w:t>
+              <w:t>Govern available pipelines for a project.</w:t>
+            </w:r>
+          </w:p>
+        </w:tc>
+        <w:tc>
+          <w:tcPr>
+            <w:tcW w:type="dxa" w:w="3384"/>
+            <w:vAlign w:val="top"/>
+          </w:tcPr>
+          <w:p>
+            <w:pPr>
+              <w:spacing w:after="0"/>
+            </w:pPr>
+            <w:r/>
+            <w:r>
+              <w:rPr>
+                <w:rFonts w:ascii="Arial" w:hAnsi="Arial"/>
+                <w:b w:val="0"/>
+                <w:sz w:val="17"/>
+              </w:rPr>
+              <w:t>Create, edit, archive, restore, activate, deactivate, view, search, validate.</w:t>
+            </w:r>
+          </w:p>
+        </w:tc>
+        <w:tc>
+          <w:tcPr>
+            <w:tcW w:type="dxa" w:w="2952"/>
+            <w:vAlign w:val="top"/>
+          </w:tcPr>
+          <w:p>
+            <w:pPr>
+              <w:spacing w:after="0"/>
+            </w:pPr>
+            <w:r/>
+            <w:r>
+              <w:rPr>
+                <w:rFonts w:ascii="Arial" w:hAnsi="Arial"/>
+                <w:b w:val="0"/>
+                <w:sz w:val="17"/>
+              </w:rPr>
+              <w:t>Cannot bypass required validation or modify generated audit timestamps.</w:t>
             </w:r>
           </w:p>
         </w:tc>
@@ -2461,33 +1086,81 @@
       <w:tr>
         <w:tc>
           <w:tcPr>
-            <w:tcW w:type="dxa" w:w="5040"/>
+            <w:tcW w:type="dxa" w:w="1800"/>
             <w:vAlign w:val="top"/>
           </w:tcPr>
           <w:p>
+            <w:pPr>
+              <w:spacing w:after="0"/>
+            </w:pPr>
             <w:r/>
             <w:r>
               <w:rPr>
+                <w:rFonts w:ascii="Arial" w:hAnsi="Arial"/>
                 <w:b w:val="0"/>
-                <w:sz w:val="18"/>
+                <w:sz w:val="17"/>
               </w:rPr>
-              <w:t>Transparency</w:t>
+              <w:t>Pipeline Engineer</w:t>
             </w:r>
           </w:p>
         </w:tc>
         <w:tc>
           <w:tcPr>
-            <w:tcW w:type="dxa" w:w="5040"/>
+            <w:tcW w:type="dxa" w:w="2232"/>
             <w:vAlign w:val="top"/>
           </w:tcPr>
           <w:p>
+            <w:pPr>
+              <w:spacing w:after="0"/>
+            </w:pPr>
             <w:r/>
             <w:r>
               <w:rPr>
+                <w:rFonts w:ascii="Arial" w:hAnsi="Arial"/>
                 <w:b w:val="0"/>
-                <w:sz w:val="18"/>
+                <w:sz w:val="17"/>
               </w:rPr>
-              <w:t>Every generated artifact shall be traceable to its source documents and execution report.</w:t>
+              <w:t>Maintain pipeline metadata used by automation.</w:t>
+            </w:r>
+          </w:p>
+        </w:tc>
+        <w:tc>
+          <w:tcPr>
+            <w:tcW w:type="dxa" w:w="3384"/>
+            <w:vAlign w:val="top"/>
+          </w:tcPr>
+          <w:p>
+            <w:pPr>
+              <w:spacing w:after="0"/>
+            </w:pPr>
+            <w:r/>
+            <w:r>
+              <w:rPr>
+                <w:rFonts w:ascii="Arial" w:hAnsi="Arial"/>
+                <w:b w:val="0"/>
+                <w:sz w:val="17"/>
+              </w:rPr>
+              <w:t>Create, edit, view, search, validate, deactivate.</w:t>
+            </w:r>
+          </w:p>
+        </w:tc>
+        <w:tc>
+          <w:tcPr>
+            <w:tcW w:type="dxa" w:w="2952"/>
+            <w:vAlign w:val="top"/>
+          </w:tcPr>
+          <w:p>
+            <w:pPr>
+              <w:spacing w:after="0"/>
+            </w:pPr>
+            <w:r/>
+            <w:r>
+              <w:rPr>
+                <w:rFonts w:ascii="Arial" w:hAnsi="Arial"/>
+                <w:b w:val="0"/>
+                <w:sz w:val="17"/>
+              </w:rPr>
+              <w:t>Cannot restore archived records unless explicitly granted administrator rights.</w:t>
             </w:r>
           </w:p>
         </w:tc>
@@ -2495,33 +1168,81 @@
       <w:tr>
         <w:tc>
           <w:tcPr>
-            <w:tcW w:type="dxa" w:w="5040"/>
+            <w:tcW w:type="dxa" w:w="1800"/>
             <w:vAlign w:val="top"/>
           </w:tcPr>
           <w:p>
+            <w:pPr>
+              <w:spacing w:after="0"/>
+            </w:pPr>
             <w:r/>
             <w:r>
               <w:rPr>
+                <w:rFonts w:ascii="Arial" w:hAnsi="Arial"/>
                 <w:b w:val="0"/>
-                <w:sz w:val="18"/>
+                <w:sz w:val="17"/>
               </w:rPr>
-              <w:t>Reliability</w:t>
+              <w:t>Reviewer</w:t>
             </w:r>
           </w:p>
         </w:tc>
         <w:tc>
           <w:tcPr>
-            <w:tcW w:type="dxa" w:w="5040"/>
+            <w:tcW w:type="dxa" w:w="2232"/>
             <w:vAlign w:val="top"/>
           </w:tcPr>
           <w:p>
+            <w:pPr>
+              <w:spacing w:after="0"/>
+            </w:pPr>
             <w:r/>
             <w:r>
               <w:rPr>
+                <w:rFonts w:ascii="Arial" w:hAnsi="Arial"/>
                 <w:b w:val="0"/>
-                <w:sz w:val="18"/>
+                <w:sz w:val="17"/>
               </w:rPr>
-              <w:t>Failed generation, validation or apply operations shall leave the live repository unchanged.</w:t>
+              <w:t>Inspect approved or proposed pipeline definitions.</w:t>
+            </w:r>
+          </w:p>
+        </w:tc>
+        <w:tc>
+          <w:tcPr>
+            <w:tcW w:type="dxa" w:w="3384"/>
+            <w:vAlign w:val="top"/>
+          </w:tcPr>
+          <w:p>
+            <w:pPr>
+              <w:spacing w:after="0"/>
+            </w:pPr>
+            <w:r/>
+            <w:r>
+              <w:rPr>
+                <w:rFonts w:ascii="Arial" w:hAnsi="Arial"/>
+                <w:b w:val="0"/>
+                <w:sz w:val="17"/>
+              </w:rPr>
+              <w:t>View, search, filter, inspect details and validation result.</w:t>
+            </w:r>
+          </w:p>
+        </w:tc>
+        <w:tc>
+          <w:tcPr>
+            <w:tcW w:type="dxa" w:w="2952"/>
+            <w:vAlign w:val="top"/>
+          </w:tcPr>
+          <w:p>
+            <w:pPr>
+              <w:spacing w:after="0"/>
+            </w:pPr>
+            <w:r/>
+            <w:r>
+              <w:rPr>
+                <w:rFonts w:ascii="Arial" w:hAnsi="Arial"/>
+                <w:b w:val="0"/>
+                <w:sz w:val="17"/>
+              </w:rPr>
+              <w:t>No mutation actions.</w:t>
             </w:r>
           </w:p>
         </w:tc>
@@ -2529,33 +1250,189 @@
       <w:tr>
         <w:tc>
           <w:tcPr>
-            <w:tcW w:type="dxa" w:w="5040"/>
+            <w:tcW w:type="dxa" w:w="1800"/>
             <w:vAlign w:val="top"/>
           </w:tcPr>
           <w:p>
+            <w:pPr>
+              <w:spacing w:after="0"/>
+            </w:pPr>
             <w:r/>
             <w:r>
               <w:rPr>
+                <w:rFonts w:ascii="Arial" w:hAnsi="Arial"/>
                 <w:b w:val="0"/>
-                <w:sz w:val="18"/>
+                <w:sz w:val="17"/>
               </w:rPr>
-              <w:t>Security</w:t>
+              <w:t>AI Engine</w:t>
             </w:r>
           </w:p>
         </w:tc>
         <w:tc>
           <w:tcPr>
-            <w:tcW w:type="dxa" w:w="5040"/>
+            <w:tcW w:type="dxa" w:w="2232"/>
             <w:vAlign w:val="top"/>
           </w:tcPr>
           <w:p>
+            <w:pPr>
+              <w:spacing w:after="0"/>
+            </w:pPr>
             <w:r/>
             <w:r>
               <w:rPr>
+                <w:rFonts w:ascii="Arial" w:hAnsi="Arial"/>
                 <w:b w:val="0"/>
-                <w:sz w:val="18"/>
+                <w:sz w:val="17"/>
               </w:rPr>
-              <w:t>The system shall prevent path traversal, uncontrolled file writes and unauthorized apply operations.</w:t>
+              <w:t>Consume validated metadata after approval.</w:t>
+            </w:r>
+          </w:p>
+        </w:tc>
+        <w:tc>
+          <w:tcPr>
+            <w:tcW w:type="dxa" w:w="3384"/>
+            <w:vAlign w:val="top"/>
+          </w:tcPr>
+          <w:p>
+            <w:pPr>
+              <w:spacing w:after="0"/>
+            </w:pPr>
+            <w:r/>
+            <w:r>
+              <w:rPr>
+                <w:rFonts w:ascii="Arial" w:hAnsi="Arial"/>
+                <w:b w:val="0"/>
+                <w:sz w:val="17"/>
+              </w:rPr>
+              <w:t>Read approved pipeline definitions through downstream context generation.</w:t>
+            </w:r>
+          </w:p>
+        </w:tc>
+        <w:tc>
+          <w:tcPr>
+            <w:tcW w:type="dxa" w:w="2952"/>
+            <w:vAlign w:val="top"/>
+          </w:tcPr>
+          <w:p>
+            <w:pPr>
+              <w:spacing w:after="0"/>
+            </w:pPr>
+            <w:r/>
+            <w:r>
+              <w:rPr>
+                <w:rFonts w:ascii="Arial" w:hAnsi="Arial"/>
+                <w:b w:val="0"/>
+                <w:sz w:val="17"/>
+              </w:rPr>
+              <w:t>Must not invent missing fields, silently repair invalid records, or treat generated artifacts as source of truth.</w:t>
+            </w:r>
+          </w:p>
+        </w:tc>
+      </w:tr>
+    </w:tbl>
+    <w:p>
+      <w:pPr>
+        <w:spacing w:after="80" w:line="250" w:lineRule="auto"/>
+      </w:pPr>
+      <w:r>
+        <w:t>Permission names are intentionally business-level in the SRS. The ATS maps them to implementation hooks or platform authorization conventions. A denied action must fail safely and visibly.</w:t>
+      </w:r>
+    </w:p>
+    <w:tbl>
+      <w:tblPr>
+        <w:tblStyle w:val="TableGrid"/>
+        <w:tblW w:type="auto" w:w="0"/>
+        <w:jc w:val="center"/>
+        <w:tblLook w:firstColumn="1" w:firstRow="1" w:lastColumn="0" w:lastRow="0" w:noHBand="0" w:noVBand="1" w:val="04A0"/>
+      </w:tblPr>
+      <w:tblGrid>
+        <w:gridCol w:w="2592"/>
+        <w:gridCol w:w="2592"/>
+        <w:gridCol w:w="2592"/>
+        <w:gridCol w:w="2592"/>
+      </w:tblGrid>
+      <w:tr>
+        <w:tc>
+          <w:tcPr>
+            <w:tcW w:type="dxa" w:w="2880"/>
+            <w:vAlign w:val="top"/>
+            <w:shd w:fill="D9EAF7"/>
+          </w:tcPr>
+          <w:p>
+            <w:pPr>
+              <w:spacing w:after="0"/>
+            </w:pPr>
+            <w:r/>
+            <w:r>
+              <w:rPr>
+                <w:rFonts w:ascii="Arial" w:hAnsi="Arial"/>
+                <w:b/>
+                <w:sz w:val="17"/>
+              </w:rPr>
+              <w:t>Action</w:t>
+            </w:r>
+          </w:p>
+        </w:tc>
+        <w:tc>
+          <w:tcPr>
+            <w:tcW w:type="dxa" w:w="2088"/>
+            <w:vAlign w:val="top"/>
+            <w:shd w:fill="D9EAF7"/>
+          </w:tcPr>
+          <w:p>
+            <w:pPr>
+              <w:spacing w:after="0"/>
+            </w:pPr>
+            <w:r/>
+            <w:r>
+              <w:rPr>
+                <w:rFonts w:ascii="Arial" w:hAnsi="Arial"/>
+                <w:b/>
+                <w:sz w:val="17"/>
+              </w:rPr>
+              <w:t>Administrator</w:t>
+            </w:r>
+          </w:p>
+        </w:tc>
+        <w:tc>
+          <w:tcPr>
+            <w:tcW w:type="dxa" w:w="2088"/>
+            <w:vAlign w:val="top"/>
+            <w:shd w:fill="D9EAF7"/>
+          </w:tcPr>
+          <w:p>
+            <w:pPr>
+              <w:spacing w:after="0"/>
+            </w:pPr>
+            <w:r/>
+            <w:r>
+              <w:rPr>
+                <w:rFonts w:ascii="Arial" w:hAnsi="Arial"/>
+                <w:b/>
+                <w:sz w:val="17"/>
+              </w:rPr>
+              <w:t>Engineer</w:t>
+            </w:r>
+          </w:p>
+        </w:tc>
+        <w:tc>
+          <w:tcPr>
+            <w:tcW w:type="dxa" w:w="2088"/>
+            <w:vAlign w:val="top"/>
+            <w:shd w:fill="D9EAF7"/>
+          </w:tcPr>
+          <w:p>
+            <w:pPr>
+              <w:spacing w:after="0"/>
+            </w:pPr>
+            <w:r/>
+            <w:r>
+              <w:rPr>
+                <w:rFonts w:ascii="Arial" w:hAnsi="Arial"/>
+                <w:b/>
+                <w:sz w:val="17"/>
+              </w:rPr>
+              <w:t>Reviewer</w:t>
             </w:r>
           </w:p>
         </w:tc>
@@ -2563,33 +1440,81 @@
       <w:tr>
         <w:tc>
           <w:tcPr>
-            <w:tcW w:type="dxa" w:w="5040"/>
+            <w:tcW w:type="dxa" w:w="2880"/>
             <w:vAlign w:val="top"/>
           </w:tcPr>
           <w:p>
+            <w:pPr>
+              <w:spacing w:after="0"/>
+            </w:pPr>
             <w:r/>
             <w:r>
               <w:rPr>
+                <w:rFonts w:ascii="Arial" w:hAnsi="Arial"/>
                 <w:b w:val="0"/>
-                <w:sz w:val="18"/>
+                <w:sz w:val="17"/>
               </w:rPr>
-              <w:t>Maintainability</w:t>
+              <w:t>List/search/view</w:t>
             </w:r>
           </w:p>
         </w:tc>
         <w:tc>
           <w:tcPr>
-            <w:tcW w:type="dxa" w:w="5040"/>
+            <w:tcW w:type="dxa" w:w="2088"/>
             <w:vAlign w:val="top"/>
           </w:tcPr>
           <w:p>
+            <w:pPr>
+              <w:spacing w:after="0"/>
+            </w:pPr>
             <w:r/>
             <w:r>
               <w:rPr>
+                <w:rFonts w:ascii="Arial" w:hAnsi="Arial"/>
                 <w:b w:val="0"/>
-                <w:sz w:val="18"/>
+                <w:sz w:val="17"/>
               </w:rPr>
-              <w:t>The system shall use modular services with clear contracts between compilation, planning, generation, validation and apply.</w:t>
+              <w:t>Allowed</w:t>
+            </w:r>
+          </w:p>
+        </w:tc>
+        <w:tc>
+          <w:tcPr>
+            <w:tcW w:type="dxa" w:w="2088"/>
+            <w:vAlign w:val="top"/>
+          </w:tcPr>
+          <w:p>
+            <w:pPr>
+              <w:spacing w:after="0"/>
+            </w:pPr>
+            <w:r/>
+            <w:r>
+              <w:rPr>
+                <w:rFonts w:ascii="Arial" w:hAnsi="Arial"/>
+                <w:b w:val="0"/>
+                <w:sz w:val="17"/>
+              </w:rPr>
+              <w:t>Allowed</w:t>
+            </w:r>
+          </w:p>
+        </w:tc>
+        <w:tc>
+          <w:tcPr>
+            <w:tcW w:type="dxa" w:w="2088"/>
+            <w:vAlign w:val="top"/>
+          </w:tcPr>
+          <w:p>
+            <w:pPr>
+              <w:spacing w:after="0"/>
+            </w:pPr>
+            <w:r/>
+            <w:r>
+              <w:rPr>
+                <w:rFonts w:ascii="Arial" w:hAnsi="Arial"/>
+                <w:b w:val="0"/>
+                <w:sz w:val="17"/>
+              </w:rPr>
+              <w:t>Allowed</w:t>
             </w:r>
           </w:p>
         </w:tc>
@@ -2597,33 +1522,81 @@
       <w:tr>
         <w:tc>
           <w:tcPr>
-            <w:tcW w:type="dxa" w:w="5040"/>
+            <w:tcW w:type="dxa" w:w="2880"/>
             <w:vAlign w:val="top"/>
           </w:tcPr>
           <w:p>
+            <w:pPr>
+              <w:spacing w:after="0"/>
+            </w:pPr>
             <w:r/>
             <w:r>
               <w:rPr>
+                <w:rFonts w:ascii="Arial" w:hAnsi="Arial"/>
                 <w:b w:val="0"/>
-                <w:sz w:val="18"/>
+                <w:sz w:val="17"/>
               </w:rPr>
-              <w:t>Portability</w:t>
+              <w:t>Create Draft/Inactive</w:t>
             </w:r>
           </w:p>
         </w:tc>
         <w:tc>
           <w:tcPr>
-            <w:tcW w:type="dxa" w:w="5040"/>
+            <w:tcW w:type="dxa" w:w="2088"/>
             <w:vAlign w:val="top"/>
           </w:tcPr>
           <w:p>
+            <w:pPr>
+              <w:spacing w:after="0"/>
+            </w:pPr>
             <w:r/>
             <w:r>
               <w:rPr>
+                <w:rFonts w:ascii="Arial" w:hAnsi="Arial"/>
                 <w:b w:val="0"/>
-                <w:sz w:val="18"/>
+                <w:sz w:val="17"/>
               </w:rPr>
-              <w:t>The platform shall support multiple AI providers through provider abstraction.</w:t>
+              <w:t>Allowed</w:t>
+            </w:r>
+          </w:p>
+        </w:tc>
+        <w:tc>
+          <w:tcPr>
+            <w:tcW w:type="dxa" w:w="2088"/>
+            <w:vAlign w:val="top"/>
+          </w:tcPr>
+          <w:p>
+            <w:pPr>
+              <w:spacing w:after="0"/>
+            </w:pPr>
+            <w:r/>
+            <w:r>
+              <w:rPr>
+                <w:rFonts w:ascii="Arial" w:hAnsi="Arial"/>
+                <w:b w:val="0"/>
+                <w:sz w:val="17"/>
+              </w:rPr>
+              <w:t>Allowed</w:t>
+            </w:r>
+          </w:p>
+        </w:tc>
+        <w:tc>
+          <w:tcPr>
+            <w:tcW w:type="dxa" w:w="2088"/>
+            <w:vAlign w:val="top"/>
+          </w:tcPr>
+          <w:p>
+            <w:pPr>
+              <w:spacing w:after="0"/>
+            </w:pPr>
+            <w:r/>
+            <w:r>
+              <w:rPr>
+                <w:rFonts w:ascii="Arial" w:hAnsi="Arial"/>
+                <w:b w:val="0"/>
+                <w:sz w:val="17"/>
+              </w:rPr>
+              <w:t>Denied</w:t>
             </w:r>
           </w:p>
         </w:tc>
@@ -2631,33 +1604,81 @@
       <w:tr>
         <w:tc>
           <w:tcPr>
-            <w:tcW w:type="dxa" w:w="5040"/>
+            <w:tcW w:type="dxa" w:w="2880"/>
             <w:vAlign w:val="top"/>
           </w:tcPr>
           <w:p>
+            <w:pPr>
+              <w:spacing w:after="0"/>
+            </w:pPr>
             <w:r/>
             <w:r>
               <w:rPr>
+                <w:rFonts w:ascii="Arial" w:hAnsi="Arial"/>
                 <w:b w:val="0"/>
-                <w:sz w:val="18"/>
+                <w:sz w:val="17"/>
               </w:rPr>
-              <w:t>Auditability</w:t>
+              <w:t>Edit Draft/Inactive</w:t>
             </w:r>
           </w:p>
         </w:tc>
         <w:tc>
           <w:tcPr>
-            <w:tcW w:type="dxa" w:w="5040"/>
+            <w:tcW w:type="dxa" w:w="2088"/>
             <w:vAlign w:val="top"/>
           </w:tcPr>
           <w:p>
+            <w:pPr>
+              <w:spacing w:after="0"/>
+            </w:pPr>
             <w:r/>
             <w:r>
               <w:rPr>
+                <w:rFonts w:ascii="Arial" w:hAnsi="Arial"/>
                 <w:b w:val="0"/>
-                <w:sz w:val="18"/>
+                <w:sz w:val="17"/>
               </w:rPr>
-              <w:t>Reports shall be persisted in a stable format suitable for later inspection.</w:t>
+              <w:t>Allowed</w:t>
+            </w:r>
+          </w:p>
+        </w:tc>
+        <w:tc>
+          <w:tcPr>
+            <w:tcW w:type="dxa" w:w="2088"/>
+            <w:vAlign w:val="top"/>
+          </w:tcPr>
+          <w:p>
+            <w:pPr>
+              <w:spacing w:after="0"/>
+            </w:pPr>
+            <w:r/>
+            <w:r>
+              <w:rPr>
+                <w:rFonts w:ascii="Arial" w:hAnsi="Arial"/>
+                <w:b w:val="0"/>
+                <w:sz w:val="17"/>
+              </w:rPr>
+              <w:t>Allowed</w:t>
+            </w:r>
+          </w:p>
+        </w:tc>
+        <w:tc>
+          <w:tcPr>
+            <w:tcW w:type="dxa" w:w="2088"/>
+            <w:vAlign w:val="top"/>
+          </w:tcPr>
+          <w:p>
+            <w:pPr>
+              <w:spacing w:after="0"/>
+            </w:pPr>
+            <w:r/>
+            <w:r>
+              <w:rPr>
+                <w:rFonts w:ascii="Arial" w:hAnsi="Arial"/>
+                <w:b w:val="0"/>
+                <w:sz w:val="17"/>
+              </w:rPr>
+              <w:t>Denied</w:t>
             </w:r>
           </w:p>
         </w:tc>
@@ -2665,117 +1686,335 @@
       <w:tr>
         <w:tc>
           <w:tcPr>
-            <w:tcW w:type="dxa" w:w="5040"/>
+            <w:tcW w:type="dxa" w:w="2880"/>
             <w:vAlign w:val="top"/>
           </w:tcPr>
           <w:p>
+            <w:pPr>
+              <w:spacing w:after="0"/>
+            </w:pPr>
             <w:r/>
             <w:r>
               <w:rPr>
+                <w:rFonts w:ascii="Arial" w:hAnsi="Arial"/>
                 <w:b w:val="0"/>
-                <w:sz w:val="18"/>
+                <w:sz w:val="17"/>
               </w:rPr>
-              <w:t>Performance</w:t>
+              <w:t>Activate valid pipeline</w:t>
             </w:r>
           </w:p>
         </w:tc>
         <w:tc>
           <w:tcPr>
-            <w:tcW w:type="dxa" w:w="5040"/>
+            <w:tcW w:type="dxa" w:w="2088"/>
             <w:vAlign w:val="top"/>
           </w:tcPr>
           <w:p>
+            <w:pPr>
+              <w:spacing w:after="0"/>
+            </w:pPr>
             <w:r/>
             <w:r>
               <w:rPr>
+                <w:rFonts w:ascii="Arial" w:hAnsi="Arial"/>
                 <w:b w:val="0"/>
-                <w:sz w:val="18"/>
+                <w:sz w:val="17"/>
               </w:rPr>
-              <w:t>Document compilation and task generation shall provide progress feedback for long-running operations.</w:t>
+              <w:t>Allowed</w:t>
+            </w:r>
+          </w:p>
+        </w:tc>
+        <w:tc>
+          <w:tcPr>
+            <w:tcW w:type="dxa" w:w="2088"/>
+            <w:vAlign w:val="top"/>
+          </w:tcPr>
+          <w:p>
+            <w:pPr>
+              <w:spacing w:after="0"/>
+            </w:pPr>
+            <w:r/>
+            <w:r>
+              <w:rPr>
+                <w:rFonts w:ascii="Arial" w:hAnsi="Arial"/>
+                <w:b w:val="0"/>
+                <w:sz w:val="17"/>
+              </w:rPr>
+              <w:t>Allowed if granted by project policy</w:t>
+            </w:r>
+          </w:p>
+        </w:tc>
+        <w:tc>
+          <w:tcPr>
+            <w:tcW w:type="dxa" w:w="2088"/>
+            <w:vAlign w:val="top"/>
+          </w:tcPr>
+          <w:p>
+            <w:pPr>
+              <w:spacing w:after="0"/>
+            </w:pPr>
+            <w:r/>
+            <w:r>
+              <w:rPr>
+                <w:rFonts w:ascii="Arial" w:hAnsi="Arial"/>
+                <w:b w:val="0"/>
+                <w:sz w:val="17"/>
+              </w:rPr>
+              <w:t>Denied</w:t>
+            </w:r>
+          </w:p>
+        </w:tc>
+      </w:tr>
+      <w:tr>
+        <w:tc>
+          <w:tcPr>
+            <w:tcW w:type="dxa" w:w="2880"/>
+            <w:vAlign w:val="top"/>
+          </w:tcPr>
+          <w:p>
+            <w:pPr>
+              <w:spacing w:after="0"/>
+            </w:pPr>
+            <w:r/>
+            <w:r>
+              <w:rPr>
+                <w:rFonts w:ascii="Arial" w:hAnsi="Arial"/>
+                <w:b w:val="0"/>
+                <w:sz w:val="17"/>
+              </w:rPr>
+              <w:t>Deactivate Active pipeline</w:t>
+            </w:r>
+          </w:p>
+        </w:tc>
+        <w:tc>
+          <w:tcPr>
+            <w:tcW w:type="dxa" w:w="2088"/>
+            <w:vAlign w:val="top"/>
+          </w:tcPr>
+          <w:p>
+            <w:pPr>
+              <w:spacing w:after="0"/>
+            </w:pPr>
+            <w:r/>
+            <w:r>
+              <w:rPr>
+                <w:rFonts w:ascii="Arial" w:hAnsi="Arial"/>
+                <w:b w:val="0"/>
+                <w:sz w:val="17"/>
+              </w:rPr>
+              <w:t>Allowed</w:t>
+            </w:r>
+          </w:p>
+        </w:tc>
+        <w:tc>
+          <w:tcPr>
+            <w:tcW w:type="dxa" w:w="2088"/>
+            <w:vAlign w:val="top"/>
+          </w:tcPr>
+          <w:p>
+            <w:pPr>
+              <w:spacing w:after="0"/>
+            </w:pPr>
+            <w:r/>
+            <w:r>
+              <w:rPr>
+                <w:rFonts w:ascii="Arial" w:hAnsi="Arial"/>
+                <w:b w:val="0"/>
+                <w:sz w:val="17"/>
+              </w:rPr>
+              <w:t>Allowed if granted by project policy</w:t>
+            </w:r>
+          </w:p>
+        </w:tc>
+        <w:tc>
+          <w:tcPr>
+            <w:tcW w:type="dxa" w:w="2088"/>
+            <w:vAlign w:val="top"/>
+          </w:tcPr>
+          <w:p>
+            <w:pPr>
+              <w:spacing w:after="0"/>
+            </w:pPr>
+            <w:r/>
+            <w:r>
+              <w:rPr>
+                <w:rFonts w:ascii="Arial" w:hAnsi="Arial"/>
+                <w:b w:val="0"/>
+                <w:sz w:val="17"/>
+              </w:rPr>
+              <w:t>Denied</w:t>
+            </w:r>
+          </w:p>
+        </w:tc>
+      </w:tr>
+      <w:tr>
+        <w:tc>
+          <w:tcPr>
+            <w:tcW w:type="dxa" w:w="2880"/>
+            <w:vAlign w:val="top"/>
+          </w:tcPr>
+          <w:p>
+            <w:pPr>
+              <w:spacing w:after="0"/>
+            </w:pPr>
+            <w:r/>
+            <w:r>
+              <w:rPr>
+                <w:rFonts w:ascii="Arial" w:hAnsi="Arial"/>
+                <w:b w:val="0"/>
+                <w:sz w:val="17"/>
+              </w:rPr>
+              <w:t>Archive Draft/Inactive</w:t>
+            </w:r>
+          </w:p>
+        </w:tc>
+        <w:tc>
+          <w:tcPr>
+            <w:tcW w:type="dxa" w:w="2088"/>
+            <w:vAlign w:val="top"/>
+          </w:tcPr>
+          <w:p>
+            <w:pPr>
+              <w:spacing w:after="0"/>
+            </w:pPr>
+            <w:r/>
+            <w:r>
+              <w:rPr>
+                <w:rFonts w:ascii="Arial" w:hAnsi="Arial"/>
+                <w:b w:val="0"/>
+                <w:sz w:val="17"/>
+              </w:rPr>
+              <w:t>Allowed</w:t>
+            </w:r>
+          </w:p>
+        </w:tc>
+        <w:tc>
+          <w:tcPr>
+            <w:tcW w:type="dxa" w:w="2088"/>
+            <w:vAlign w:val="top"/>
+          </w:tcPr>
+          <w:p>
+            <w:pPr>
+              <w:spacing w:after="0"/>
+            </w:pPr>
+            <w:r/>
+            <w:r>
+              <w:rPr>
+                <w:rFonts w:ascii="Arial" w:hAnsi="Arial"/>
+                <w:b w:val="0"/>
+                <w:sz w:val="17"/>
+              </w:rPr>
+              <w:t>Allowed if granted by project policy</w:t>
+            </w:r>
+          </w:p>
+        </w:tc>
+        <w:tc>
+          <w:tcPr>
+            <w:tcW w:type="dxa" w:w="2088"/>
+            <w:vAlign w:val="top"/>
+          </w:tcPr>
+          <w:p>
+            <w:pPr>
+              <w:spacing w:after="0"/>
+            </w:pPr>
+            <w:r/>
+            <w:r>
+              <w:rPr>
+                <w:rFonts w:ascii="Arial" w:hAnsi="Arial"/>
+                <w:b w:val="0"/>
+                <w:sz w:val="17"/>
+              </w:rPr>
+              <w:t>Denied</w:t>
+            </w:r>
+          </w:p>
+        </w:tc>
+      </w:tr>
+      <w:tr>
+        <w:tc>
+          <w:tcPr>
+            <w:tcW w:type="dxa" w:w="2880"/>
+            <w:vAlign w:val="top"/>
+          </w:tcPr>
+          <w:p>
+            <w:pPr>
+              <w:spacing w:after="0"/>
+            </w:pPr>
+            <w:r/>
+            <w:r>
+              <w:rPr>
+                <w:rFonts w:ascii="Arial" w:hAnsi="Arial"/>
+                <w:b w:val="0"/>
+                <w:sz w:val="17"/>
+              </w:rPr>
+              <w:t>Restore Archived</w:t>
+            </w:r>
+          </w:p>
+        </w:tc>
+        <w:tc>
+          <w:tcPr>
+            <w:tcW w:type="dxa" w:w="2088"/>
+            <w:vAlign w:val="top"/>
+          </w:tcPr>
+          <w:p>
+            <w:pPr>
+              <w:spacing w:after="0"/>
+            </w:pPr>
+            <w:r/>
+            <w:r>
+              <w:rPr>
+                <w:rFonts w:ascii="Arial" w:hAnsi="Arial"/>
+                <w:b w:val="0"/>
+                <w:sz w:val="17"/>
+              </w:rPr>
+              <w:t>Allowed</w:t>
+            </w:r>
+          </w:p>
+        </w:tc>
+        <w:tc>
+          <w:tcPr>
+            <w:tcW w:type="dxa" w:w="2088"/>
+            <w:vAlign w:val="top"/>
+          </w:tcPr>
+          <w:p>
+            <w:pPr>
+              <w:spacing w:after="0"/>
+            </w:pPr>
+            <w:r/>
+            <w:r>
+              <w:rPr>
+                <w:rFonts w:ascii="Arial" w:hAnsi="Arial"/>
+                <w:b w:val="0"/>
+                <w:sz w:val="17"/>
+              </w:rPr>
+              <w:t>Denied by default</w:t>
+            </w:r>
+          </w:p>
+        </w:tc>
+        <w:tc>
+          <w:tcPr>
+            <w:tcW w:type="dxa" w:w="2088"/>
+            <w:vAlign w:val="top"/>
+          </w:tcPr>
+          <w:p>
+            <w:pPr>
+              <w:spacing w:after="0"/>
+            </w:pPr>
+            <w:r/>
+            <w:r>
+              <w:rPr>
+                <w:rFonts w:ascii="Arial" w:hAnsi="Arial"/>
+                <w:b w:val="0"/>
+                <w:sz w:val="17"/>
+              </w:rPr>
+              <w:t>Denied</w:t>
             </w:r>
           </w:p>
         </w:tc>
       </w:tr>
     </w:tbl>
-    <w:p/>
     <w:p>
-      <w:pPr>
-        <w:pStyle w:val="Heading1"/>
-      </w:pPr>
       <w:r>
-        <w:t>9. Acceptance Criteria</w:t>
-      </w:r>
-    </w:p>
-    <w:p>
-      <w:pPr>
-        <w:pStyle w:val="ListNumber"/>
-        <w:spacing w:after="40"/>
-      </w:pPr>
-      <w:r>
-        <w:t>A new project can be created with separate client and engineering input folders.</w:t>
-      </w:r>
-    </w:p>
-    <w:p>
-      <w:pPr>
-        <w:pStyle w:val="ListNumber"/>
-        <w:spacing w:after="40"/>
-      </w:pPr>
-      <w:r>
-        <w:t>An approved SRS and approved ATS can be detected and included in context compilation.</w:t>
-      </w:r>
-    </w:p>
-    <w:p>
-      <w:pPr>
-        <w:pStyle w:val="ListNumber"/>
-        <w:spacing w:after="40"/>
-      </w:pPr>
-      <w:r>
-        <w:t>The system can produce a master context artifact and report from approved documents.</w:t>
-      </w:r>
-    </w:p>
-    <w:p>
-      <w:pPr>
-        <w:pStyle w:val="ListNumber"/>
-        <w:spacing w:after="40"/>
-      </w:pPr>
-      <w:r>
-        <w:t>The system can generate a backlog containing epics, stories and tasks from the master context.</w:t>
-      </w:r>
-    </w:p>
-    <w:p>
-      <w:pPr>
-        <w:pStyle w:val="ListNumber"/>
-        <w:spacing w:after="40"/>
-      </w:pPr>
-      <w:r>
-        <w:t>The system can run an AI generation task into a staging area without modifying the live repository.</w:t>
-      </w:r>
-    </w:p>
-    <w:p>
-      <w:pPr>
-        <w:pStyle w:val="ListNumber"/>
-        <w:spacing w:after="40"/>
-      </w:pPr>
-      <w:r>
-        <w:t>The system can validate staged artifacts and block unsafe or schema-invalid output.</w:t>
-      </w:r>
-    </w:p>
-    <w:p>
-      <w:pPr>
-        <w:pStyle w:val="ListNumber"/>
-        <w:spacing w:after="40"/>
-      </w:pPr>
-      <w:r>
-        <w:t>The user can review and approve or reject staged output.</w:t>
-      </w:r>
-    </w:p>
-    <w:p>
-      <w:pPr>
-        <w:pStyle w:val="ListNumber"/>
-        <w:spacing w:after="40"/>
-      </w:pPr>
-      <w:r>
-        <w:t>Every major step produces a persistent report suitable for audit and regeneration.</w:t>
+        <w:br w:type="page"/>
       </w:r>
     </w:p>
     <w:p>
@@ -2783,52 +2022,1096 @@
         <w:pStyle w:val="Heading1"/>
       </w:pPr>
       <w:r>
-        <w:t>10. Out of Scope for Initial Version</w:t>
+        <w:t>4. Functional Requirements</w:t>
       </w:r>
     </w:p>
+    <w:tbl>
+      <w:tblPr>
+        <w:tblStyle w:val="TableGrid"/>
+        <w:tblW w:type="auto" w:w="0"/>
+        <w:jc w:val="center"/>
+        <w:tblLook w:firstColumn="1" w:firstRow="1" w:lastColumn="0" w:lastRow="0" w:noHBand="0" w:noVBand="1" w:val="04A0"/>
+      </w:tblPr>
+      <w:tblGrid>
+        <w:gridCol w:w="2592"/>
+        <w:gridCol w:w="2592"/>
+        <w:gridCol w:w="2592"/>
+        <w:gridCol w:w="2592"/>
+      </w:tblGrid>
+      <w:tr>
+        <w:tc>
+          <w:tcPr>
+            <w:tcW w:type="dxa" w:w="1080"/>
+            <w:vAlign w:val="top"/>
+            <w:shd w:fill="D9EAF7"/>
+          </w:tcPr>
+          <w:p>
+            <w:pPr>
+              <w:spacing w:after="0"/>
+            </w:pPr>
+            <w:r/>
+            <w:r>
+              <w:rPr>
+                <w:rFonts w:ascii="Arial" w:hAnsi="Arial"/>
+                <w:b/>
+                <w:sz w:val="17"/>
+              </w:rPr>
+              <w:t>ID</w:t>
+            </w:r>
+          </w:p>
+        </w:tc>
+        <w:tc>
+          <w:tcPr>
+            <w:tcW w:type="dxa" w:w="1656"/>
+            <w:vAlign w:val="top"/>
+            <w:shd w:fill="D9EAF7"/>
+          </w:tcPr>
+          <w:p>
+            <w:pPr>
+              <w:spacing w:after="0"/>
+            </w:pPr>
+            <w:r/>
+            <w:r>
+              <w:rPr>
+                <w:rFonts w:ascii="Arial" w:hAnsi="Arial"/>
+                <w:b/>
+                <w:sz w:val="17"/>
+              </w:rPr>
+              <w:t>Requirement</w:t>
+            </w:r>
+          </w:p>
+        </w:tc>
+        <w:tc>
+          <w:tcPr>
+            <w:tcW w:type="dxa" w:w="4464"/>
+            <w:vAlign w:val="top"/>
+            <w:shd w:fill="D9EAF7"/>
+          </w:tcPr>
+          <w:p>
+            <w:pPr>
+              <w:spacing w:after="0"/>
+            </w:pPr>
+            <w:r/>
+            <w:r>
+              <w:rPr>
+                <w:rFonts w:ascii="Arial" w:hAnsi="Arial"/>
+                <w:b/>
+                <w:sz w:val="17"/>
+              </w:rPr>
+              <w:t>Required behavior</w:t>
+            </w:r>
+          </w:p>
+        </w:tc>
+        <w:tc>
+          <w:tcPr>
+            <w:tcW w:type="dxa" w:w="2952"/>
+            <w:vAlign w:val="top"/>
+            <w:shd w:fill="D9EAF7"/>
+          </w:tcPr>
+          <w:p>
+            <w:pPr>
+              <w:spacing w:after="0"/>
+            </w:pPr>
+            <w:r/>
+            <w:r>
+              <w:rPr>
+                <w:rFonts w:ascii="Arial" w:hAnsi="Arial"/>
+                <w:b/>
+                <w:sz w:val="17"/>
+              </w:rPr>
+              <w:t>Acceptance signal</w:t>
+            </w:r>
+          </w:p>
+        </w:tc>
+      </w:tr>
+      <w:tr>
+        <w:tc>
+          <w:tcPr>
+            <w:tcW w:type="dxa" w:w="1080"/>
+            <w:vAlign w:val="top"/>
+          </w:tcPr>
+          <w:p>
+            <w:pPr>
+              <w:spacing w:after="0"/>
+            </w:pPr>
+            <w:r/>
+            <w:r>
+              <w:rPr>
+                <w:rFonts w:ascii="Arial" w:hAnsi="Arial"/>
+                <w:b w:val="0"/>
+                <w:sz w:val="17"/>
+              </w:rPr>
+              <w:t>PM-REQ-001</w:t>
+            </w:r>
+          </w:p>
+        </w:tc>
+        <w:tc>
+          <w:tcPr>
+            <w:tcW w:type="dxa" w:w="1656"/>
+            <w:vAlign w:val="top"/>
+          </w:tcPr>
+          <w:p>
+            <w:pPr>
+              <w:spacing w:after="0"/>
+            </w:pPr>
+            <w:r/>
+            <w:r>
+              <w:rPr>
+                <w:rFonts w:ascii="Arial" w:hAnsi="Arial"/>
+                <w:b w:val="0"/>
+                <w:sz w:val="17"/>
+              </w:rPr>
+              <w:t>List pipelines</w:t>
+            </w:r>
+          </w:p>
+        </w:tc>
+        <w:tc>
+          <w:tcPr>
+            <w:tcW w:type="dxa" w:w="4464"/>
+            <w:vAlign w:val="top"/>
+          </w:tcPr>
+          <w:p>
+            <w:pPr>
+              <w:spacing w:after="0"/>
+            </w:pPr>
+            <w:r/>
+            <w:r>
+              <w:rPr>
+                <w:rFonts w:ascii="Arial" w:hAnsi="Arial"/>
+                <w:b w:val="0"/>
+                <w:sz w:val="17"/>
+              </w:rPr>
+              <w:t>Display all non-archived pipeline records for the active project with name, code, status, version, owner, stage count, updated date, and available actions.</w:t>
+            </w:r>
+          </w:p>
+        </w:tc>
+        <w:tc>
+          <w:tcPr>
+            <w:tcW w:type="dxa" w:w="2952"/>
+            <w:vAlign w:val="top"/>
+          </w:tcPr>
+          <w:p>
+            <w:pPr>
+              <w:spacing w:after="0"/>
+            </w:pPr>
+            <w:r/>
+            <w:r>
+              <w:rPr>
+                <w:rFonts w:ascii="Arial" w:hAnsi="Arial"/>
+                <w:b w:val="0"/>
+                <w:sz w:val="17"/>
+              </w:rPr>
+              <w:t>Default list excludes archived records and is sorted by updated date descending.</w:t>
+            </w:r>
+          </w:p>
+        </w:tc>
+      </w:tr>
+      <w:tr>
+        <w:tc>
+          <w:tcPr>
+            <w:tcW w:type="dxa" w:w="1080"/>
+            <w:vAlign w:val="top"/>
+          </w:tcPr>
+          <w:p>
+            <w:pPr>
+              <w:spacing w:after="0"/>
+            </w:pPr>
+            <w:r/>
+            <w:r>
+              <w:rPr>
+                <w:rFonts w:ascii="Arial" w:hAnsi="Arial"/>
+                <w:b w:val="0"/>
+                <w:sz w:val="17"/>
+              </w:rPr>
+              <w:t>PM-REQ-002</w:t>
+            </w:r>
+          </w:p>
+        </w:tc>
+        <w:tc>
+          <w:tcPr>
+            <w:tcW w:type="dxa" w:w="1656"/>
+            <w:vAlign w:val="top"/>
+          </w:tcPr>
+          <w:p>
+            <w:pPr>
+              <w:spacing w:after="0"/>
+            </w:pPr>
+            <w:r/>
+            <w:r>
+              <w:rPr>
+                <w:rFonts w:ascii="Arial" w:hAnsi="Arial"/>
+                <w:b w:val="0"/>
+                <w:sz w:val="17"/>
+              </w:rPr>
+              <w:t>Search and filter</w:t>
+            </w:r>
+          </w:p>
+        </w:tc>
+        <w:tc>
+          <w:tcPr>
+            <w:tcW w:type="dxa" w:w="4464"/>
+            <w:vAlign w:val="top"/>
+          </w:tcPr>
+          <w:p>
+            <w:pPr>
+              <w:spacing w:after="0"/>
+            </w:pPr>
+            <w:r/>
+            <w:r>
+              <w:rPr>
+                <w:rFonts w:ascii="Arial" w:hAnsi="Arial"/>
+                <w:b w:val="0"/>
+                <w:sz w:val="17"/>
+              </w:rPr>
+              <w:t>Support text search by name/code and filters by status, owner, and archived inclusion.</w:t>
+            </w:r>
+          </w:p>
+        </w:tc>
+        <w:tc>
+          <w:tcPr>
+            <w:tcW w:type="dxa" w:w="2952"/>
+            <w:vAlign w:val="top"/>
+          </w:tcPr>
+          <w:p>
+            <w:pPr>
+              <w:spacing w:after="0"/>
+            </w:pPr>
+            <w:r/>
+            <w:r>
+              <w:rPr>
+                <w:rFonts w:ascii="Arial" w:hAnsi="Arial"/>
+                <w:b w:val="0"/>
+                <w:sz w:val="17"/>
+              </w:rPr>
+              <w:t>Search is case-insensitive; filters combine using AND semantics.</w:t>
+            </w:r>
+          </w:p>
+        </w:tc>
+      </w:tr>
+      <w:tr>
+        <w:tc>
+          <w:tcPr>
+            <w:tcW w:type="dxa" w:w="1080"/>
+            <w:vAlign w:val="top"/>
+          </w:tcPr>
+          <w:p>
+            <w:pPr>
+              <w:spacing w:after="0"/>
+            </w:pPr>
+            <w:r/>
+            <w:r>
+              <w:rPr>
+                <w:rFonts w:ascii="Arial" w:hAnsi="Arial"/>
+                <w:b w:val="0"/>
+                <w:sz w:val="17"/>
+              </w:rPr>
+              <w:t>PM-REQ-003</w:t>
+            </w:r>
+          </w:p>
+        </w:tc>
+        <w:tc>
+          <w:tcPr>
+            <w:tcW w:type="dxa" w:w="1656"/>
+            <w:vAlign w:val="top"/>
+          </w:tcPr>
+          <w:p>
+            <w:pPr>
+              <w:spacing w:after="0"/>
+            </w:pPr>
+            <w:r/>
+            <w:r>
+              <w:rPr>
+                <w:rFonts w:ascii="Arial" w:hAnsi="Arial"/>
+                <w:b w:val="0"/>
+                <w:sz w:val="17"/>
+              </w:rPr>
+              <w:t>View details</w:t>
+            </w:r>
+          </w:p>
+        </w:tc>
+        <w:tc>
+          <w:tcPr>
+            <w:tcW w:type="dxa" w:w="4464"/>
+            <w:vAlign w:val="top"/>
+          </w:tcPr>
+          <w:p>
+            <w:pPr>
+              <w:spacing w:after="0"/>
+            </w:pPr>
+            <w:r/>
+            <w:r>
+              <w:rPr>
+                <w:rFonts w:ascii="Arial" w:hAnsi="Arial"/>
+                <w:b w:val="0"/>
+                <w:sz w:val="17"/>
+              </w:rPr>
+              <w:t>Display complete metadata, ordered stages, validation summary, and audit details.</w:t>
+            </w:r>
+          </w:p>
+        </w:tc>
+        <w:tc>
+          <w:tcPr>
+            <w:tcW w:type="dxa" w:w="2952"/>
+            <w:vAlign w:val="top"/>
+          </w:tcPr>
+          <w:p>
+            <w:pPr>
+              <w:spacing w:after="0"/>
+            </w:pPr>
+            <w:r/>
+            <w:r>
+              <w:rPr>
+                <w:rFonts w:ascii="Arial" w:hAnsi="Arial"/>
+                <w:b w:val="0"/>
+                <w:sz w:val="17"/>
+              </w:rPr>
+              <w:t>Reviewer can understand what downstream automation would consume.</w:t>
+            </w:r>
+          </w:p>
+        </w:tc>
+      </w:tr>
+      <w:tr>
+        <w:tc>
+          <w:tcPr>
+            <w:tcW w:type="dxa" w:w="1080"/>
+            <w:vAlign w:val="top"/>
+          </w:tcPr>
+          <w:p>
+            <w:pPr>
+              <w:spacing w:after="0"/>
+            </w:pPr>
+            <w:r/>
+            <w:r>
+              <w:rPr>
+                <w:rFonts w:ascii="Arial" w:hAnsi="Arial"/>
+                <w:b w:val="0"/>
+                <w:sz w:val="17"/>
+              </w:rPr>
+              <w:t>PM-REQ-004</w:t>
+            </w:r>
+          </w:p>
+        </w:tc>
+        <w:tc>
+          <w:tcPr>
+            <w:tcW w:type="dxa" w:w="1656"/>
+            <w:vAlign w:val="top"/>
+          </w:tcPr>
+          <w:p>
+            <w:pPr>
+              <w:spacing w:after="0"/>
+            </w:pPr>
+            <w:r/>
+            <w:r>
+              <w:rPr>
+                <w:rFonts w:ascii="Arial" w:hAnsi="Arial"/>
+                <w:b w:val="0"/>
+                <w:sz w:val="17"/>
+              </w:rPr>
+              <w:t>Create pipeline</w:t>
+            </w:r>
+          </w:p>
+        </w:tc>
+        <w:tc>
+          <w:tcPr>
+            <w:tcW w:type="dxa" w:w="4464"/>
+            <w:vAlign w:val="top"/>
+          </w:tcPr>
+          <w:p>
+            <w:pPr>
+              <w:spacing w:after="0"/>
+            </w:pPr>
+            <w:r/>
+            <w:r>
+              <w:rPr>
+                <w:rFonts w:ascii="Arial" w:hAnsi="Arial"/>
+                <w:b w:val="0"/>
+                <w:sz w:val="17"/>
+              </w:rPr>
+              <w:t>Allow authorized creation with required metadata and at least one stage.</w:t>
+            </w:r>
+          </w:p>
+        </w:tc>
+        <w:tc>
+          <w:tcPr>
+            <w:tcW w:type="dxa" w:w="2952"/>
+            <w:vAlign w:val="top"/>
+          </w:tcPr>
+          <w:p>
+            <w:pPr>
+              <w:spacing w:after="0"/>
+            </w:pPr>
+            <w:r/>
+            <w:r>
+              <w:rPr>
+                <w:rFonts w:ascii="Arial" w:hAnsi="Arial"/>
+                <w:b w:val="0"/>
+                <w:sz w:val="17"/>
+              </w:rPr>
+              <w:t>Valid save persists the record and returns it to the list.</w:t>
+            </w:r>
+          </w:p>
+        </w:tc>
+      </w:tr>
+      <w:tr>
+        <w:tc>
+          <w:tcPr>
+            <w:tcW w:type="dxa" w:w="1080"/>
+            <w:vAlign w:val="top"/>
+          </w:tcPr>
+          <w:p>
+            <w:pPr>
+              <w:spacing w:after="0"/>
+            </w:pPr>
+            <w:r/>
+            <w:r>
+              <w:rPr>
+                <w:rFonts w:ascii="Arial" w:hAnsi="Arial"/>
+                <w:b w:val="0"/>
+                <w:sz w:val="17"/>
+              </w:rPr>
+              <w:t>PM-REQ-005</w:t>
+            </w:r>
+          </w:p>
+        </w:tc>
+        <w:tc>
+          <w:tcPr>
+            <w:tcW w:type="dxa" w:w="1656"/>
+            <w:vAlign w:val="top"/>
+          </w:tcPr>
+          <w:p>
+            <w:pPr>
+              <w:spacing w:after="0"/>
+            </w:pPr>
+            <w:r/>
+            <w:r>
+              <w:rPr>
+                <w:rFonts w:ascii="Arial" w:hAnsi="Arial"/>
+                <w:b w:val="0"/>
+                <w:sz w:val="17"/>
+              </w:rPr>
+              <w:t>Edit pipeline</w:t>
+            </w:r>
+          </w:p>
+        </w:tc>
+        <w:tc>
+          <w:tcPr>
+            <w:tcW w:type="dxa" w:w="4464"/>
+            <w:vAlign w:val="top"/>
+          </w:tcPr>
+          <w:p>
+            <w:pPr>
+              <w:spacing w:after="0"/>
+            </w:pPr>
+            <w:r/>
+            <w:r>
+              <w:rPr>
+                <w:rFonts w:ascii="Arial" w:hAnsi="Arial"/>
+                <w:b w:val="0"/>
+                <w:sz w:val="17"/>
+              </w:rPr>
+              <w:t>Allow authorized editing of mutable fields while Draft or Inactive.</w:t>
+            </w:r>
+          </w:p>
+        </w:tc>
+        <w:tc>
+          <w:tcPr>
+            <w:tcW w:type="dxa" w:w="2952"/>
+            <w:vAlign w:val="top"/>
+          </w:tcPr>
+          <w:p>
+            <w:pPr>
+              <w:spacing w:after="0"/>
+            </w:pPr>
+            <w:r/>
+            <w:r>
+              <w:rPr>
+                <w:rFonts w:ascii="Arial" w:hAnsi="Arial"/>
+                <w:b w:val="0"/>
+                <w:sz w:val="17"/>
+              </w:rPr>
+              <w:t>Active and Archived edit attempts are rejected unless status is changed through approved actions.</w:t>
+            </w:r>
+          </w:p>
+        </w:tc>
+      </w:tr>
+      <w:tr>
+        <w:tc>
+          <w:tcPr>
+            <w:tcW w:type="dxa" w:w="1080"/>
+            <w:vAlign w:val="top"/>
+          </w:tcPr>
+          <w:p>
+            <w:pPr>
+              <w:spacing w:after="0"/>
+            </w:pPr>
+            <w:r/>
+            <w:r>
+              <w:rPr>
+                <w:rFonts w:ascii="Arial" w:hAnsi="Arial"/>
+                <w:b w:val="0"/>
+                <w:sz w:val="17"/>
+              </w:rPr>
+              <w:t>PM-REQ-006</w:t>
+            </w:r>
+          </w:p>
+        </w:tc>
+        <w:tc>
+          <w:tcPr>
+            <w:tcW w:type="dxa" w:w="1656"/>
+            <w:vAlign w:val="top"/>
+          </w:tcPr>
+          <w:p>
+            <w:pPr>
+              <w:spacing w:after="0"/>
+            </w:pPr>
+            <w:r/>
+            <w:r>
+              <w:rPr>
+                <w:rFonts w:ascii="Arial" w:hAnsi="Arial"/>
+                <w:b w:val="0"/>
+                <w:sz w:val="17"/>
+              </w:rPr>
+              <w:t>Archive pipeline</w:t>
+            </w:r>
+          </w:p>
+        </w:tc>
+        <w:tc>
+          <w:tcPr>
+            <w:tcW w:type="dxa" w:w="4464"/>
+            <w:vAlign w:val="top"/>
+          </w:tcPr>
+          <w:p>
+            <w:pPr>
+              <w:spacing w:after="0"/>
+            </w:pPr>
+            <w:r/>
+            <w:r>
+              <w:rPr>
+                <w:rFonts w:ascii="Arial" w:hAnsi="Arial"/>
+                <w:b w:val="0"/>
+                <w:sz w:val="17"/>
+              </w:rPr>
+              <w:t>Allow authorized archive of Draft or Inactive pipelines after confirmation.</w:t>
+            </w:r>
+          </w:p>
+        </w:tc>
+        <w:tc>
+          <w:tcPr>
+            <w:tcW w:type="dxa" w:w="2952"/>
+            <w:vAlign w:val="top"/>
+          </w:tcPr>
+          <w:p>
+            <w:pPr>
+              <w:spacing w:after="0"/>
+            </w:pPr>
+            <w:r/>
+            <w:r>
+              <w:rPr>
+                <w:rFonts w:ascii="Arial" w:hAnsi="Arial"/>
+                <w:b w:val="0"/>
+                <w:sz w:val="17"/>
+              </w:rPr>
+              <w:t>Archived records disappear from default list and cannot be consumed downstream.</w:t>
+            </w:r>
+          </w:p>
+        </w:tc>
+      </w:tr>
+      <w:tr>
+        <w:tc>
+          <w:tcPr>
+            <w:tcW w:type="dxa" w:w="1080"/>
+            <w:vAlign w:val="top"/>
+          </w:tcPr>
+          <w:p>
+            <w:pPr>
+              <w:spacing w:after="0"/>
+            </w:pPr>
+            <w:r/>
+            <w:r>
+              <w:rPr>
+                <w:rFonts w:ascii="Arial" w:hAnsi="Arial"/>
+                <w:b w:val="0"/>
+                <w:sz w:val="17"/>
+              </w:rPr>
+              <w:t>PM-REQ-007</w:t>
+            </w:r>
+          </w:p>
+        </w:tc>
+        <w:tc>
+          <w:tcPr>
+            <w:tcW w:type="dxa" w:w="1656"/>
+            <w:vAlign w:val="top"/>
+          </w:tcPr>
+          <w:p>
+            <w:pPr>
+              <w:spacing w:after="0"/>
+            </w:pPr>
+            <w:r/>
+            <w:r>
+              <w:rPr>
+                <w:rFonts w:ascii="Arial" w:hAnsi="Arial"/>
+                <w:b w:val="0"/>
+                <w:sz w:val="17"/>
+              </w:rPr>
+              <w:t>Restore pipeline</w:t>
+            </w:r>
+          </w:p>
+        </w:tc>
+        <w:tc>
+          <w:tcPr>
+            <w:tcW w:type="dxa" w:w="4464"/>
+            <w:vAlign w:val="top"/>
+          </w:tcPr>
+          <w:p>
+            <w:pPr>
+              <w:spacing w:after="0"/>
+            </w:pPr>
+            <w:r/>
+            <w:r>
+              <w:rPr>
+                <w:rFonts w:ascii="Arial" w:hAnsi="Arial"/>
+                <w:b w:val="0"/>
+                <w:sz w:val="17"/>
+              </w:rPr>
+              <w:t>Allow administrators to restore archived pipelines to Inactive.</w:t>
+            </w:r>
+          </w:p>
+        </w:tc>
+        <w:tc>
+          <w:tcPr>
+            <w:tcW w:type="dxa" w:w="2952"/>
+            <w:vAlign w:val="top"/>
+          </w:tcPr>
+          <w:p>
+            <w:pPr>
+              <w:spacing w:after="0"/>
+            </w:pPr>
+            <w:r/>
+            <w:r>
+              <w:rPr>
+                <w:rFonts w:ascii="Arial" w:hAnsi="Arial"/>
+                <w:b w:val="0"/>
+                <w:sz w:val="17"/>
+              </w:rPr>
+              <w:t>Restore fails if code uniqueness would be violated.</w:t>
+            </w:r>
+          </w:p>
+        </w:tc>
+      </w:tr>
+      <w:tr>
+        <w:tc>
+          <w:tcPr>
+            <w:tcW w:type="dxa" w:w="1080"/>
+            <w:vAlign w:val="top"/>
+          </w:tcPr>
+          <w:p>
+            <w:pPr>
+              <w:spacing w:after="0"/>
+            </w:pPr>
+            <w:r/>
+            <w:r>
+              <w:rPr>
+                <w:rFonts w:ascii="Arial" w:hAnsi="Arial"/>
+                <w:b w:val="0"/>
+                <w:sz w:val="17"/>
+              </w:rPr>
+              <w:t>PM-REQ-008</w:t>
+            </w:r>
+          </w:p>
+        </w:tc>
+        <w:tc>
+          <w:tcPr>
+            <w:tcW w:type="dxa" w:w="1656"/>
+            <w:vAlign w:val="top"/>
+          </w:tcPr>
+          <w:p>
+            <w:pPr>
+              <w:spacing w:after="0"/>
+            </w:pPr>
+            <w:r/>
+            <w:r>
+              <w:rPr>
+                <w:rFonts w:ascii="Arial" w:hAnsi="Arial"/>
+                <w:b w:val="0"/>
+                <w:sz w:val="17"/>
+              </w:rPr>
+              <w:t>Manage stages</w:t>
+            </w:r>
+          </w:p>
+        </w:tc>
+        <w:tc>
+          <w:tcPr>
+            <w:tcW w:type="dxa" w:w="4464"/>
+            <w:vAlign w:val="top"/>
+          </w:tcPr>
+          <w:p>
+            <w:pPr>
+              <w:spacing w:after="0"/>
+            </w:pPr>
+            <w:r/>
+            <w:r>
+              <w:rPr>
+                <w:rFonts w:ascii="Arial" w:hAnsi="Arial"/>
+                <w:b w:val="0"/>
+                <w:sz w:val="17"/>
+              </w:rPr>
+              <w:t>Allow add, edit, remove, and reorder of stages on editable pipelines.</w:t>
+            </w:r>
+          </w:p>
+        </w:tc>
+        <w:tc>
+          <w:tcPr>
+            <w:tcW w:type="dxa" w:w="2952"/>
+            <w:vAlign w:val="top"/>
+          </w:tcPr>
+          <w:p>
+            <w:pPr>
+              <w:spacing w:after="0"/>
+            </w:pPr>
+            <w:r/>
+            <w:r>
+              <w:rPr>
+                <w:rFonts w:ascii="Arial" w:hAnsi="Arial"/>
+                <w:b w:val="0"/>
+                <w:sz w:val="17"/>
+              </w:rPr>
+              <w:t>Stage order remains unique, positive, and contiguous.</w:t>
+            </w:r>
+          </w:p>
+        </w:tc>
+      </w:tr>
+      <w:tr>
+        <w:tc>
+          <w:tcPr>
+            <w:tcW w:type="dxa" w:w="1080"/>
+            <w:vAlign w:val="top"/>
+          </w:tcPr>
+          <w:p>
+            <w:pPr>
+              <w:spacing w:after="0"/>
+            </w:pPr>
+            <w:r/>
+            <w:r>
+              <w:rPr>
+                <w:rFonts w:ascii="Arial" w:hAnsi="Arial"/>
+                <w:b w:val="0"/>
+                <w:sz w:val="17"/>
+              </w:rPr>
+              <w:t>PM-REQ-009</w:t>
+            </w:r>
+          </w:p>
+        </w:tc>
+        <w:tc>
+          <w:tcPr>
+            <w:tcW w:type="dxa" w:w="1656"/>
+            <w:vAlign w:val="top"/>
+          </w:tcPr>
+          <w:p>
+            <w:pPr>
+              <w:spacing w:after="0"/>
+            </w:pPr>
+            <w:r/>
+            <w:r>
+              <w:rPr>
+                <w:rFonts w:ascii="Arial" w:hAnsi="Arial"/>
+                <w:b w:val="0"/>
+                <w:sz w:val="17"/>
+              </w:rPr>
+              <w:t>Validate pipeline</w:t>
+            </w:r>
+          </w:p>
+        </w:tc>
+        <w:tc>
+          <w:tcPr>
+            <w:tcW w:type="dxa" w:w="4464"/>
+            <w:vAlign w:val="top"/>
+          </w:tcPr>
+          <w:p>
+            <w:pPr>
+              <w:spacing w:after="0"/>
+            </w:pPr>
+            <w:r/>
+            <w:r>
+              <w:rPr>
+                <w:rFonts w:ascii="Arial" w:hAnsi="Arial"/>
+                <w:b w:val="0"/>
+                <w:sz w:val="17"/>
+              </w:rPr>
+              <w:t>Validate metadata and stages before save and activation.</w:t>
+            </w:r>
+          </w:p>
+        </w:tc>
+        <w:tc>
+          <w:tcPr>
+            <w:tcW w:type="dxa" w:w="2952"/>
+            <w:vAlign w:val="top"/>
+          </w:tcPr>
+          <w:p>
+            <w:pPr>
+              <w:spacing w:after="0"/>
+            </w:pPr>
+            <w:r/>
+            <w:r>
+              <w:rPr>
+                <w:rFonts w:ascii="Arial" w:hAnsi="Arial"/>
+                <w:b w:val="0"/>
+                <w:sz w:val="17"/>
+              </w:rPr>
+              <w:t>Validation returns field-level and rule-level messages.</w:t>
+            </w:r>
+          </w:p>
+        </w:tc>
+      </w:tr>
+      <w:tr>
+        <w:tc>
+          <w:tcPr>
+            <w:tcW w:type="dxa" w:w="1080"/>
+            <w:vAlign w:val="top"/>
+          </w:tcPr>
+          <w:p>
+            <w:pPr>
+              <w:spacing w:after="0"/>
+            </w:pPr>
+            <w:r/>
+            <w:r>
+              <w:rPr>
+                <w:rFonts w:ascii="Arial" w:hAnsi="Arial"/>
+                <w:b w:val="0"/>
+                <w:sz w:val="17"/>
+              </w:rPr>
+              <w:t>PM-REQ-010</w:t>
+            </w:r>
+          </w:p>
+        </w:tc>
+        <w:tc>
+          <w:tcPr>
+            <w:tcW w:type="dxa" w:w="1656"/>
+            <w:vAlign w:val="top"/>
+          </w:tcPr>
+          <w:p>
+            <w:pPr>
+              <w:spacing w:after="0"/>
+            </w:pPr>
+            <w:r/>
+            <w:r>
+              <w:rPr>
+                <w:rFonts w:ascii="Arial" w:hAnsi="Arial"/>
+                <w:b w:val="0"/>
+                <w:sz w:val="17"/>
+              </w:rPr>
+              <w:t>Control status</w:t>
+            </w:r>
+          </w:p>
+        </w:tc>
+        <w:tc>
+          <w:tcPr>
+            <w:tcW w:type="dxa" w:w="4464"/>
+            <w:vAlign w:val="top"/>
+          </w:tcPr>
+          <w:p>
+            <w:pPr>
+              <w:spacing w:after="0"/>
+            </w:pPr>
+            <w:r/>
+            <w:r>
+              <w:rPr>
+                <w:rFonts w:ascii="Arial" w:hAnsi="Arial"/>
+                <w:b w:val="0"/>
+                <w:sz w:val="17"/>
+              </w:rPr>
+              <w:t>Support Draft, Inactive, Active, Archived states with controlled transitions.</w:t>
+            </w:r>
+          </w:p>
+        </w:tc>
+        <w:tc>
+          <w:tcPr>
+            <w:tcW w:type="dxa" w:w="2952"/>
+            <w:vAlign w:val="top"/>
+          </w:tcPr>
+          <w:p>
+            <w:pPr>
+              <w:spacing w:after="0"/>
+            </w:pPr>
+            <w:r/>
+            <w:r>
+              <w:rPr>
+                <w:rFonts w:ascii="Arial" w:hAnsi="Arial"/>
+                <w:b w:val="0"/>
+                <w:sz w:val="17"/>
+              </w:rPr>
+              <w:t>Invalid transitions are rejected with stable business errors.</w:t>
+            </w:r>
+          </w:p>
+        </w:tc>
+      </w:tr>
+      <w:tr>
+        <w:tc>
+          <w:tcPr>
+            <w:tcW w:type="dxa" w:w="1080"/>
+            <w:vAlign w:val="top"/>
+          </w:tcPr>
+          <w:p>
+            <w:pPr>
+              <w:spacing w:after="0"/>
+            </w:pPr>
+            <w:r/>
+            <w:r>
+              <w:rPr>
+                <w:rFonts w:ascii="Arial" w:hAnsi="Arial"/>
+                <w:b w:val="0"/>
+                <w:sz w:val="17"/>
+              </w:rPr>
+              <w:t>PM-REQ-011</w:t>
+            </w:r>
+          </w:p>
+        </w:tc>
+        <w:tc>
+          <w:tcPr>
+            <w:tcW w:type="dxa" w:w="1656"/>
+            <w:vAlign w:val="top"/>
+          </w:tcPr>
+          <w:p>
+            <w:pPr>
+              <w:spacing w:after="0"/>
+            </w:pPr>
+            <w:r/>
+            <w:r>
+              <w:rPr>
+                <w:rFonts w:ascii="Arial" w:hAnsi="Arial"/>
+                <w:b w:val="0"/>
+                <w:sz w:val="17"/>
+              </w:rPr>
+              <w:t>Support traceability</w:t>
+            </w:r>
+          </w:p>
+        </w:tc>
+        <w:tc>
+          <w:tcPr>
+            <w:tcW w:type="dxa" w:w="4464"/>
+            <w:vAlign w:val="top"/>
+          </w:tcPr>
+          <w:p>
+            <w:pPr>
+              <w:spacing w:after="0"/>
+            </w:pPr>
+            <w:r/>
+            <w:r>
+              <w:rPr>
+                <w:rFonts w:ascii="Arial" w:hAnsi="Arial"/>
+                <w:b w:val="0"/>
+                <w:sz w:val="17"/>
+              </w:rPr>
+              <w:t>Expose stable identifiers and codes for generated downstream artifacts.</w:t>
+            </w:r>
+          </w:p>
+        </w:tc>
+        <w:tc>
+          <w:tcPr>
+            <w:tcW w:type="dxa" w:w="2952"/>
+            <w:vAlign w:val="top"/>
+          </w:tcPr>
+          <w:p>
+            <w:pPr>
+              <w:spacing w:after="0"/>
+            </w:pPr>
+            <w:r/>
+            <w:r>
+              <w:rPr>
+                <w:rFonts w:ascii="Arial" w:hAnsi="Arial"/>
+                <w:b w:val="0"/>
+                <w:sz w:val="17"/>
+              </w:rPr>
+              <w:t>Generated stories and tasks can reference source requirements and stage IDs.</w:t>
+            </w:r>
+          </w:p>
+        </w:tc>
+      </w:tr>
+      <w:tr>
+        <w:tc>
+          <w:tcPr>
+            <w:tcW w:type="dxa" w:w="1080"/>
+            <w:vAlign w:val="top"/>
+          </w:tcPr>
+          <w:p>
+            <w:pPr>
+              <w:spacing w:after="0"/>
+            </w:pPr>
+            <w:r/>
+            <w:r>
+              <w:rPr>
+                <w:rFonts w:ascii="Arial" w:hAnsi="Arial"/>
+                <w:b w:val="0"/>
+                <w:sz w:val="17"/>
+              </w:rPr>
+              <w:t>PM-REQ-012</w:t>
+            </w:r>
+          </w:p>
+        </w:tc>
+        <w:tc>
+          <w:tcPr>
+            <w:tcW w:type="dxa" w:w="1656"/>
+            <w:vAlign w:val="top"/>
+          </w:tcPr>
+          <w:p>
+            <w:pPr>
+              <w:spacing w:after="0"/>
+            </w:pPr>
+            <w:r/>
+            <w:r>
+              <w:rPr>
+                <w:rFonts w:ascii="Arial" w:hAnsi="Arial"/>
+                <w:b w:val="0"/>
+                <w:sz w:val="17"/>
+              </w:rPr>
+              <w:t>Audit changes</w:t>
+            </w:r>
+          </w:p>
+        </w:tc>
+        <w:tc>
+          <w:tcPr>
+            <w:tcW w:type="dxa" w:w="4464"/>
+            <w:vAlign w:val="top"/>
+          </w:tcPr>
+          <w:p>
+            <w:pPr>
+              <w:spacing w:after="0"/>
+            </w:pPr>
+            <w:r/>
+            <w:r>
+              <w:rPr>
+                <w:rFonts w:ascii="Arial" w:hAnsi="Arial"/>
+                <w:b w:val="0"/>
+                <w:sz w:val="17"/>
+              </w:rPr>
+              <w:t>Record created, updated, archived, and restored metadata.</w:t>
+            </w:r>
+          </w:p>
+        </w:tc>
+        <w:tc>
+          <w:tcPr>
+            <w:tcW w:type="dxa" w:w="2952"/>
+            <w:vAlign w:val="top"/>
+          </w:tcPr>
+          <w:p>
+            <w:pPr>
+              <w:spacing w:after="0"/>
+            </w:pPr>
+            <w:r/>
+            <w:r>
+              <w:rPr>
+                <w:rFonts w:ascii="Arial" w:hAnsi="Arial"/>
+                <w:b w:val="0"/>
+                <w:sz w:val="17"/>
+              </w:rPr>
+              <w:t>Detail view exposes audit fields to authorized users.</w:t>
+            </w:r>
+          </w:p>
+        </w:tc>
+      </w:tr>
+    </w:tbl>
     <w:p>
-      <w:pPr>
-        <w:pStyle w:val="ListBullet"/>
-        <w:spacing w:after="40"/>
-      </w:pPr>
       <w:r>
-        <w:t>Fully autonomous production deployment without human approval.</w:t>
-      </w:r>
-    </w:p>
-    <w:p>
-      <w:pPr>
-        <w:pStyle w:val="ListBullet"/>
-        <w:spacing w:after="40"/>
-      </w:pPr>
-      <w:r>
-        <w:t>Replacing human product ownership or architecture approval.</w:t>
-      </w:r>
-    </w:p>
-    <w:p>
-      <w:pPr>
-        <w:pStyle w:val="ListBullet"/>
-        <w:spacing w:after="40"/>
-      </w:pPr>
-      <w:r>
-        <w:t>Unrestricted AI access to the live repository.</w:t>
-      </w:r>
-    </w:p>
-    <w:p>
-      <w:pPr>
-        <w:pStyle w:val="ListBullet"/>
-        <w:spacing w:after="40"/>
-      </w:pPr>
-      <w:r>
-        <w:t>General-purpose chat as the primary source of project truth.</w:t>
-      </w:r>
-    </w:p>
-    <w:p>
-      <w:pPr>
-        <w:pStyle w:val="ListBullet"/>
-        <w:spacing w:after="40"/>
-      </w:pPr>
-      <w:r>
-        <w:t>Complex enterprise permission models beyond a minimal project/user role model.</w:t>
+        <w:br w:type="page"/>
       </w:r>
     </w:p>
     <w:p>
@@ -2836,20 +3119,2460 @@
         <w:pStyle w:val="Heading1"/>
       </w:pPr>
       <w:r>
-        <w:t>11. Source Alignment Notes</w:t>
+        <w:t>5. Business Data and Field Rules</w:t>
+      </w:r>
+    </w:p>
+    <w:tbl>
+      <w:tblPr>
+        <w:tblStyle w:val="TableGrid"/>
+        <w:tblW w:type="auto" w:w="0"/>
+        <w:jc w:val="center"/>
+        <w:tblLook w:firstColumn="1" w:firstRow="1" w:lastColumn="0" w:lastRow="0" w:noHBand="0" w:noVBand="1" w:val="04A0"/>
+      </w:tblPr>
+      <w:tblGrid>
+        <w:gridCol w:w="2592"/>
+        <w:gridCol w:w="2592"/>
+        <w:gridCol w:w="2592"/>
+        <w:gridCol w:w="2592"/>
+      </w:tblGrid>
+      <w:tr>
+        <w:tc>
+          <w:tcPr>
+            <w:tcW w:type="dxa" w:w="1152"/>
+            <w:vAlign w:val="top"/>
+            <w:shd w:fill="D9EAF7"/>
+          </w:tcPr>
+          <w:p>
+            <w:pPr>
+              <w:spacing w:after="0"/>
+            </w:pPr>
+            <w:r/>
+            <w:r>
+              <w:rPr>
+                <w:rFonts w:ascii="Arial" w:hAnsi="Arial"/>
+                <w:b/>
+                <w:sz w:val="17"/>
+              </w:rPr>
+              <w:t>Entity</w:t>
+            </w:r>
+          </w:p>
+        </w:tc>
+        <w:tc>
+          <w:tcPr>
+            <w:tcW w:type="dxa" w:w="1728"/>
+            <w:vAlign w:val="top"/>
+            <w:shd w:fill="D9EAF7"/>
+          </w:tcPr>
+          <w:p>
+            <w:pPr>
+              <w:spacing w:after="0"/>
+            </w:pPr>
+            <w:r/>
+            <w:r>
+              <w:rPr>
+                <w:rFonts w:ascii="Arial" w:hAnsi="Arial"/>
+                <w:b/>
+                <w:sz w:val="17"/>
+              </w:rPr>
+              <w:t>Field</w:t>
+            </w:r>
+          </w:p>
+        </w:tc>
+        <w:tc>
+          <w:tcPr>
+            <w:tcW w:type="dxa" w:w="1152"/>
+            <w:vAlign w:val="top"/>
+            <w:shd w:fill="D9EAF7"/>
+          </w:tcPr>
+          <w:p>
+            <w:pPr>
+              <w:spacing w:after="0"/>
+            </w:pPr>
+            <w:r/>
+            <w:r>
+              <w:rPr>
+                <w:rFonts w:ascii="Arial" w:hAnsi="Arial"/>
+                <w:b/>
+                <w:sz w:val="17"/>
+              </w:rPr>
+              <w:t>Required</w:t>
+            </w:r>
+          </w:p>
+        </w:tc>
+        <w:tc>
+          <w:tcPr>
+            <w:tcW w:type="dxa" w:w="5328"/>
+            <w:vAlign w:val="top"/>
+            <w:shd w:fill="D9EAF7"/>
+          </w:tcPr>
+          <w:p>
+            <w:pPr>
+              <w:spacing w:after="0"/>
+            </w:pPr>
+            <w:r/>
+            <w:r>
+              <w:rPr>
+                <w:rFonts w:ascii="Arial" w:hAnsi="Arial"/>
+                <w:b/>
+                <w:sz w:val="17"/>
+              </w:rPr>
+              <w:t>Business rule</w:t>
+            </w:r>
+          </w:p>
+        </w:tc>
+      </w:tr>
+      <w:tr>
+        <w:tc>
+          <w:tcPr>
+            <w:tcW w:type="dxa" w:w="1152"/>
+            <w:vAlign w:val="top"/>
+          </w:tcPr>
+          <w:p>
+            <w:pPr>
+              <w:spacing w:after="0"/>
+            </w:pPr>
+            <w:r/>
+            <w:r>
+              <w:rPr>
+                <w:rFonts w:ascii="Arial" w:hAnsi="Arial"/>
+                <w:b w:val="0"/>
+                <w:sz w:val="17"/>
+              </w:rPr>
+              <w:t>Pipeline</w:t>
+            </w:r>
+          </w:p>
+        </w:tc>
+        <w:tc>
+          <w:tcPr>
+            <w:tcW w:type="dxa" w:w="1728"/>
+            <w:vAlign w:val="top"/>
+          </w:tcPr>
+          <w:p>
+            <w:pPr>
+              <w:spacing w:after="0"/>
+            </w:pPr>
+            <w:r/>
+            <w:r>
+              <w:rPr>
+                <w:rFonts w:ascii="Arial" w:hAnsi="Arial"/>
+                <w:b w:val="0"/>
+                <w:sz w:val="17"/>
+              </w:rPr>
+              <w:t>Name</w:t>
+            </w:r>
+          </w:p>
+        </w:tc>
+        <w:tc>
+          <w:tcPr>
+            <w:tcW w:type="dxa" w:w="1152"/>
+            <w:vAlign w:val="top"/>
+          </w:tcPr>
+          <w:p>
+            <w:pPr>
+              <w:spacing w:after="0"/>
+            </w:pPr>
+            <w:r/>
+            <w:r>
+              <w:rPr>
+                <w:rFonts w:ascii="Arial" w:hAnsi="Arial"/>
+                <w:b w:val="0"/>
+                <w:sz w:val="17"/>
+              </w:rPr>
+              <w:t>Yes</w:t>
+            </w:r>
+          </w:p>
+        </w:tc>
+        <w:tc>
+          <w:tcPr>
+            <w:tcW w:type="dxa" w:w="5328"/>
+            <w:vAlign w:val="top"/>
+          </w:tcPr>
+          <w:p>
+            <w:pPr>
+              <w:spacing w:after="0"/>
+            </w:pPr>
+            <w:r/>
+            <w:r>
+              <w:rPr>
+                <w:rFonts w:ascii="Arial" w:hAnsi="Arial"/>
+                <w:b w:val="0"/>
+                <w:sz w:val="17"/>
+              </w:rPr>
+              <w:t>1-120 characters; human-readable; unique enough for users but code is the stable identifier.</w:t>
+            </w:r>
+          </w:p>
+        </w:tc>
+      </w:tr>
+      <w:tr>
+        <w:tc>
+          <w:tcPr>
+            <w:tcW w:type="dxa" w:w="1152"/>
+            <w:vAlign w:val="top"/>
+          </w:tcPr>
+          <w:p>
+            <w:pPr>
+              <w:spacing w:after="0"/>
+            </w:pPr>
+            <w:r/>
+            <w:r>
+              <w:rPr>
+                <w:rFonts w:ascii="Arial" w:hAnsi="Arial"/>
+                <w:b w:val="0"/>
+                <w:sz w:val="17"/>
+              </w:rPr>
+              <w:t>Pipeline</w:t>
+            </w:r>
+          </w:p>
+        </w:tc>
+        <w:tc>
+          <w:tcPr>
+            <w:tcW w:type="dxa" w:w="1728"/>
+            <w:vAlign w:val="top"/>
+          </w:tcPr>
+          <w:p>
+            <w:pPr>
+              <w:spacing w:after="0"/>
+            </w:pPr>
+            <w:r/>
+            <w:r>
+              <w:rPr>
+                <w:rFonts w:ascii="Arial" w:hAnsi="Arial"/>
+                <w:b w:val="0"/>
+                <w:sz w:val="17"/>
+              </w:rPr>
+              <w:t>Code</w:t>
+            </w:r>
+          </w:p>
+        </w:tc>
+        <w:tc>
+          <w:tcPr>
+            <w:tcW w:type="dxa" w:w="1152"/>
+            <w:vAlign w:val="top"/>
+          </w:tcPr>
+          <w:p>
+            <w:pPr>
+              <w:spacing w:after="0"/>
+            </w:pPr>
+            <w:r/>
+            <w:r>
+              <w:rPr>
+                <w:rFonts w:ascii="Arial" w:hAnsi="Arial"/>
+                <w:b w:val="0"/>
+                <w:sz w:val="17"/>
+              </w:rPr>
+              <w:t>Yes</w:t>
+            </w:r>
+          </w:p>
+        </w:tc>
+        <w:tc>
+          <w:tcPr>
+            <w:tcW w:type="dxa" w:w="5328"/>
+            <w:vAlign w:val="top"/>
+          </w:tcPr>
+          <w:p>
+            <w:pPr>
+              <w:spacing w:after="0"/>
+            </w:pPr>
+            <w:r/>
+            <w:r>
+              <w:rPr>
+                <w:rFonts w:ascii="Arial" w:hAnsi="Arial"/>
+                <w:b w:val="0"/>
+                <w:sz w:val="17"/>
+              </w:rPr>
+              <w:t>3-40 characters; uppercase letters, digits, and hyphen; unique within active project for non-archived records.</w:t>
+            </w:r>
+          </w:p>
+        </w:tc>
+      </w:tr>
+      <w:tr>
+        <w:tc>
+          <w:tcPr>
+            <w:tcW w:type="dxa" w:w="1152"/>
+            <w:vAlign w:val="top"/>
+          </w:tcPr>
+          <w:p>
+            <w:pPr>
+              <w:spacing w:after="0"/>
+            </w:pPr>
+            <w:r/>
+            <w:r>
+              <w:rPr>
+                <w:rFonts w:ascii="Arial" w:hAnsi="Arial"/>
+                <w:b w:val="0"/>
+                <w:sz w:val="17"/>
+              </w:rPr>
+              <w:t>Pipeline</w:t>
+            </w:r>
+          </w:p>
+        </w:tc>
+        <w:tc>
+          <w:tcPr>
+            <w:tcW w:type="dxa" w:w="1728"/>
+            <w:vAlign w:val="top"/>
+          </w:tcPr>
+          <w:p>
+            <w:pPr>
+              <w:spacing w:after="0"/>
+            </w:pPr>
+            <w:r/>
+            <w:r>
+              <w:rPr>
+                <w:rFonts w:ascii="Arial" w:hAnsi="Arial"/>
+                <w:b w:val="0"/>
+                <w:sz w:val="17"/>
+              </w:rPr>
+              <w:t>Description</w:t>
+            </w:r>
+          </w:p>
+        </w:tc>
+        <w:tc>
+          <w:tcPr>
+            <w:tcW w:type="dxa" w:w="1152"/>
+            <w:vAlign w:val="top"/>
+          </w:tcPr>
+          <w:p>
+            <w:pPr>
+              <w:spacing w:after="0"/>
+            </w:pPr>
+            <w:r/>
+            <w:r>
+              <w:rPr>
+                <w:rFonts w:ascii="Arial" w:hAnsi="Arial"/>
+                <w:b w:val="0"/>
+                <w:sz w:val="17"/>
+              </w:rPr>
+              <w:t>No</w:t>
+            </w:r>
+          </w:p>
+        </w:tc>
+        <w:tc>
+          <w:tcPr>
+            <w:tcW w:type="dxa" w:w="5328"/>
+            <w:vAlign w:val="top"/>
+          </w:tcPr>
+          <w:p>
+            <w:pPr>
+              <w:spacing w:after="0"/>
+            </w:pPr>
+            <w:r/>
+            <w:r>
+              <w:rPr>
+                <w:rFonts w:ascii="Arial" w:hAnsi="Arial"/>
+                <w:b w:val="0"/>
+                <w:sz w:val="17"/>
+              </w:rPr>
+              <w:t>0-1000 characters describing purpose, not implementation details.</w:t>
+            </w:r>
+          </w:p>
+        </w:tc>
+      </w:tr>
+      <w:tr>
+        <w:tc>
+          <w:tcPr>
+            <w:tcW w:type="dxa" w:w="1152"/>
+            <w:vAlign w:val="top"/>
+          </w:tcPr>
+          <w:p>
+            <w:pPr>
+              <w:spacing w:after="0"/>
+            </w:pPr>
+            <w:r/>
+            <w:r>
+              <w:rPr>
+                <w:rFonts w:ascii="Arial" w:hAnsi="Arial"/>
+                <w:b w:val="0"/>
+                <w:sz w:val="17"/>
+              </w:rPr>
+              <w:t>Pipeline</w:t>
+            </w:r>
+          </w:p>
+        </w:tc>
+        <w:tc>
+          <w:tcPr>
+            <w:tcW w:type="dxa" w:w="1728"/>
+            <w:vAlign w:val="top"/>
+          </w:tcPr>
+          <w:p>
+            <w:pPr>
+              <w:spacing w:after="0"/>
+            </w:pPr>
+            <w:r/>
+            <w:r>
+              <w:rPr>
+                <w:rFonts w:ascii="Arial" w:hAnsi="Arial"/>
+                <w:b w:val="0"/>
+                <w:sz w:val="17"/>
+              </w:rPr>
+              <w:t>Status</w:t>
+            </w:r>
+          </w:p>
+        </w:tc>
+        <w:tc>
+          <w:tcPr>
+            <w:tcW w:type="dxa" w:w="1152"/>
+            <w:vAlign w:val="top"/>
+          </w:tcPr>
+          <w:p>
+            <w:pPr>
+              <w:spacing w:after="0"/>
+            </w:pPr>
+            <w:r/>
+            <w:r>
+              <w:rPr>
+                <w:rFonts w:ascii="Arial" w:hAnsi="Arial"/>
+                <w:b w:val="0"/>
+                <w:sz w:val="17"/>
+              </w:rPr>
+              <w:t>Yes</w:t>
+            </w:r>
+          </w:p>
+        </w:tc>
+        <w:tc>
+          <w:tcPr>
+            <w:tcW w:type="dxa" w:w="5328"/>
+            <w:vAlign w:val="top"/>
+          </w:tcPr>
+          <w:p>
+            <w:pPr>
+              <w:spacing w:after="0"/>
+            </w:pPr>
+            <w:r/>
+            <w:r>
+              <w:rPr>
+                <w:rFonts w:ascii="Arial" w:hAnsi="Arial"/>
+                <w:b w:val="0"/>
+                <w:sz w:val="17"/>
+              </w:rPr>
+              <w:t>Draft, Inactive, Active, or Archived. Controls editability and downstream consumption.</w:t>
+            </w:r>
+          </w:p>
+        </w:tc>
+      </w:tr>
+      <w:tr>
+        <w:tc>
+          <w:tcPr>
+            <w:tcW w:type="dxa" w:w="1152"/>
+            <w:vAlign w:val="top"/>
+          </w:tcPr>
+          <w:p>
+            <w:pPr>
+              <w:spacing w:after="0"/>
+            </w:pPr>
+            <w:r/>
+            <w:r>
+              <w:rPr>
+                <w:rFonts w:ascii="Arial" w:hAnsi="Arial"/>
+                <w:b w:val="0"/>
+                <w:sz w:val="17"/>
+              </w:rPr>
+              <w:t>Pipeline</w:t>
+            </w:r>
+          </w:p>
+        </w:tc>
+        <w:tc>
+          <w:tcPr>
+            <w:tcW w:type="dxa" w:w="1728"/>
+            <w:vAlign w:val="top"/>
+          </w:tcPr>
+          <w:p>
+            <w:pPr>
+              <w:spacing w:after="0"/>
+            </w:pPr>
+            <w:r/>
+            <w:r>
+              <w:rPr>
+                <w:rFonts w:ascii="Arial" w:hAnsi="Arial"/>
+                <w:b w:val="0"/>
+                <w:sz w:val="17"/>
+              </w:rPr>
+              <w:t>Version</w:t>
+            </w:r>
+          </w:p>
+        </w:tc>
+        <w:tc>
+          <w:tcPr>
+            <w:tcW w:type="dxa" w:w="1152"/>
+            <w:vAlign w:val="top"/>
+          </w:tcPr>
+          <w:p>
+            <w:pPr>
+              <w:spacing w:after="0"/>
+            </w:pPr>
+            <w:r/>
+            <w:r>
+              <w:rPr>
+                <w:rFonts w:ascii="Arial" w:hAnsi="Arial"/>
+                <w:b w:val="0"/>
+                <w:sz w:val="17"/>
+              </w:rPr>
+              <w:t>Yes</w:t>
+            </w:r>
+          </w:p>
+        </w:tc>
+        <w:tc>
+          <w:tcPr>
+            <w:tcW w:type="dxa" w:w="5328"/>
+            <w:vAlign w:val="top"/>
+          </w:tcPr>
+          <w:p>
+            <w:pPr>
+              <w:spacing w:after="0"/>
+            </w:pPr>
+            <w:r/>
+            <w:r>
+              <w:rPr>
+                <w:rFonts w:ascii="Arial" w:hAnsi="Arial"/>
+                <w:b w:val="0"/>
+                <w:sz w:val="17"/>
+              </w:rPr>
+              <w:t>Semantic version major.minor.patch for human-visible change tracking.</w:t>
+            </w:r>
+          </w:p>
+        </w:tc>
+      </w:tr>
+      <w:tr>
+        <w:tc>
+          <w:tcPr>
+            <w:tcW w:type="dxa" w:w="1152"/>
+            <w:vAlign w:val="top"/>
+          </w:tcPr>
+          <w:p>
+            <w:pPr>
+              <w:spacing w:after="0"/>
+            </w:pPr>
+            <w:r/>
+            <w:r>
+              <w:rPr>
+                <w:rFonts w:ascii="Arial" w:hAnsi="Arial"/>
+                <w:b w:val="0"/>
+                <w:sz w:val="17"/>
+              </w:rPr>
+              <w:t>Pipeline</w:t>
+            </w:r>
+          </w:p>
+        </w:tc>
+        <w:tc>
+          <w:tcPr>
+            <w:tcW w:type="dxa" w:w="1728"/>
+            <w:vAlign w:val="top"/>
+          </w:tcPr>
+          <w:p>
+            <w:pPr>
+              <w:spacing w:after="0"/>
+            </w:pPr>
+            <w:r/>
+            <w:r>
+              <w:rPr>
+                <w:rFonts w:ascii="Arial" w:hAnsi="Arial"/>
+                <w:b w:val="0"/>
+                <w:sz w:val="17"/>
+              </w:rPr>
+              <w:t>Owner</w:t>
+            </w:r>
+          </w:p>
+        </w:tc>
+        <w:tc>
+          <w:tcPr>
+            <w:tcW w:type="dxa" w:w="1152"/>
+            <w:vAlign w:val="top"/>
+          </w:tcPr>
+          <w:p>
+            <w:pPr>
+              <w:spacing w:after="0"/>
+            </w:pPr>
+            <w:r/>
+            <w:r>
+              <w:rPr>
+                <w:rFonts w:ascii="Arial" w:hAnsi="Arial"/>
+                <w:b w:val="0"/>
+                <w:sz w:val="17"/>
+              </w:rPr>
+              <w:t>Yes</w:t>
+            </w:r>
+          </w:p>
+        </w:tc>
+        <w:tc>
+          <w:tcPr>
+            <w:tcW w:type="dxa" w:w="5328"/>
+            <w:vAlign w:val="top"/>
+          </w:tcPr>
+          <w:p>
+            <w:pPr>
+              <w:spacing w:after="0"/>
+            </w:pPr>
+            <w:r/>
+            <w:r>
+              <w:rPr>
+                <w:rFonts w:ascii="Arial" w:hAnsi="Arial"/>
+                <w:b w:val="0"/>
+                <w:sz w:val="17"/>
+              </w:rPr>
+              <w:t>Project member or configured role responsible for this pipeline.</w:t>
+            </w:r>
+          </w:p>
+        </w:tc>
+      </w:tr>
+      <w:tr>
+        <w:tc>
+          <w:tcPr>
+            <w:tcW w:type="dxa" w:w="1152"/>
+            <w:vAlign w:val="top"/>
+          </w:tcPr>
+          <w:p>
+            <w:pPr>
+              <w:spacing w:after="0"/>
+            </w:pPr>
+            <w:r/>
+            <w:r>
+              <w:rPr>
+                <w:rFonts w:ascii="Arial" w:hAnsi="Arial"/>
+                <w:b w:val="0"/>
+                <w:sz w:val="17"/>
+              </w:rPr>
+              <w:t>Pipeline</w:t>
+            </w:r>
+          </w:p>
+        </w:tc>
+        <w:tc>
+          <w:tcPr>
+            <w:tcW w:type="dxa" w:w="1728"/>
+            <w:vAlign w:val="top"/>
+          </w:tcPr>
+          <w:p>
+            <w:pPr>
+              <w:spacing w:after="0"/>
+            </w:pPr>
+            <w:r/>
+            <w:r>
+              <w:rPr>
+                <w:rFonts w:ascii="Arial" w:hAnsi="Arial"/>
+                <w:b w:val="0"/>
+                <w:sz w:val="17"/>
+              </w:rPr>
+              <w:t>Audit fields</w:t>
+            </w:r>
+          </w:p>
+        </w:tc>
+        <w:tc>
+          <w:tcPr>
+            <w:tcW w:type="dxa" w:w="1152"/>
+            <w:vAlign w:val="top"/>
+          </w:tcPr>
+          <w:p>
+            <w:pPr>
+              <w:spacing w:after="0"/>
+            </w:pPr>
+            <w:r/>
+            <w:r>
+              <w:rPr>
+                <w:rFonts w:ascii="Arial" w:hAnsi="Arial"/>
+                <w:b w:val="0"/>
+                <w:sz w:val="17"/>
+              </w:rPr>
+              <w:t>Yes</w:t>
+            </w:r>
+          </w:p>
+        </w:tc>
+        <w:tc>
+          <w:tcPr>
+            <w:tcW w:type="dxa" w:w="5328"/>
+            <w:vAlign w:val="top"/>
+          </w:tcPr>
+          <w:p>
+            <w:pPr>
+              <w:spacing w:after="0"/>
+            </w:pPr>
+            <w:r/>
+            <w:r>
+              <w:rPr>
+                <w:rFonts w:ascii="Arial" w:hAnsi="Arial"/>
+                <w:b w:val="0"/>
+                <w:sz w:val="17"/>
+              </w:rPr>
+              <w:t>Created/updated/archive metadata populated by system.</w:t>
+            </w:r>
+          </w:p>
+        </w:tc>
+      </w:tr>
+      <w:tr>
+        <w:tc>
+          <w:tcPr>
+            <w:tcW w:type="dxa" w:w="1152"/>
+            <w:vAlign w:val="top"/>
+          </w:tcPr>
+          <w:p>
+            <w:pPr>
+              <w:spacing w:after="0"/>
+            </w:pPr>
+            <w:r/>
+            <w:r>
+              <w:rPr>
+                <w:rFonts w:ascii="Arial" w:hAnsi="Arial"/>
+                <w:b w:val="0"/>
+                <w:sz w:val="17"/>
+              </w:rPr>
+              <w:t>Stage</w:t>
+            </w:r>
+          </w:p>
+        </w:tc>
+        <w:tc>
+          <w:tcPr>
+            <w:tcW w:type="dxa" w:w="1728"/>
+            <w:vAlign w:val="top"/>
+          </w:tcPr>
+          <w:p>
+            <w:pPr>
+              <w:spacing w:after="0"/>
+            </w:pPr>
+            <w:r/>
+            <w:r>
+              <w:rPr>
+                <w:rFonts w:ascii="Arial" w:hAnsi="Arial"/>
+                <w:b w:val="0"/>
+                <w:sz w:val="17"/>
+              </w:rPr>
+              <w:t>Name</w:t>
+            </w:r>
+          </w:p>
+        </w:tc>
+        <w:tc>
+          <w:tcPr>
+            <w:tcW w:type="dxa" w:w="1152"/>
+            <w:vAlign w:val="top"/>
+          </w:tcPr>
+          <w:p>
+            <w:pPr>
+              <w:spacing w:after="0"/>
+            </w:pPr>
+            <w:r/>
+            <w:r>
+              <w:rPr>
+                <w:rFonts w:ascii="Arial" w:hAnsi="Arial"/>
+                <w:b w:val="0"/>
+                <w:sz w:val="17"/>
+              </w:rPr>
+              <w:t>Yes</w:t>
+            </w:r>
+          </w:p>
+        </w:tc>
+        <w:tc>
+          <w:tcPr>
+            <w:tcW w:type="dxa" w:w="5328"/>
+            <w:vAlign w:val="top"/>
+          </w:tcPr>
+          <w:p>
+            <w:pPr>
+              <w:spacing w:after="0"/>
+            </w:pPr>
+            <w:r/>
+            <w:r>
+              <w:rPr>
+                <w:rFonts w:ascii="Arial" w:hAnsi="Arial"/>
+                <w:b w:val="0"/>
+                <w:sz w:val="17"/>
+              </w:rPr>
+              <w:t>1-100 characters; unique inside pipeline.</w:t>
+            </w:r>
+          </w:p>
+        </w:tc>
+      </w:tr>
+      <w:tr>
+        <w:tc>
+          <w:tcPr>
+            <w:tcW w:type="dxa" w:w="1152"/>
+            <w:vAlign w:val="top"/>
+          </w:tcPr>
+          <w:p>
+            <w:pPr>
+              <w:spacing w:after="0"/>
+            </w:pPr>
+            <w:r/>
+            <w:r>
+              <w:rPr>
+                <w:rFonts w:ascii="Arial" w:hAnsi="Arial"/>
+                <w:b w:val="0"/>
+                <w:sz w:val="17"/>
+              </w:rPr>
+              <w:t>Stage</w:t>
+            </w:r>
+          </w:p>
+        </w:tc>
+        <w:tc>
+          <w:tcPr>
+            <w:tcW w:type="dxa" w:w="1728"/>
+            <w:vAlign w:val="top"/>
+          </w:tcPr>
+          <w:p>
+            <w:pPr>
+              <w:spacing w:after="0"/>
+            </w:pPr>
+            <w:r/>
+            <w:r>
+              <w:rPr>
+                <w:rFonts w:ascii="Arial" w:hAnsi="Arial"/>
+                <w:b w:val="0"/>
+                <w:sz w:val="17"/>
+              </w:rPr>
+              <w:t>Stage Type</w:t>
+            </w:r>
+          </w:p>
+        </w:tc>
+        <w:tc>
+          <w:tcPr>
+            <w:tcW w:type="dxa" w:w="1152"/>
+            <w:vAlign w:val="top"/>
+          </w:tcPr>
+          <w:p>
+            <w:pPr>
+              <w:spacing w:after="0"/>
+            </w:pPr>
+            <w:r/>
+            <w:r>
+              <w:rPr>
+                <w:rFonts w:ascii="Arial" w:hAnsi="Arial"/>
+                <w:b w:val="0"/>
+                <w:sz w:val="17"/>
+              </w:rPr>
+              <w:t>Yes</w:t>
+            </w:r>
+          </w:p>
+        </w:tc>
+        <w:tc>
+          <w:tcPr>
+            <w:tcW w:type="dxa" w:w="5328"/>
+            <w:vAlign w:val="top"/>
+          </w:tcPr>
+          <w:p>
+            <w:pPr>
+              <w:spacing w:after="0"/>
+            </w:pPr>
+            <w:r/>
+            <w:r>
+              <w:rPr>
+                <w:rFonts w:ascii="Arial" w:hAnsi="Arial"/>
+                <w:b w:val="0"/>
+                <w:sz w:val="17"/>
+              </w:rPr>
+              <w:t>Shared, Context Engineering, Planning, Generation, Validation, Apply, or Verification.</w:t>
+            </w:r>
+          </w:p>
+        </w:tc>
+      </w:tr>
+      <w:tr>
+        <w:tc>
+          <w:tcPr>
+            <w:tcW w:type="dxa" w:w="1152"/>
+            <w:vAlign w:val="top"/>
+          </w:tcPr>
+          <w:p>
+            <w:pPr>
+              <w:spacing w:after="0"/>
+            </w:pPr>
+            <w:r/>
+            <w:r>
+              <w:rPr>
+                <w:rFonts w:ascii="Arial" w:hAnsi="Arial"/>
+                <w:b w:val="0"/>
+                <w:sz w:val="17"/>
+              </w:rPr>
+              <w:t>Stage</w:t>
+            </w:r>
+          </w:p>
+        </w:tc>
+        <w:tc>
+          <w:tcPr>
+            <w:tcW w:type="dxa" w:w="1728"/>
+            <w:vAlign w:val="top"/>
+          </w:tcPr>
+          <w:p>
+            <w:pPr>
+              <w:spacing w:after="0"/>
+            </w:pPr>
+            <w:r/>
+            <w:r>
+              <w:rPr>
+                <w:rFonts w:ascii="Arial" w:hAnsi="Arial"/>
+                <w:b w:val="0"/>
+                <w:sz w:val="17"/>
+              </w:rPr>
+              <w:t>Order</w:t>
+            </w:r>
+          </w:p>
+        </w:tc>
+        <w:tc>
+          <w:tcPr>
+            <w:tcW w:type="dxa" w:w="1152"/>
+            <w:vAlign w:val="top"/>
+          </w:tcPr>
+          <w:p>
+            <w:pPr>
+              <w:spacing w:after="0"/>
+            </w:pPr>
+            <w:r/>
+            <w:r>
+              <w:rPr>
+                <w:rFonts w:ascii="Arial" w:hAnsi="Arial"/>
+                <w:b w:val="0"/>
+                <w:sz w:val="17"/>
+              </w:rPr>
+              <w:t>Yes</w:t>
+            </w:r>
+          </w:p>
+        </w:tc>
+        <w:tc>
+          <w:tcPr>
+            <w:tcW w:type="dxa" w:w="5328"/>
+            <w:vAlign w:val="top"/>
+          </w:tcPr>
+          <w:p>
+            <w:pPr>
+              <w:spacing w:after="0"/>
+            </w:pPr>
+            <w:r/>
+            <w:r>
+              <w:rPr>
+                <w:rFonts w:ascii="Arial" w:hAnsi="Arial"/>
+                <w:b w:val="0"/>
+                <w:sz w:val="17"/>
+              </w:rPr>
+              <w:t>Positive, unique, contiguous integer inside pipeline.</w:t>
+            </w:r>
+          </w:p>
+        </w:tc>
+      </w:tr>
+      <w:tr>
+        <w:tc>
+          <w:tcPr>
+            <w:tcW w:type="dxa" w:w="1152"/>
+            <w:vAlign w:val="top"/>
+          </w:tcPr>
+          <w:p>
+            <w:pPr>
+              <w:spacing w:after="0"/>
+            </w:pPr>
+            <w:r/>
+            <w:r>
+              <w:rPr>
+                <w:rFonts w:ascii="Arial" w:hAnsi="Arial"/>
+                <w:b w:val="0"/>
+                <w:sz w:val="17"/>
+              </w:rPr>
+              <w:t>Stage</w:t>
+            </w:r>
+          </w:p>
+        </w:tc>
+        <w:tc>
+          <w:tcPr>
+            <w:tcW w:type="dxa" w:w="1728"/>
+            <w:vAlign w:val="top"/>
+          </w:tcPr>
+          <w:p>
+            <w:pPr>
+              <w:spacing w:after="0"/>
+            </w:pPr>
+            <w:r/>
+            <w:r>
+              <w:rPr>
+                <w:rFonts w:ascii="Arial" w:hAnsi="Arial"/>
+                <w:b w:val="0"/>
+                <w:sz w:val="17"/>
+              </w:rPr>
+              <w:t>Input Contract</w:t>
+            </w:r>
+          </w:p>
+        </w:tc>
+        <w:tc>
+          <w:tcPr>
+            <w:tcW w:type="dxa" w:w="1152"/>
+            <w:vAlign w:val="top"/>
+          </w:tcPr>
+          <w:p>
+            <w:pPr>
+              <w:spacing w:after="0"/>
+            </w:pPr>
+            <w:r/>
+            <w:r>
+              <w:rPr>
+                <w:rFonts w:ascii="Arial" w:hAnsi="Arial"/>
+                <w:b w:val="0"/>
+                <w:sz w:val="17"/>
+              </w:rPr>
+              <w:t>Required for Active</w:t>
+            </w:r>
+          </w:p>
+        </w:tc>
+        <w:tc>
+          <w:tcPr>
+            <w:tcW w:type="dxa" w:w="5328"/>
+            <w:vAlign w:val="top"/>
+          </w:tcPr>
+          <w:p>
+            <w:pPr>
+              <w:spacing w:after="0"/>
+            </w:pPr>
+            <w:r/>
+            <w:r>
+              <w:rPr>
+                <w:rFonts w:ascii="Arial" w:hAnsi="Arial"/>
+                <w:b w:val="0"/>
+                <w:sz w:val="17"/>
+              </w:rPr>
+              <w:t>Business-readable description of expected inputs.</w:t>
+            </w:r>
+          </w:p>
+        </w:tc>
+      </w:tr>
+      <w:tr>
+        <w:tc>
+          <w:tcPr>
+            <w:tcW w:type="dxa" w:w="1152"/>
+            <w:vAlign w:val="top"/>
+          </w:tcPr>
+          <w:p>
+            <w:pPr>
+              <w:spacing w:after="0"/>
+            </w:pPr>
+            <w:r/>
+            <w:r>
+              <w:rPr>
+                <w:rFonts w:ascii="Arial" w:hAnsi="Arial"/>
+                <w:b w:val="0"/>
+                <w:sz w:val="17"/>
+              </w:rPr>
+              <w:t>Stage</w:t>
+            </w:r>
+          </w:p>
+        </w:tc>
+        <w:tc>
+          <w:tcPr>
+            <w:tcW w:type="dxa" w:w="1728"/>
+            <w:vAlign w:val="top"/>
+          </w:tcPr>
+          <w:p>
+            <w:pPr>
+              <w:spacing w:after="0"/>
+            </w:pPr>
+            <w:r/>
+            <w:r>
+              <w:rPr>
+                <w:rFonts w:ascii="Arial" w:hAnsi="Arial"/>
+                <w:b w:val="0"/>
+                <w:sz w:val="17"/>
+              </w:rPr>
+              <w:t>Output Contract</w:t>
+            </w:r>
+          </w:p>
+        </w:tc>
+        <w:tc>
+          <w:tcPr>
+            <w:tcW w:type="dxa" w:w="1152"/>
+            <w:vAlign w:val="top"/>
+          </w:tcPr>
+          <w:p>
+            <w:pPr>
+              <w:spacing w:after="0"/>
+            </w:pPr>
+            <w:r/>
+            <w:r>
+              <w:rPr>
+                <w:rFonts w:ascii="Arial" w:hAnsi="Arial"/>
+                <w:b w:val="0"/>
+                <w:sz w:val="17"/>
+              </w:rPr>
+              <w:t>Required for Active</w:t>
+            </w:r>
+          </w:p>
+        </w:tc>
+        <w:tc>
+          <w:tcPr>
+            <w:tcW w:type="dxa" w:w="5328"/>
+            <w:vAlign w:val="top"/>
+          </w:tcPr>
+          <w:p>
+            <w:pPr>
+              <w:spacing w:after="0"/>
+            </w:pPr>
+            <w:r/>
+            <w:r>
+              <w:rPr>
+                <w:rFonts w:ascii="Arial" w:hAnsi="Arial"/>
+                <w:b w:val="0"/>
+                <w:sz w:val="17"/>
+              </w:rPr>
+              <w:t>Business-readable description of produced outputs.</w:t>
+            </w:r>
+          </w:p>
+        </w:tc>
+      </w:tr>
+      <w:tr>
+        <w:tc>
+          <w:tcPr>
+            <w:tcW w:type="dxa" w:w="1152"/>
+            <w:vAlign w:val="top"/>
+          </w:tcPr>
+          <w:p>
+            <w:pPr>
+              <w:spacing w:after="0"/>
+            </w:pPr>
+            <w:r/>
+            <w:r>
+              <w:rPr>
+                <w:rFonts w:ascii="Arial" w:hAnsi="Arial"/>
+                <w:b w:val="0"/>
+                <w:sz w:val="17"/>
+              </w:rPr>
+              <w:t>Stage</w:t>
+            </w:r>
+          </w:p>
+        </w:tc>
+        <w:tc>
+          <w:tcPr>
+            <w:tcW w:type="dxa" w:w="1728"/>
+            <w:vAlign w:val="top"/>
+          </w:tcPr>
+          <w:p>
+            <w:pPr>
+              <w:spacing w:after="0"/>
+            </w:pPr>
+            <w:r/>
+            <w:r>
+              <w:rPr>
+                <w:rFonts w:ascii="Arial" w:hAnsi="Arial"/>
+                <w:b w:val="0"/>
+                <w:sz w:val="17"/>
+              </w:rPr>
+              <w:t>Validation Summary</w:t>
+            </w:r>
+          </w:p>
+        </w:tc>
+        <w:tc>
+          <w:tcPr>
+            <w:tcW w:type="dxa" w:w="1152"/>
+            <w:vAlign w:val="top"/>
+          </w:tcPr>
+          <w:p>
+            <w:pPr>
+              <w:spacing w:after="0"/>
+            </w:pPr>
+            <w:r/>
+            <w:r>
+              <w:rPr>
+                <w:rFonts w:ascii="Arial" w:hAnsi="Arial"/>
+                <w:b w:val="0"/>
+                <w:sz w:val="17"/>
+              </w:rPr>
+              <w:t>No</w:t>
+            </w:r>
+          </w:p>
+        </w:tc>
+        <w:tc>
+          <w:tcPr>
+            <w:tcW w:type="dxa" w:w="5328"/>
+            <w:vAlign w:val="top"/>
+          </w:tcPr>
+          <w:p>
+            <w:pPr>
+              <w:spacing w:after="0"/>
+            </w:pPr>
+            <w:r/>
+            <w:r>
+              <w:rPr>
+                <w:rFonts w:ascii="Arial" w:hAnsi="Arial"/>
+                <w:b w:val="0"/>
+                <w:sz w:val="17"/>
+              </w:rPr>
+              <w:t>0-1000 characters explaining validation expectations.</w:t>
+            </w:r>
+          </w:p>
+        </w:tc>
+      </w:tr>
+    </w:tbl>
+    <w:p>
+      <w:pPr>
+        <w:spacing w:after="80" w:line="250" w:lineRule="auto"/>
+      </w:pPr>
+      <w:r>
+        <w:t>The SRS expresses fields from the business perspective. Database column names, data types, constraints, and DTO structures are defined in the ATS. The business-level names must remain recognizable in the generated UI and agile artifacts.</w:t>
+      </w:r>
+    </w:p>
+    <w:p>
+      <w:r>
+        <w:br w:type="page"/>
       </w:r>
     </w:p>
     <w:p>
       <w:pPr>
-        <w:spacing w:after="80"/>
+        <w:pStyle w:val="Heading1"/>
       </w:pPr>
       <w:r>
-        <w:t>The internship invitation defines the platform as a web UI, REST API and MCP-enabled AI-assisted development environment for planning, implementation and delivery. The context-engineering reference motivates the separation of durable approved artifacts from temporary prompts, emphasizing selection, compression, ordering, isolation and provenance preservation as core principles.</w:t>
+        <w:t>6. User Workflows and UX Expectations</w:t>
+      </w:r>
+    </w:p>
+    <w:tbl>
+      <w:tblPr>
+        <w:tblStyle w:val="TableGrid"/>
+        <w:tblW w:type="auto" w:w="0"/>
+        <w:jc w:val="center"/>
+        <w:tblLook w:firstColumn="1" w:firstRow="1" w:lastColumn="0" w:lastRow="0" w:noHBand="0" w:noVBand="1" w:val="04A0"/>
+      </w:tblPr>
+      <w:tblGrid>
+        <w:gridCol w:w="3456"/>
+        <w:gridCol w:w="3456"/>
+        <w:gridCol w:w="3456"/>
+      </w:tblGrid>
+      <w:tr>
+        <w:tc>
+          <w:tcPr>
+            <w:tcW w:type="dxa" w:w="1584"/>
+            <w:vAlign w:val="top"/>
+            <w:shd w:fill="D9EAF7"/>
+          </w:tcPr>
+          <w:p>
+            <w:pPr>
+              <w:spacing w:after="0"/>
+            </w:pPr>
+            <w:r/>
+            <w:r>
+              <w:rPr>
+                <w:rFonts w:ascii="Arial" w:hAnsi="Arial"/>
+                <w:b/>
+                <w:sz w:val="17"/>
+              </w:rPr>
+              <w:t>Workflow</w:t>
+            </w:r>
+          </w:p>
+        </w:tc>
+        <w:tc>
+          <w:tcPr>
+            <w:tcW w:type="dxa" w:w="4320"/>
+            <w:vAlign w:val="top"/>
+            <w:shd w:fill="D9EAF7"/>
+          </w:tcPr>
+          <w:p>
+            <w:pPr>
+              <w:spacing w:after="0"/>
+            </w:pPr>
+            <w:r/>
+            <w:r>
+              <w:rPr>
+                <w:rFonts w:ascii="Arial" w:hAnsi="Arial"/>
+                <w:b/>
+                <w:sz w:val="17"/>
+              </w:rPr>
+              <w:t>Happy path</w:t>
+            </w:r>
+          </w:p>
+        </w:tc>
+        <w:tc>
+          <w:tcPr>
+            <w:tcW w:type="dxa" w:w="3744"/>
+            <w:vAlign w:val="top"/>
+            <w:shd w:fill="D9EAF7"/>
+          </w:tcPr>
+          <w:p>
+            <w:pPr>
+              <w:spacing w:after="0"/>
+            </w:pPr>
+            <w:r/>
+            <w:r>
+              <w:rPr>
+                <w:rFonts w:ascii="Arial" w:hAnsi="Arial"/>
+                <w:b/>
+                <w:sz w:val="17"/>
+              </w:rPr>
+              <w:t>Required exception handling</w:t>
+            </w:r>
+          </w:p>
+        </w:tc>
+      </w:tr>
+      <w:tr>
+        <w:tc>
+          <w:tcPr>
+            <w:tcW w:type="dxa" w:w="1584"/>
+            <w:vAlign w:val="top"/>
+          </w:tcPr>
+          <w:p>
+            <w:pPr>
+              <w:spacing w:after="0"/>
+            </w:pPr>
+            <w:r/>
+            <w:r>
+              <w:rPr>
+                <w:rFonts w:ascii="Arial" w:hAnsi="Arial"/>
+                <w:b w:val="0"/>
+                <w:sz w:val="17"/>
+              </w:rPr>
+              <w:t>Create</w:t>
+            </w:r>
+          </w:p>
+        </w:tc>
+        <w:tc>
+          <w:tcPr>
+            <w:tcW w:type="dxa" w:w="4320"/>
+            <w:vAlign w:val="top"/>
+          </w:tcPr>
+          <w:p>
+            <w:pPr>
+              <w:spacing w:after="0"/>
+            </w:pPr>
+            <w:r/>
+            <w:r>
+              <w:rPr>
+                <w:rFonts w:ascii="Arial" w:hAnsi="Arial"/>
+                <w:b w:val="0"/>
+                <w:sz w:val="17"/>
+              </w:rPr>
+              <w:t>Open create form, enter metadata, add stages, save as Draft or Inactive.</w:t>
+            </w:r>
+          </w:p>
+        </w:tc>
+        <w:tc>
+          <w:tcPr>
+            <w:tcW w:type="dxa" w:w="3744"/>
+            <w:vAlign w:val="top"/>
+          </w:tcPr>
+          <w:p>
+            <w:pPr>
+              <w:spacing w:after="0"/>
+            </w:pPr>
+            <w:r/>
+            <w:r>
+              <w:rPr>
+                <w:rFonts w:ascii="Arial" w:hAnsi="Arial"/>
+                <w:b w:val="0"/>
+                <w:sz w:val="17"/>
+              </w:rPr>
+              <w:t>Missing required fields, duplicate code, invalid version, empty stage list, and invalid stage order block save.</w:t>
+            </w:r>
+          </w:p>
+        </w:tc>
+      </w:tr>
+      <w:tr>
+        <w:tc>
+          <w:tcPr>
+            <w:tcW w:type="dxa" w:w="1584"/>
+            <w:vAlign w:val="top"/>
+          </w:tcPr>
+          <w:p>
+            <w:pPr>
+              <w:spacing w:after="0"/>
+            </w:pPr>
+            <w:r/>
+            <w:r>
+              <w:rPr>
+                <w:rFonts w:ascii="Arial" w:hAnsi="Arial"/>
+                <w:b w:val="0"/>
+                <w:sz w:val="17"/>
+              </w:rPr>
+              <w:t>Edit</w:t>
+            </w:r>
+          </w:p>
+        </w:tc>
+        <w:tc>
+          <w:tcPr>
+            <w:tcW w:type="dxa" w:w="4320"/>
+            <w:vAlign w:val="top"/>
+          </w:tcPr>
+          <w:p>
+            <w:pPr>
+              <w:spacing w:after="0"/>
+            </w:pPr>
+            <w:r/>
+            <w:r>
+              <w:rPr>
+                <w:rFonts w:ascii="Arial" w:hAnsi="Arial"/>
+                <w:b w:val="0"/>
+                <w:sz w:val="17"/>
+              </w:rPr>
+              <w:t>Open detail, select edit, change mutable fields or stages, validate, save.</w:t>
+            </w:r>
+          </w:p>
+        </w:tc>
+        <w:tc>
+          <w:tcPr>
+            <w:tcW w:type="dxa" w:w="3744"/>
+            <w:vAlign w:val="top"/>
+          </w:tcPr>
+          <w:p>
+            <w:pPr>
+              <w:spacing w:after="0"/>
+            </w:pPr>
+            <w:r/>
+            <w:r>
+              <w:rPr>
+                <w:rFonts w:ascii="Arial" w:hAnsi="Arial"/>
+                <w:b w:val="0"/>
+                <w:sz w:val="17"/>
+              </w:rPr>
+              <w:t>Active and Archived records are read-only except approved status actions.</w:t>
+            </w:r>
+          </w:p>
+        </w:tc>
+      </w:tr>
+      <w:tr>
+        <w:tc>
+          <w:tcPr>
+            <w:tcW w:type="dxa" w:w="1584"/>
+            <w:vAlign w:val="top"/>
+          </w:tcPr>
+          <w:p>
+            <w:pPr>
+              <w:spacing w:after="0"/>
+            </w:pPr>
+            <w:r/>
+            <w:r>
+              <w:rPr>
+                <w:rFonts w:ascii="Arial" w:hAnsi="Arial"/>
+                <w:b w:val="0"/>
+                <w:sz w:val="17"/>
+              </w:rPr>
+              <w:t>Validate</w:t>
+            </w:r>
+          </w:p>
+        </w:tc>
+        <w:tc>
+          <w:tcPr>
+            <w:tcW w:type="dxa" w:w="4320"/>
+            <w:vAlign w:val="top"/>
+          </w:tcPr>
+          <w:p>
+            <w:pPr>
+              <w:spacing w:after="0"/>
+            </w:pPr>
+            <w:r/>
+            <w:r>
+              <w:rPr>
+                <w:rFonts w:ascii="Arial" w:hAnsi="Arial"/>
+                <w:b w:val="0"/>
+                <w:sz w:val="17"/>
+              </w:rPr>
+              <w:t>Run validation from create/edit/detail. System returns rule and field messages without changing business content.</w:t>
+            </w:r>
+          </w:p>
+        </w:tc>
+        <w:tc>
+          <w:tcPr>
+            <w:tcW w:type="dxa" w:w="3744"/>
+            <w:vAlign w:val="top"/>
+          </w:tcPr>
+          <w:p>
+            <w:pPr>
+              <w:spacing w:after="0"/>
+            </w:pPr>
+            <w:r/>
+            <w:r>
+              <w:rPr>
+                <w:rFonts w:ascii="Arial" w:hAnsi="Arial"/>
+                <w:b w:val="0"/>
+                <w:sz w:val="17"/>
+              </w:rPr>
+              <w:t>Validation failure shows actionable messages and keeps user input available.</w:t>
+            </w:r>
+          </w:p>
+        </w:tc>
+      </w:tr>
+      <w:tr>
+        <w:tc>
+          <w:tcPr>
+            <w:tcW w:type="dxa" w:w="1584"/>
+            <w:vAlign w:val="top"/>
+          </w:tcPr>
+          <w:p>
+            <w:pPr>
+              <w:spacing w:after="0"/>
+            </w:pPr>
+            <w:r/>
+            <w:r>
+              <w:rPr>
+                <w:rFonts w:ascii="Arial" w:hAnsi="Arial"/>
+                <w:b w:val="0"/>
+                <w:sz w:val="17"/>
+              </w:rPr>
+              <w:t>Activate</w:t>
+            </w:r>
+          </w:p>
+        </w:tc>
+        <w:tc>
+          <w:tcPr>
+            <w:tcW w:type="dxa" w:w="4320"/>
+            <w:vAlign w:val="top"/>
+          </w:tcPr>
+          <w:p>
+            <w:pPr>
+              <w:spacing w:after="0"/>
+            </w:pPr>
+            <w:r/>
+            <w:r>
+              <w:rPr>
+                <w:rFonts w:ascii="Arial" w:hAnsi="Arial"/>
+                <w:b w:val="0"/>
+                <w:sz w:val="17"/>
+              </w:rPr>
+              <w:t>Validate and promote Draft or Inactive to Active.</w:t>
+            </w:r>
+          </w:p>
+        </w:tc>
+        <w:tc>
+          <w:tcPr>
+            <w:tcW w:type="dxa" w:w="3744"/>
+            <w:vAlign w:val="top"/>
+          </w:tcPr>
+          <w:p>
+            <w:pPr>
+              <w:spacing w:after="0"/>
+            </w:pPr>
+            <w:r/>
+            <w:r>
+              <w:rPr>
+                <w:rFonts w:ascii="Arial" w:hAnsi="Arial"/>
+                <w:b w:val="0"/>
+                <w:sz w:val="17"/>
+              </w:rPr>
+              <w:t>Activation fails if any required active-state contract is missing.</w:t>
+            </w:r>
+          </w:p>
+        </w:tc>
+      </w:tr>
+      <w:tr>
+        <w:tc>
+          <w:tcPr>
+            <w:tcW w:type="dxa" w:w="1584"/>
+            <w:vAlign w:val="top"/>
+          </w:tcPr>
+          <w:p>
+            <w:pPr>
+              <w:spacing w:after="0"/>
+            </w:pPr>
+            <w:r/>
+            <w:r>
+              <w:rPr>
+                <w:rFonts w:ascii="Arial" w:hAnsi="Arial"/>
+                <w:b w:val="0"/>
+                <w:sz w:val="17"/>
+              </w:rPr>
+              <w:t>Deactivate</w:t>
+            </w:r>
+          </w:p>
+        </w:tc>
+        <w:tc>
+          <w:tcPr>
+            <w:tcW w:type="dxa" w:w="4320"/>
+            <w:vAlign w:val="top"/>
+          </w:tcPr>
+          <w:p>
+            <w:pPr>
+              <w:spacing w:after="0"/>
+            </w:pPr>
+            <w:r/>
+            <w:r>
+              <w:rPr>
+                <w:rFonts w:ascii="Arial" w:hAnsi="Arial"/>
+                <w:b w:val="0"/>
+                <w:sz w:val="17"/>
+              </w:rPr>
+              <w:t>Move Active pipeline to Inactive before editing.</w:t>
+            </w:r>
+          </w:p>
+        </w:tc>
+        <w:tc>
+          <w:tcPr>
+            <w:tcW w:type="dxa" w:w="3744"/>
+            <w:vAlign w:val="top"/>
+          </w:tcPr>
+          <w:p>
+            <w:pPr>
+              <w:spacing w:after="0"/>
+            </w:pPr>
+            <w:r/>
+            <w:r>
+              <w:rPr>
+                <w:rFonts w:ascii="Arial" w:hAnsi="Arial"/>
+                <w:b w:val="0"/>
+                <w:sz w:val="17"/>
+              </w:rPr>
+              <w:t>Denied if user lacks permission.</w:t>
+            </w:r>
+          </w:p>
+        </w:tc>
+      </w:tr>
+      <w:tr>
+        <w:tc>
+          <w:tcPr>
+            <w:tcW w:type="dxa" w:w="1584"/>
+            <w:vAlign w:val="top"/>
+          </w:tcPr>
+          <w:p>
+            <w:pPr>
+              <w:spacing w:after="0"/>
+            </w:pPr>
+            <w:r/>
+            <w:r>
+              <w:rPr>
+                <w:rFonts w:ascii="Arial" w:hAnsi="Arial"/>
+                <w:b w:val="0"/>
+                <w:sz w:val="17"/>
+              </w:rPr>
+              <w:t>Archive</w:t>
+            </w:r>
+          </w:p>
+        </w:tc>
+        <w:tc>
+          <w:tcPr>
+            <w:tcW w:type="dxa" w:w="4320"/>
+            <w:vAlign w:val="top"/>
+          </w:tcPr>
+          <w:p>
+            <w:pPr>
+              <w:spacing w:after="0"/>
+            </w:pPr>
+            <w:r/>
+            <w:r>
+              <w:rPr>
+                <w:rFonts w:ascii="Arial" w:hAnsi="Arial"/>
+                <w:b w:val="0"/>
+                <w:sz w:val="17"/>
+              </w:rPr>
+              <w:t>Select archive, confirm, status becomes Archived.</w:t>
+            </w:r>
+          </w:p>
+        </w:tc>
+        <w:tc>
+          <w:tcPr>
+            <w:tcW w:type="dxa" w:w="3744"/>
+            <w:vAlign w:val="top"/>
+          </w:tcPr>
+          <w:p>
+            <w:pPr>
+              <w:spacing w:after="0"/>
+            </w:pPr>
+            <w:r/>
+            <w:r>
+              <w:rPr>
+                <w:rFonts w:ascii="Arial" w:hAnsi="Arial"/>
+                <w:b w:val="0"/>
+                <w:sz w:val="17"/>
+              </w:rPr>
+              <w:t>Archive denied for Active pipeline unless first deactivated.</w:t>
+            </w:r>
+          </w:p>
+        </w:tc>
+      </w:tr>
+      <w:tr>
+        <w:tc>
+          <w:tcPr>
+            <w:tcW w:type="dxa" w:w="1584"/>
+            <w:vAlign w:val="top"/>
+          </w:tcPr>
+          <w:p>
+            <w:pPr>
+              <w:spacing w:after="0"/>
+            </w:pPr>
+            <w:r/>
+            <w:r>
+              <w:rPr>
+                <w:rFonts w:ascii="Arial" w:hAnsi="Arial"/>
+                <w:b w:val="0"/>
+                <w:sz w:val="17"/>
+              </w:rPr>
+              <w:t>Restore</w:t>
+            </w:r>
+          </w:p>
+        </w:tc>
+        <w:tc>
+          <w:tcPr>
+            <w:tcW w:type="dxa" w:w="4320"/>
+            <w:vAlign w:val="top"/>
+          </w:tcPr>
+          <w:p>
+            <w:pPr>
+              <w:spacing w:after="0"/>
+            </w:pPr>
+            <w:r/>
+            <w:r>
+              <w:rPr>
+                <w:rFonts w:ascii="Arial" w:hAnsi="Arial"/>
+                <w:b w:val="0"/>
+                <w:sz w:val="17"/>
+              </w:rPr>
+              <w:t>Administrator views archived records and restores selected record to Inactive.</w:t>
+            </w:r>
+          </w:p>
+        </w:tc>
+        <w:tc>
+          <w:tcPr>
+            <w:tcW w:type="dxa" w:w="3744"/>
+            <w:vAlign w:val="top"/>
+          </w:tcPr>
+          <w:p>
+            <w:pPr>
+              <w:spacing w:after="0"/>
+            </w:pPr>
+            <w:r/>
+            <w:r>
+              <w:rPr>
+                <w:rFonts w:ascii="Arial" w:hAnsi="Arial"/>
+                <w:b w:val="0"/>
+                <w:sz w:val="17"/>
+              </w:rPr>
+              <w:t>Restore denied if another non-archived record uses same code.</w:t>
+            </w:r>
+          </w:p>
+        </w:tc>
+      </w:tr>
+      <w:tr>
+        <w:tc>
+          <w:tcPr>
+            <w:tcW w:type="dxa" w:w="1584"/>
+            <w:vAlign w:val="top"/>
+          </w:tcPr>
+          <w:p>
+            <w:pPr>
+              <w:spacing w:after="0"/>
+            </w:pPr>
+            <w:r/>
+            <w:r>
+              <w:rPr>
+                <w:rFonts w:ascii="Arial" w:hAnsi="Arial"/>
+                <w:b w:val="0"/>
+                <w:sz w:val="17"/>
+              </w:rPr>
+              <w:t>Search/filter</w:t>
+            </w:r>
+          </w:p>
+        </w:tc>
+        <w:tc>
+          <w:tcPr>
+            <w:tcW w:type="dxa" w:w="4320"/>
+            <w:vAlign w:val="top"/>
+          </w:tcPr>
+          <w:p>
+            <w:pPr>
+              <w:spacing w:after="0"/>
+            </w:pPr>
+            <w:r/>
+            <w:r>
+              <w:rPr>
+                <w:rFonts w:ascii="Arial" w:hAnsi="Arial"/>
+                <w:b w:val="0"/>
+                <w:sz w:val="17"/>
+              </w:rPr>
+              <w:t>Use text and filters to reduce list.</w:t>
+            </w:r>
+          </w:p>
+        </w:tc>
+        <w:tc>
+          <w:tcPr>
+            <w:tcW w:type="dxa" w:w="3744"/>
+            <w:vAlign w:val="top"/>
+          </w:tcPr>
+          <w:p>
+            <w:pPr>
+              <w:spacing w:after="0"/>
+            </w:pPr>
+            <w:r/>
+            <w:r>
+              <w:rPr>
+                <w:rFonts w:ascii="Arial" w:hAnsi="Arial"/>
+                <w:b w:val="0"/>
+                <w:sz w:val="17"/>
+              </w:rPr>
+              <w:t>Empty state is explicit and not treated as an error.</w:t>
+            </w:r>
+          </w:p>
+        </w:tc>
+      </w:tr>
+    </w:tbl>
+    <w:p>
+      <w:pPr>
+        <w:spacing w:after="80" w:line="250" w:lineRule="auto"/>
+      </w:pPr>
+      <w:r>
+        <w:t>The UI must be understandable before it is powerful. Validation must be visible, specific, and stable enough that generated tests can assert against error codes or rule identifiers rather than brittle free text only.</w:t>
+      </w:r>
+    </w:p>
+    <w:p>
+      <w:r>
+        <w:br w:type="page"/>
+      </w:r>
+    </w:p>
+    <w:p>
+      <w:pPr>
+        <w:pStyle w:val="Heading1"/>
+      </w:pPr>
+      <w:r>
+        <w:t>7. Business Rules and Acceptance Criteria</w:t>
+      </w:r>
+    </w:p>
+    <w:tbl>
+      <w:tblPr>
+        <w:tblStyle w:val="TableGrid"/>
+        <w:tblW w:type="auto" w:w="0"/>
+        <w:jc w:val="center"/>
+        <w:tblLook w:firstColumn="1" w:firstRow="1" w:lastColumn="0" w:lastRow="0" w:noHBand="0" w:noVBand="1" w:val="04A0"/>
+      </w:tblPr>
+      <w:tblGrid>
+        <w:gridCol w:w="5184"/>
+        <w:gridCol w:w="5184"/>
+      </w:tblGrid>
+      <w:tr>
+        <w:tc>
+          <w:tcPr>
+            <w:tcW w:type="dxa" w:w="1440"/>
+            <w:vAlign w:val="top"/>
+            <w:shd w:fill="D9EAF7"/>
+          </w:tcPr>
+          <w:p>
+            <w:pPr>
+              <w:spacing w:after="0"/>
+            </w:pPr>
+            <w:r/>
+            <w:r>
+              <w:rPr>
+                <w:rFonts w:ascii="Arial" w:hAnsi="Arial"/>
+                <w:b/>
+                <w:sz w:val="17"/>
+              </w:rPr>
+              <w:t>Rule ID</w:t>
+            </w:r>
+          </w:p>
+        </w:tc>
+        <w:tc>
+          <w:tcPr>
+            <w:tcW w:type="dxa" w:w="7920"/>
+            <w:vAlign w:val="top"/>
+            <w:shd w:fill="D9EAF7"/>
+          </w:tcPr>
+          <w:p>
+            <w:pPr>
+              <w:spacing w:after="0"/>
+            </w:pPr>
+            <w:r/>
+            <w:r>
+              <w:rPr>
+                <w:rFonts w:ascii="Arial" w:hAnsi="Arial"/>
+                <w:b/>
+                <w:sz w:val="17"/>
+              </w:rPr>
+              <w:t>Rule</w:t>
+            </w:r>
+          </w:p>
+        </w:tc>
+      </w:tr>
+      <w:tr>
+        <w:tc>
+          <w:tcPr>
+            <w:tcW w:type="dxa" w:w="1440"/>
+            <w:vAlign w:val="top"/>
+          </w:tcPr>
+          <w:p>
+            <w:pPr>
+              <w:spacing w:after="0"/>
+            </w:pPr>
+            <w:r/>
+            <w:r>
+              <w:rPr>
+                <w:rFonts w:ascii="Arial" w:hAnsi="Arial"/>
+                <w:b w:val="0"/>
+                <w:sz w:val="17"/>
+              </w:rPr>
+              <w:t>PM-BR-001</w:t>
+            </w:r>
+          </w:p>
+        </w:tc>
+        <w:tc>
+          <w:tcPr>
+            <w:tcW w:type="dxa" w:w="7920"/>
+            <w:vAlign w:val="top"/>
+          </w:tcPr>
+          <w:p>
+            <w:pPr>
+              <w:spacing w:after="0"/>
+            </w:pPr>
+            <w:r/>
+            <w:r>
+              <w:rPr>
+                <w:rFonts w:ascii="Arial" w:hAnsi="Arial"/>
+                <w:b w:val="0"/>
+                <w:sz w:val="17"/>
+              </w:rPr>
+              <w:t>Pipeline code is the stable business identifier and must not change after first activation.</w:t>
+            </w:r>
+          </w:p>
+        </w:tc>
+      </w:tr>
+      <w:tr>
+        <w:tc>
+          <w:tcPr>
+            <w:tcW w:type="dxa" w:w="1440"/>
+            <w:vAlign w:val="top"/>
+          </w:tcPr>
+          <w:p>
+            <w:pPr>
+              <w:spacing w:after="0"/>
+            </w:pPr>
+            <w:r/>
+            <w:r>
+              <w:rPr>
+                <w:rFonts w:ascii="Arial" w:hAnsi="Arial"/>
+                <w:b w:val="0"/>
+                <w:sz w:val="17"/>
+              </w:rPr>
+              <w:t>PM-BR-002</w:t>
+            </w:r>
+          </w:p>
+        </w:tc>
+        <w:tc>
+          <w:tcPr>
+            <w:tcW w:type="dxa" w:w="7920"/>
+            <w:vAlign w:val="top"/>
+          </w:tcPr>
+          <w:p>
+            <w:pPr>
+              <w:spacing w:after="0"/>
+            </w:pPr>
+            <w:r/>
+            <w:r>
+              <w:rPr>
+                <w:rFonts w:ascii="Arial" w:hAnsi="Arial"/>
+                <w:b w:val="0"/>
+                <w:sz w:val="17"/>
+              </w:rPr>
+              <w:t>Only Draft and Inactive pipelines are editable.</w:t>
+            </w:r>
+          </w:p>
+        </w:tc>
+      </w:tr>
+      <w:tr>
+        <w:tc>
+          <w:tcPr>
+            <w:tcW w:type="dxa" w:w="1440"/>
+            <w:vAlign w:val="top"/>
+          </w:tcPr>
+          <w:p>
+            <w:pPr>
+              <w:spacing w:after="0"/>
+            </w:pPr>
+            <w:r/>
+            <w:r>
+              <w:rPr>
+                <w:rFonts w:ascii="Arial" w:hAnsi="Arial"/>
+                <w:b w:val="0"/>
+                <w:sz w:val="17"/>
+              </w:rPr>
+              <w:t>PM-BR-003</w:t>
+            </w:r>
+          </w:p>
+        </w:tc>
+        <w:tc>
+          <w:tcPr>
+            <w:tcW w:type="dxa" w:w="7920"/>
+            <w:vAlign w:val="top"/>
+          </w:tcPr>
+          <w:p>
+            <w:pPr>
+              <w:spacing w:after="0"/>
+            </w:pPr>
+            <w:r/>
+            <w:r>
+              <w:rPr>
+                <w:rFonts w:ascii="Arial" w:hAnsi="Arial"/>
+                <w:b w:val="0"/>
+                <w:sz w:val="17"/>
+              </w:rPr>
+              <w:t>Archived pipelines are excluded from normal operation and downstream consumption.</w:t>
+            </w:r>
+          </w:p>
+        </w:tc>
+      </w:tr>
+      <w:tr>
+        <w:tc>
+          <w:tcPr>
+            <w:tcW w:type="dxa" w:w="1440"/>
+            <w:vAlign w:val="top"/>
+          </w:tcPr>
+          <w:p>
+            <w:pPr>
+              <w:spacing w:after="0"/>
+            </w:pPr>
+            <w:r/>
+            <w:r>
+              <w:rPr>
+                <w:rFonts w:ascii="Arial" w:hAnsi="Arial"/>
+                <w:b w:val="0"/>
+                <w:sz w:val="17"/>
+              </w:rPr>
+              <w:t>PM-BR-004</w:t>
+            </w:r>
+          </w:p>
+        </w:tc>
+        <w:tc>
+          <w:tcPr>
+            <w:tcW w:type="dxa" w:w="7920"/>
+            <w:vAlign w:val="top"/>
+          </w:tcPr>
+          <w:p>
+            <w:pPr>
+              <w:spacing w:after="0"/>
+            </w:pPr>
+            <w:r/>
+            <w:r>
+              <w:rPr>
+                <w:rFonts w:ascii="Arial" w:hAnsi="Arial"/>
+                <w:b w:val="0"/>
+                <w:sz w:val="17"/>
+              </w:rPr>
+              <w:t>A pipeline must contain at least one stage before save.</w:t>
+            </w:r>
+          </w:p>
+        </w:tc>
+      </w:tr>
+      <w:tr>
+        <w:tc>
+          <w:tcPr>
+            <w:tcW w:type="dxa" w:w="1440"/>
+            <w:vAlign w:val="top"/>
+          </w:tcPr>
+          <w:p>
+            <w:pPr>
+              <w:spacing w:after="0"/>
+            </w:pPr>
+            <w:r/>
+            <w:r>
+              <w:rPr>
+                <w:rFonts w:ascii="Arial" w:hAnsi="Arial"/>
+                <w:b w:val="0"/>
+                <w:sz w:val="17"/>
+              </w:rPr>
+              <w:t>PM-BR-005</w:t>
+            </w:r>
+          </w:p>
+        </w:tc>
+        <w:tc>
+          <w:tcPr>
+            <w:tcW w:type="dxa" w:w="7920"/>
+            <w:vAlign w:val="top"/>
+          </w:tcPr>
+          <w:p>
+            <w:pPr>
+              <w:spacing w:after="0"/>
+            </w:pPr>
+            <w:r/>
+            <w:r>
+              <w:rPr>
+                <w:rFonts w:ascii="Arial" w:hAnsi="Arial"/>
+                <w:b w:val="0"/>
+                <w:sz w:val="17"/>
+              </w:rPr>
+              <w:t>An Active pipeline must have complete input and output contracts for every stage.</w:t>
+            </w:r>
+          </w:p>
+        </w:tc>
+      </w:tr>
+      <w:tr>
+        <w:tc>
+          <w:tcPr>
+            <w:tcW w:type="dxa" w:w="1440"/>
+            <w:vAlign w:val="top"/>
+          </w:tcPr>
+          <w:p>
+            <w:pPr>
+              <w:spacing w:after="0"/>
+            </w:pPr>
+            <w:r/>
+            <w:r>
+              <w:rPr>
+                <w:rFonts w:ascii="Arial" w:hAnsi="Arial"/>
+                <w:b w:val="0"/>
+                <w:sz w:val="17"/>
+              </w:rPr>
+              <w:t>PM-BR-006</w:t>
+            </w:r>
+          </w:p>
+        </w:tc>
+        <w:tc>
+          <w:tcPr>
+            <w:tcW w:type="dxa" w:w="7920"/>
+            <w:vAlign w:val="top"/>
+          </w:tcPr>
+          <w:p>
+            <w:pPr>
+              <w:spacing w:after="0"/>
+            </w:pPr>
+            <w:r/>
+            <w:r>
+              <w:rPr>
+                <w:rFonts w:ascii="Arial" w:hAnsi="Arial"/>
+                <w:b w:val="0"/>
+                <w:sz w:val="17"/>
+              </w:rPr>
+              <w:t>Stage order must be positive, unique, and contiguous within a pipeline.</w:t>
+            </w:r>
+          </w:p>
+        </w:tc>
+      </w:tr>
+      <w:tr>
+        <w:tc>
+          <w:tcPr>
+            <w:tcW w:type="dxa" w:w="1440"/>
+            <w:vAlign w:val="top"/>
+          </w:tcPr>
+          <w:p>
+            <w:pPr>
+              <w:spacing w:after="0"/>
+            </w:pPr>
+            <w:r/>
+            <w:r>
+              <w:rPr>
+                <w:rFonts w:ascii="Arial" w:hAnsi="Arial"/>
+                <w:b w:val="0"/>
+                <w:sz w:val="17"/>
+              </w:rPr>
+              <w:t>PM-BR-007</w:t>
+            </w:r>
+          </w:p>
+        </w:tc>
+        <w:tc>
+          <w:tcPr>
+            <w:tcW w:type="dxa" w:w="7920"/>
+            <w:vAlign w:val="top"/>
+          </w:tcPr>
+          <w:p>
+            <w:pPr>
+              <w:spacing w:after="0"/>
+            </w:pPr>
+            <w:r/>
+            <w:r>
+              <w:rPr>
+                <w:rFonts w:ascii="Arial" w:hAnsi="Arial"/>
+                <w:b w:val="0"/>
+                <w:sz w:val="17"/>
+              </w:rPr>
+              <w:t>Planning may derive agile artifacts from approved SRS/ATS and validated metadata, but may not invent new requirements.</w:t>
+            </w:r>
+          </w:p>
+        </w:tc>
+      </w:tr>
+      <w:tr>
+        <w:tc>
+          <w:tcPr>
+            <w:tcW w:type="dxa" w:w="1440"/>
+            <w:vAlign w:val="top"/>
+          </w:tcPr>
+          <w:p>
+            <w:pPr>
+              <w:spacing w:after="0"/>
+            </w:pPr>
+            <w:r/>
+            <w:r>
+              <w:rPr>
+                <w:rFonts w:ascii="Arial" w:hAnsi="Arial"/>
+                <w:b w:val="0"/>
+                <w:sz w:val="17"/>
+              </w:rPr>
+              <w:t>PM-BR-008</w:t>
+            </w:r>
+          </w:p>
+        </w:tc>
+        <w:tc>
+          <w:tcPr>
+            <w:tcW w:type="dxa" w:w="7920"/>
+            <w:vAlign w:val="top"/>
+          </w:tcPr>
+          <w:p>
+            <w:pPr>
+              <w:spacing w:after="0"/>
+            </w:pPr>
+            <w:r/>
+            <w:r>
+              <w:rPr>
+                <w:rFonts w:ascii="Arial" w:hAnsi="Arial"/>
+                <w:b w:val="0"/>
+                <w:sz w:val="17"/>
+              </w:rPr>
+              <w:t>Generated artifacts must trace back to PM-REQ identifiers and ATS implementation contracts.</w:t>
+            </w:r>
+          </w:p>
+        </w:tc>
+      </w:tr>
+    </w:tbl>
+    <w:tbl>
+      <w:tblPr>
+        <w:tblStyle w:val="TableGrid"/>
+        <w:tblW w:type="auto" w:w="0"/>
+        <w:jc w:val="center"/>
+        <w:tblLook w:firstColumn="1" w:firstRow="1" w:lastColumn="0" w:lastRow="0" w:noHBand="0" w:noVBand="1" w:val="04A0"/>
+      </w:tblPr>
+      <w:tblGrid>
+        <w:gridCol w:w="5184"/>
+        <w:gridCol w:w="5184"/>
+      </w:tblGrid>
+      <w:tr>
+        <w:tc>
+          <w:tcPr>
+            <w:tcW w:type="dxa" w:w="1800"/>
+            <w:vAlign w:val="top"/>
+            <w:shd w:fill="D9EAF7"/>
+          </w:tcPr>
+          <w:p>
+            <w:pPr>
+              <w:spacing w:after="0"/>
+            </w:pPr>
+            <w:r/>
+            <w:r>
+              <w:rPr>
+                <w:rFonts w:ascii="Arial" w:hAnsi="Arial"/>
+                <w:b/>
+                <w:sz w:val="17"/>
+              </w:rPr>
+              <w:t>Acceptance area</w:t>
+            </w:r>
+          </w:p>
+        </w:tc>
+        <w:tc>
+          <w:tcPr>
+            <w:tcW w:type="dxa" w:w="7560"/>
+            <w:vAlign w:val="top"/>
+            <w:shd w:fill="D9EAF7"/>
+          </w:tcPr>
+          <w:p>
+            <w:pPr>
+              <w:spacing w:after="0"/>
+            </w:pPr>
+            <w:r/>
+            <w:r>
+              <w:rPr>
+                <w:rFonts w:ascii="Arial" w:hAnsi="Arial"/>
+                <w:b/>
+                <w:sz w:val="17"/>
+              </w:rPr>
+              <w:t>Criterion</w:t>
+            </w:r>
+          </w:p>
+        </w:tc>
+      </w:tr>
+      <w:tr>
+        <w:tc>
+          <w:tcPr>
+            <w:tcW w:type="dxa" w:w="1800"/>
+            <w:vAlign w:val="top"/>
+          </w:tcPr>
+          <w:p>
+            <w:pPr>
+              <w:spacing w:after="0"/>
+            </w:pPr>
+            <w:r/>
+            <w:r>
+              <w:rPr>
+                <w:rFonts w:ascii="Arial" w:hAnsi="Arial"/>
+                <w:b w:val="0"/>
+                <w:sz w:val="17"/>
+              </w:rPr>
+              <w:t>Functional</w:t>
+            </w:r>
+          </w:p>
+        </w:tc>
+        <w:tc>
+          <w:tcPr>
+            <w:tcW w:type="dxa" w:w="7560"/>
+            <w:vAlign w:val="top"/>
+          </w:tcPr>
+          <w:p>
+            <w:pPr>
+              <w:spacing w:after="0"/>
+            </w:pPr>
+            <w:r/>
+            <w:r>
+              <w:rPr>
+                <w:rFonts w:ascii="Arial" w:hAnsi="Arial"/>
+                <w:b w:val="0"/>
+                <w:sz w:val="17"/>
+              </w:rPr>
+              <w:t>The module supports create, list, detail, update, archive, restore, search, filter, validate, activate, and deactivate where permitted.</w:t>
+            </w:r>
+          </w:p>
+        </w:tc>
+      </w:tr>
+      <w:tr>
+        <w:tc>
+          <w:tcPr>
+            <w:tcW w:type="dxa" w:w="1800"/>
+            <w:vAlign w:val="top"/>
+          </w:tcPr>
+          <w:p>
+            <w:pPr>
+              <w:spacing w:after="0"/>
+            </w:pPr>
+            <w:r/>
+            <w:r>
+              <w:rPr>
+                <w:rFonts w:ascii="Arial" w:hAnsi="Arial"/>
+                <w:b w:val="0"/>
+                <w:sz w:val="17"/>
+              </w:rPr>
+              <w:t>Scope</w:t>
+            </w:r>
+          </w:p>
+        </w:tc>
+        <w:tc>
+          <w:tcPr>
+            <w:tcW w:type="dxa" w:w="7560"/>
+            <w:vAlign w:val="top"/>
+          </w:tcPr>
+          <w:p>
+            <w:pPr>
+              <w:spacing w:after="0"/>
+            </w:pPr>
+            <w:r/>
+            <w:r>
+              <w:rPr>
+                <w:rFonts w:ascii="Arial" w:hAnsi="Arial"/>
+                <w:b w:val="0"/>
+                <w:sz w:val="17"/>
+              </w:rPr>
+              <w:t>The module does not execute pipelines or integrate AI providers.</w:t>
+            </w:r>
+          </w:p>
+        </w:tc>
+      </w:tr>
+      <w:tr>
+        <w:tc>
+          <w:tcPr>
+            <w:tcW w:type="dxa" w:w="1800"/>
+            <w:vAlign w:val="top"/>
+          </w:tcPr>
+          <w:p>
+            <w:pPr>
+              <w:spacing w:after="0"/>
+            </w:pPr>
+            <w:r/>
+            <w:r>
+              <w:rPr>
+                <w:rFonts w:ascii="Arial" w:hAnsi="Arial"/>
+                <w:b w:val="0"/>
+                <w:sz w:val="17"/>
+              </w:rPr>
+              <w:t>Traceability</w:t>
+            </w:r>
+          </w:p>
+        </w:tc>
+        <w:tc>
+          <w:tcPr>
+            <w:tcW w:type="dxa" w:w="7560"/>
+            <w:vAlign w:val="top"/>
+          </w:tcPr>
+          <w:p>
+            <w:pPr>
+              <w:spacing w:after="0"/>
+            </w:pPr>
+            <w:r/>
+            <w:r>
+              <w:rPr>
+                <w:rFonts w:ascii="Arial" w:hAnsi="Arial"/>
+                <w:b w:val="0"/>
+                <w:sz w:val="17"/>
+              </w:rPr>
+              <w:t>Every generated epic/story/task/test can trace to PM-REQ and ATS sections.</w:t>
+            </w:r>
+          </w:p>
+        </w:tc>
+      </w:tr>
+      <w:tr>
+        <w:tc>
+          <w:tcPr>
+            <w:tcW w:type="dxa" w:w="1800"/>
+            <w:vAlign w:val="top"/>
+          </w:tcPr>
+          <w:p>
+            <w:pPr>
+              <w:spacing w:after="0"/>
+            </w:pPr>
+            <w:r/>
+            <w:r>
+              <w:rPr>
+                <w:rFonts w:ascii="Arial" w:hAnsi="Arial"/>
+                <w:b w:val="0"/>
+                <w:sz w:val="17"/>
+              </w:rPr>
+              <w:t>Determinism</w:t>
+            </w:r>
+          </w:p>
+        </w:tc>
+        <w:tc>
+          <w:tcPr>
+            <w:tcW w:type="dxa" w:w="7560"/>
+            <w:vAlign w:val="top"/>
+          </w:tcPr>
+          <w:p>
+            <w:pPr>
+              <w:spacing w:after="0"/>
+            </w:pPr>
+            <w:r/>
+            <w:r>
+              <w:rPr>
+                <w:rFonts w:ascii="Arial" w:hAnsi="Arial"/>
+                <w:b w:val="0"/>
+                <w:sz w:val="17"/>
+              </w:rPr>
+              <w:t>The same approved SRS and ATS produce the same planned agile artifact structure for this module.</w:t>
+            </w:r>
+          </w:p>
+        </w:tc>
+      </w:tr>
+      <w:tr>
+        <w:tc>
+          <w:tcPr>
+            <w:tcW w:type="dxa" w:w="1800"/>
+            <w:vAlign w:val="top"/>
+          </w:tcPr>
+          <w:p>
+            <w:pPr>
+              <w:spacing w:after="0"/>
+            </w:pPr>
+            <w:r/>
+            <w:r>
+              <w:rPr>
+                <w:rFonts w:ascii="Arial" w:hAnsi="Arial"/>
+                <w:b w:val="0"/>
+                <w:sz w:val="17"/>
+              </w:rPr>
+              <w:t>Approval</w:t>
+            </w:r>
+          </w:p>
+        </w:tc>
+        <w:tc>
+          <w:tcPr>
+            <w:tcW w:type="dxa" w:w="7560"/>
+            <w:vAlign w:val="top"/>
+          </w:tcPr>
+          <w:p>
+            <w:pPr>
+              <w:spacing w:after="0"/>
+            </w:pPr>
+            <w:r/>
+            <w:r>
+              <w:rPr>
+                <w:rFonts w:ascii="Arial" w:hAnsi="Arial"/>
+                <w:b w:val="0"/>
+                <w:sz w:val="17"/>
+              </w:rPr>
+              <w:t>SRS and ATS are the only manually approved documents; downstream outputs are derived.</w:t>
+            </w:r>
+          </w:p>
+        </w:tc>
+      </w:tr>
+    </w:tbl>
+    <w:p>
+      <w:pPr>
+        <w:spacing w:after="80" w:line="250" w:lineRule="auto"/>
+      </w:pPr>
+      <w:r>
+        <w:t>End of SRS.</w:t>
       </w:r>
     </w:p>
     <w:sectPr>
       <w:pgSz w:w="12240" w:h="15840"/>
-      <w:pgMar w:top="936" w:right="1080" w:bottom="936" w:left="1080" w:header="720" w:footer="720" w:gutter="0"/>
+      <w:pgMar w:top="936" w:right="936" w:bottom="936" w:left="936" w:header="720" w:footer="720" w:gutter="0"/>
       <w:cols w:space="720"/>
       <w:docGrid w:linePitch="360"/>
     </w:sectPr>
@@ -3222,7 +5945,7 @@
     <w:rsid w:val="00FC693F"/>
     <w:rPr>
       <w:rFonts w:ascii="Arial" w:hAnsi="Arial"/>
-      <w:sz w:val="20"/>
+      <w:sz w:val="19"/>
     </w:rPr>
   </w:style>
   <w:style w:type="paragraph" w:styleId="Header">
@@ -3574,7 +6297,7 @@
       <w:contextualSpacing/>
     </w:pPr>
     <w:rPr>
-      <w:rFonts w:asciiTheme="majorHAnsi" w:eastAsiaTheme="majorEastAsia" w:hAnsiTheme="majorHAnsi" w:cstheme="majorBidi" w:ascii="Arial" w:hAnsi="Arial"/>
+      <w:rFonts w:asciiTheme="majorHAnsi" w:eastAsiaTheme="majorEastAsia" w:hAnsiTheme="majorHAnsi" w:cstheme="majorBidi"/>
       <w:color w:val="17365D" w:themeColor="text2" w:themeShade="BF"/>
       <w:spacing w:val="5"/>
       <w:kern w:val="28"/>
